--- a/templates/Application for Protection Order.docx
+++ b/templates/Application for Protection Order.docx
@@ -1085,6 +1085,7 @@
           <w:rFonts w:ascii="Arial" w:hAnsi="Arial" w:cs="Arial"/>
           <w:lang w:val="en-GB"/>
         </w:rPr>
+        <w:br w:type="page"/>
         <w:t>I,</w:t>
       </w:r>
       <w:r>
@@ -1366,6 +1367,9 @@
         <w:t>Affidavit in Support </w:t>
       </w:r>
       <w:r>
+        <w:br/>
+      </w:r>
+      <w:r>
         <w:rPr>
           <w:rStyle w:val="eop"/>
           <w:rFonts w:ascii="Arial" w:hAnsi="Arial" w:cs="Arial"/>
@@ -1983,6 +1987,7 @@
           <w:bCs/>
           <w:lang w:val="en-GB"/>
         </w:rPr>
+        <w:br w:type="page"/>
         <w:t>CERTIFICATE OF LAWYER</w:t>
       </w:r>
       <w:r>
@@ -2894,6 +2899,7 @@
           <w:bCs/>
           <w:lang w:val="en-GB"/>
         </w:rPr>
+        <w:br w:type="page"/>
         <w:t>DATE OF HEARING</w:t>
       </w:r>
       <w:r>

--- a/templates/Application for Protection Order.docx
+++ b/templates/Application for Protection Order.docx
@@ -47,40 +47,60 @@
           <w:color w:val="202124"/>
           <w:shd w:val="clear" w:color="auto" w:fill="FFFFFF"/>
         </w:rPr>
-        <w:t>TĀMAKI MAKAURAU</w:t>
-      </w:r>
-      <w:r>
-        <w:rPr>
-          <w:b/>
-        </w:rPr>
-        <w:t xml:space="preserve"> </w:t>
-      </w:r>
-    </w:p>
-    <w:p>
-      <w:pPr>
-        <w:ind w:right="-136"/>
-        <w:rPr>
-          <w:b/>
-        </w:rPr>
-      </w:pPr>
-    </w:p>
-    <w:p>
-      <w:pPr>
-        <w:ind w:right="-136"/>
-        <w:rPr>
-          <w:b/>
-        </w:rPr>
-      </w:pPr>
-      <w:r>
-        <w:rPr>
-          <w:b/>
-        </w:rPr>
-        <w:t xml:space="preserve">IN THE </w:t>
-      </w:r>
+        <w:t>{{</w:t>
+      </w:r>
+      <w:proofErr w:type="spellStart"/>
       <w:r>
         <w:rPr>
           <w:rFonts w:cs="Arial"/>
           <w:b/>
+          <w:color w:val="202124"/>
+          <w:shd w:val="clear" w:color="auto" w:fill="FFFFFF"/>
+        </w:rPr>
+        <w:t>Maori_court_name</w:t>
+      </w:r>
+      <w:proofErr w:type="spellEnd"/>
+      <w:r>
+        <w:rPr>
+          <w:rFonts w:cs="Arial"/>
+          <w:b/>
+          <w:color w:val="202124"/>
+          <w:shd w:val="clear" w:color="auto" w:fill="FFFFFF"/>
+        </w:rPr>
+        <w:t>}}</w:t>
+      </w:r>
+      <w:r>
+        <w:rPr>
+          <w:b/>
+        </w:rPr>
+        <w:t xml:space="preserve"> </w:t>
+      </w:r>
+    </w:p>
+    <w:p>
+      <w:pPr>
+        <w:ind w:right="-136"/>
+        <w:rPr>
+          <w:b/>
+        </w:rPr>
+      </w:pPr>
+    </w:p>
+    <w:p>
+      <w:pPr>
+        <w:ind w:right="-136"/>
+        <w:rPr>
+          <w:b/>
+        </w:rPr>
+      </w:pPr>
+      <w:r>
+        <w:rPr>
+          <w:b/>
+        </w:rPr>
+        <w:t xml:space="preserve">IN THE </w:t>
+      </w:r>
+      <w:r>
+        <w:rPr>
+          <w:rFonts w:cs="Arial"/>
+          <w:b/>
         </w:rPr>
         <w:t xml:space="preserve">FAMILY </w:t>
       </w:r>
@@ -102,19 +122,21 @@
         <w:rPr>
           <w:b/>
         </w:rPr>
-        <w:t xml:space="preserve">HELD AT </w:t>
-      </w:r>
+        <w:t>HELD AT {{</w:t>
+      </w:r>
+      <w:proofErr w:type="spellStart"/>
       <w:r>
         <w:rPr>
           <w:b/>
         </w:rPr>
-        <w:t>{{</w:t>
-      </w:r>
+        <w:t>English_court_name</w:t>
+      </w:r>
+      <w:proofErr w:type="spellEnd"/>
       <w:r>
         <w:rPr>
           <w:b/>
         </w:rPr>
-        <w:t>COURT_LOCATION}}</w:t>
+        <w:t xml:space="preserve">}} </w:t>
       </w:r>
       <w:r>
         <w:rPr>
@@ -507,6 +529,7 @@
     </w:p>
     <w:p>
       <w:pPr>
+        <w:ind w:left="5760"/>
         <w:jc w:val="center"/>
         <w:rPr>
           <w:u w:val="single"/>
@@ -516,55 +539,7 @@
         <w:rPr>
           <w:u w:val="single"/>
         </w:rPr>
-        <w:tab/>
-      </w:r>
-      <w:r>
-        <w:rPr>
-          <w:u w:val="single"/>
-        </w:rPr>
-        <w:tab/>
-      </w:r>
-      <w:r>
-        <w:rPr>
-          <w:u w:val="single"/>
-        </w:rPr>
-        <w:tab/>
-      </w:r>
-      <w:r>
-        <w:rPr>
-          <w:u w:val="single"/>
-        </w:rPr>
-        <w:tab/>
-      </w:r>
-      <w:r>
-        <w:rPr>
-          <w:u w:val="single"/>
-        </w:rPr>
-        <w:tab/>
-      </w:r>
-      <w:r>
-        <w:rPr>
-          <w:u w:val="single"/>
-        </w:rPr>
-        <w:tab/>
-      </w:r>
-      <w:r>
-        <w:rPr>
-          <w:u w:val="single"/>
-        </w:rPr>
-        <w:tab/>
-      </w:r>
-      <w:r>
-        <w:rPr>
-          <w:u w:val="single"/>
-        </w:rPr>
-        <w:tab/>
-      </w:r>
-      <w:r>
-        <w:rPr>
-          <w:u w:val="single"/>
-        </w:rPr>
-        <w:t>_______________</w:t>
+        <w:t>_____________</w:t>
       </w:r>
     </w:p>
     <w:p>
@@ -677,29 +652,55 @@
         <w:spacing w:line="240" w:lineRule="atLeast"/>
         <w:ind w:right="17"/>
         <w:jc w:val="center"/>
-        <w:rPr>
-          <w:szCs w:val="24"/>
-        </w:rPr>
       </w:pPr>
       <w:r>
         <w:rPr>
           <w:rFonts w:cs="Arial"/>
           <w:szCs w:val="24"/>
         </w:rPr>
-        <w:t xml:space="preserve">Dated this         day of                      </w:t>
+        <w:t>Dated this</w:t>
       </w:r>
       <w:r>
         <w:rPr>
           <w:rFonts w:cs="Arial"/>
           <w:szCs w:val="24"/>
         </w:rPr>
-        <w:t>2025</w:t>
-      </w:r>
-    </w:p>
-    <w:p>
-      <w:pPr>
-        <w:spacing w:line="240" w:lineRule="atLeast"/>
-        <w:ind w:right="17"/>
+        <w:t xml:space="preserve"> {{</w:t>
+      </w:r>
+      <w:proofErr w:type="spellStart"/>
+      <w:r>
+        <w:rPr>
+          <w:rFonts w:cs="Arial"/>
+          <w:szCs w:val="24"/>
+        </w:rPr>
+        <w:t>month_day</w:t>
+      </w:r>
+      <w:proofErr w:type="spellEnd"/>
+      <w:r>
+        <w:rPr>
+          <w:rFonts w:cs="Arial"/>
+          <w:szCs w:val="24"/>
+        </w:rPr>
+        <w:t>}}</w:t>
+      </w:r>
+      <w:r>
+        <w:rPr>
+          <w:rFonts w:cs="Arial"/>
+          <w:szCs w:val="24"/>
+        </w:rPr>
+        <w:t xml:space="preserve"> </w:t>
+      </w:r>
+      <w:r>
+        <w:rPr>
+          <w:rFonts w:cs="Arial"/>
+          <w:szCs w:val="24"/>
+        </w:rPr>
+        <w:t>day of {{month}} 2026</w:t>
+      </w:r>
+    </w:p>
+    <w:p>
+      <w:pPr>
+        <w:ind w:left="5760"/>
         <w:jc w:val="center"/>
         <w:rPr>
           <w:u w:val="single"/>
@@ -709,55 +710,13 @@
         <w:rPr>
           <w:u w:val="single"/>
         </w:rPr>
-        <w:tab/>
+        <w:t>____________</w:t>
       </w:r>
       <w:r>
         <w:rPr>
           <w:u w:val="single"/>
         </w:rPr>
-        <w:tab/>
-      </w:r>
-      <w:r>
-        <w:rPr>
-          <w:u w:val="single"/>
-        </w:rPr>
-        <w:tab/>
-      </w:r>
-      <w:r>
-        <w:rPr>
-          <w:u w:val="single"/>
-        </w:rPr>
-        <w:tab/>
-      </w:r>
-      <w:r>
-        <w:rPr>
-          <w:u w:val="single"/>
-        </w:rPr>
-        <w:tab/>
-      </w:r>
-      <w:r>
-        <w:rPr>
-          <w:u w:val="single"/>
-        </w:rPr>
-        <w:tab/>
-      </w:r>
-      <w:r>
-        <w:rPr>
-          <w:u w:val="single"/>
-        </w:rPr>
-        <w:tab/>
-      </w:r>
-      <w:r>
-        <w:rPr>
-          <w:u w:val="single"/>
-        </w:rPr>
-        <w:tab/>
-      </w:r>
-      <w:r>
-        <w:rPr>
-          <w:u w:val="single"/>
-        </w:rPr>
-        <w:t>________________</w:t>
+        <w:t>_</w:t>
       </w:r>
     </w:p>
     <w:p>
@@ -823,7 +782,7 @@
     <w:p>
       <w:pPr>
         <w:spacing w:line="240" w:lineRule="atLeast"/>
-        <w:ind w:right="-136"/>
+        <w:ind w:left="6480" w:right="-136"/>
         <w:rPr>
           <w:rFonts w:cs="Arial"/>
           <w:bCs/>
@@ -836,7 +795,7 @@
           <w:bCs/>
           <w:u w:val="single"/>
         </w:rPr>
-        <w:tab/>
+        <w:t>__</w:t>
       </w:r>
       <w:r>
         <w:rPr>
@@ -844,64 +803,7 @@
           <w:bCs/>
           <w:u w:val="single"/>
         </w:rPr>
-        <w:tab/>
-      </w:r>
-      <w:r>
-        <w:rPr>
-          <w:rFonts w:cs="Arial"/>
-          <w:bCs/>
-          <w:u w:val="single"/>
-        </w:rPr>
-        <w:tab/>
-      </w:r>
-      <w:r>
-        <w:rPr>
-          <w:rFonts w:cs="Arial"/>
-          <w:bCs/>
-          <w:u w:val="single"/>
-        </w:rPr>
-        <w:tab/>
-      </w:r>
-      <w:r>
-        <w:rPr>
-          <w:rFonts w:cs="Arial"/>
-          <w:bCs/>
-          <w:u w:val="single"/>
-        </w:rPr>
-        <w:tab/>
-      </w:r>
-      <w:r>
-        <w:rPr>
-          <w:rFonts w:cs="Arial"/>
-          <w:bCs/>
-          <w:u w:val="single"/>
-        </w:rPr>
-        <w:tab/>
-      </w:r>
-      <w:r>
-        <w:rPr>
-          <w:rFonts w:cs="Arial"/>
-          <w:bCs/>
-          <w:u w:val="single"/>
-        </w:rPr>
-        <w:tab/>
-      </w:r>
-      <w:r>
-        <w:rPr>
-          <w:rFonts w:cs="Arial"/>
-          <w:bCs/>
-          <w:u w:val="single"/>
-        </w:rPr>
-        <w:tab/>
-      </w:r>
-      <w:r>
-        <w:rPr>
-          <w:rFonts w:cs="Arial"/>
-          <w:bCs/>
-          <w:u w:val="single"/>
-        </w:rPr>
-        <w:tab/>
-        <w:t>___________</w:t>
+        <w:t>________</w:t>
       </w:r>
     </w:p>
     <w:p>
@@ -1086,6 +988,14 @@
           <w:lang w:val="en-GB"/>
         </w:rPr>
         <w:br w:type="page"/>
+      </w:r>
+      <w:r>
+        <w:rPr>
+          <w:rStyle w:val="normaltextrun"/>
+          <w:rFonts w:ascii="Arial" w:hAnsi="Arial" w:cs="Arial"/>
+          <w:lang w:val="en-GB"/>
+        </w:rPr>
+        <w:lastRenderedPageBreak/>
         <w:t>I,</w:t>
       </w:r>
       <w:r>
@@ -1988,6 +1898,16 @@
           <w:lang w:val="en-GB"/>
         </w:rPr>
         <w:br w:type="page"/>
+      </w:r>
+      <w:r>
+        <w:rPr>
+          <w:rStyle w:val="normaltextrun"/>
+          <w:rFonts w:ascii="Arial" w:hAnsi="Arial" w:cs="Arial"/>
+          <w:b/>
+          <w:bCs/>
+          <w:lang w:val="en-GB"/>
+        </w:rPr>
+        <w:lastRenderedPageBreak/>
         <w:t>CERTIFICATE OF LAWYER</w:t>
       </w:r>
       <w:r>
@@ -1995,6 +1915,192 @@
           <w:rStyle w:val="eop"/>
           <w:rFonts w:ascii="Arial" w:hAnsi="Arial" w:cs="Arial"/>
         </w:rPr>
+        <w:t> </w:t>
+      </w:r>
+    </w:p>
+    <w:p>
+      <w:pPr>
+        <w:tabs>
+          <w:tab w:val="left" w:pos="0"/>
+        </w:tabs>
+        <w:spacing w:before="360" w:line="360" w:lineRule="auto"/>
+        <w:ind w:right="197"/>
+        <w:jc w:val="both"/>
+        <w:rPr>
+          <w:rFonts w:cs="Arial"/>
+          <w:lang w:val="en-GB"/>
+        </w:rPr>
+      </w:pPr>
+      <w:r>
+        <w:rPr>
+          <w:rFonts w:cs="Arial"/>
+          <w:lang w:val="en-GB"/>
+        </w:rPr>
+        <w:t>I certify that:</w:t>
+      </w:r>
+    </w:p>
+    <w:p>
+      <w:pPr>
+        <w:numPr>
+          <w:ilvl w:val="0"/>
+          <w:numId w:val="12"/>
+        </w:numPr>
+        <w:tabs>
+          <w:tab w:val="clear" w:pos="360"/>
+          <w:tab w:val="left" w:pos="0"/>
+          <w:tab w:val="left" w:pos="540"/>
+        </w:tabs>
+        <w:spacing w:before="360" w:line="360" w:lineRule="auto"/>
+        <w:ind w:left="540" w:right="197" w:hanging="540"/>
+        <w:jc w:val="both"/>
+        <w:rPr>
+          <w:rFonts w:cs="Arial"/>
+          <w:color w:val="000000"/>
+          <w:lang w:val="en-GB" w:eastAsia="en-GB"/>
+        </w:rPr>
+      </w:pPr>
+      <w:r>
+        <w:rPr>
+          <w:rFonts w:cs="Arial"/>
+          <w:color w:val="000000"/>
+          <w:lang w:val="en-GB" w:eastAsia="en-GB"/>
+        </w:rPr>
+        <w:t xml:space="preserve">I have advised the Applicant that every affidavit that accompanies this application must fully and frankly disclose all relevant circumstances, </w:t>
+      </w:r>
+      <w:proofErr w:type="gramStart"/>
+      <w:r>
+        <w:rPr>
+          <w:rFonts w:cs="Arial"/>
+          <w:color w:val="000000"/>
+          <w:lang w:val="en-GB" w:eastAsia="en-GB"/>
+        </w:rPr>
+        <w:t>whether or not</w:t>
+      </w:r>
+      <w:proofErr w:type="gramEnd"/>
+      <w:r>
+        <w:rPr>
+          <w:rFonts w:cs="Arial"/>
+          <w:color w:val="000000"/>
+          <w:lang w:val="en-GB" w:eastAsia="en-GB"/>
+        </w:rPr>
+        <w:t xml:space="preserve"> they are advantageous to the Applicant and any other person for whose benefit the order is sought; and </w:t>
+      </w:r>
+    </w:p>
+    <w:p>
+      <w:pPr>
+        <w:numPr>
+          <w:ilvl w:val="0"/>
+          <w:numId w:val="12"/>
+        </w:numPr>
+        <w:tabs>
+          <w:tab w:val="clear" w:pos="360"/>
+          <w:tab w:val="left" w:pos="0"/>
+          <w:tab w:val="left" w:pos="540"/>
+        </w:tabs>
+        <w:spacing w:before="360" w:line="360" w:lineRule="auto"/>
+        <w:ind w:left="540" w:right="197" w:hanging="540"/>
+        <w:jc w:val="both"/>
+        <w:rPr>
+          <w:rFonts w:cs="Arial"/>
+          <w:color w:val="000000"/>
+          <w:lang w:val="en-GB" w:eastAsia="en-GB"/>
+        </w:rPr>
+      </w:pPr>
+      <w:r>
+        <w:rPr>
+          <w:rFonts w:cs="Arial"/>
+          <w:color w:val="000000"/>
+          <w:lang w:val="en-GB" w:eastAsia="en-GB"/>
+        </w:rPr>
+        <w:t xml:space="preserve">I have made reasonable enquiries of the Applicant to establish whether the relevant circumstances have been disclosed, and to the best of my knowledge every affidavit filed in support of this application discloses all said circumstances; and </w:t>
+      </w:r>
+    </w:p>
+    <w:p>
+      <w:pPr>
+        <w:numPr>
+          <w:ilvl w:val="0"/>
+          <w:numId w:val="12"/>
+        </w:numPr>
+        <w:tabs>
+          <w:tab w:val="clear" w:pos="360"/>
+          <w:tab w:val="left" w:pos="0"/>
+          <w:tab w:val="left" w:pos="540"/>
+        </w:tabs>
+        <w:spacing w:before="360" w:line="360" w:lineRule="auto"/>
+        <w:ind w:left="540" w:right="197" w:hanging="540"/>
+        <w:jc w:val="both"/>
+        <w:rPr>
+          <w:rFonts w:cs="Arial"/>
+          <w:color w:val="000000"/>
+          <w:lang w:val="en-GB" w:eastAsia="en-GB"/>
+        </w:rPr>
+      </w:pPr>
+      <w:r>
+        <w:rPr>
+          <w:rFonts w:cs="Arial"/>
+          <w:color w:val="000000"/>
+          <w:lang w:val="en-GB" w:eastAsia="en-GB"/>
+        </w:rPr>
+        <w:t xml:space="preserve">I am satisfied― </w:t>
+      </w:r>
+    </w:p>
+    <w:p>
+      <w:pPr>
+        <w:numPr>
+          <w:ilvl w:val="0"/>
+          <w:numId w:val="13"/>
+        </w:numPr>
+        <w:autoSpaceDE w:val="0"/>
+        <w:autoSpaceDN w:val="0"/>
+        <w:adjustRightInd w:val="0"/>
+        <w:spacing w:line="360" w:lineRule="auto"/>
+        <w:rPr>
+          <w:rFonts w:cs="Arial"/>
+          <w:color w:val="000000"/>
+          <w:lang w:val="en-GB" w:eastAsia="en-GB"/>
+        </w:rPr>
+      </w:pPr>
+      <w:r>
+        <w:rPr>
+          <w:rFonts w:cs="Arial"/>
+          <w:color w:val="000000"/>
+          <w:lang w:val="en-GB" w:eastAsia="en-GB"/>
+        </w:rPr>
+        <w:t xml:space="preserve">that the application and every affidavit comply with the requirements of the Family Violence Act 2018 and the Family Courts Rules 2002; and </w:t>
+      </w:r>
+    </w:p>
+    <w:p>
+      <w:pPr>
+        <w:numPr>
+          <w:ilvl w:val="0"/>
+          <w:numId w:val="13"/>
+        </w:numPr>
+        <w:autoSpaceDE w:val="0"/>
+        <w:autoSpaceDN w:val="0"/>
+        <w:adjustRightInd w:val="0"/>
+        <w:spacing w:line="360" w:lineRule="auto"/>
+        <w:rPr>
+          <w:rFonts w:cs="Arial"/>
+          <w:color w:val="000000"/>
+          <w:lang w:val="en-GB" w:eastAsia="en-GB"/>
+        </w:rPr>
+      </w:pPr>
+      <w:r>
+        <w:rPr>
+          <w:rFonts w:cs="Arial"/>
+          <w:color w:val="000000"/>
+          <w:lang w:val="en-GB" w:eastAsia="en-GB"/>
+        </w:rPr>
+        <w:t xml:space="preserve">that the order sought ought to be made (or that the orders sought are orders that ought to be made). </w:t>
+      </w:r>
+    </w:p>
+    <w:p>
+      <w:pPr>
+        <w:pStyle w:val="paragraph"/>
+        <w:spacing w:before="0" w:beforeAutospacing="0" w:after="0" w:afterAutospacing="0"/>
+        <w:textAlignment w:val="baseline"/>
+      </w:pPr>
+      <w:r>
         <w:t> </w:t>
       </w:r>
     </w:p>
@@ -2013,687 +2119,8 @@
       </w:pPr>
       <w:r>
         <w:rPr>
-          <w:rStyle w:val="normaltextrun"/>
-          <w:rFonts w:ascii="Arial" w:hAnsi="Arial" w:cs="Arial"/>
-          <w:lang w:val="en-GB"/>
-        </w:rPr>
-        <w:t>I certify that:</w:t>
-      </w:r>
-      <w:r>
-        <w:rPr>
           <w:rStyle w:val="eop"/>
           <w:rFonts w:ascii="Arial" w:hAnsi="Arial" w:cs="Arial"/>
-        </w:rPr>
-        <w:t> </w:t>
-      </w:r>
-    </w:p>
-    <w:p>
-      <w:pPr>
-        <w:pStyle w:val="paragraph"/>
-        <w:numPr>
-          <w:ilvl w:val="0"/>
-          <w:numId w:val="27"/>
-        </w:numPr>
-        <w:spacing w:before="0" w:beforeAutospacing="0" w:after="0" w:afterAutospacing="0"/>
-        <w:ind w:firstLine="0"/>
-        <w:jc w:val="both"/>
-        <w:textAlignment w:val="baseline"/>
-        <w:rPr>
-          <w:rFonts w:ascii="Arial" w:hAnsi="Arial" w:cs="Arial"/>
-        </w:rPr>
-      </w:pPr>
-      <w:r>
-        <w:rPr>
-          <w:rStyle w:val="normaltextrun"/>
-          <w:rFonts w:ascii="Arial" w:hAnsi="Arial" w:cs="Arial"/>
-          <w:color w:val="000000"/>
-          <w:lang w:val="en-GB"/>
-        </w:rPr>
-        <w:t>I have advised the Applicant that every</w:t>
-      </w:r>
-      <w:r>
-        <w:rPr>
-          <w:rStyle w:val="apple-converted-space"/>
-          <w:rFonts w:ascii="Arial" w:hAnsi="Arial" w:cs="Arial"/>
-          <w:color w:val="000000"/>
-          <w:lang w:val="en-GB"/>
-        </w:rPr>
-        <w:t> </w:t>
-      </w:r>
-      <w:r>
-        <w:rPr>
-          <w:rStyle w:val="normaltextrun"/>
-          <w:rFonts w:ascii="Arial" w:hAnsi="Arial" w:cs="Arial"/>
-          <w:color w:val="000000"/>
-          <w:lang w:val="en-GB"/>
-        </w:rPr>
-        <w:t>affidavit</w:t>
-      </w:r>
-      <w:r>
-        <w:rPr>
-          <w:rStyle w:val="apple-converted-space"/>
-          <w:rFonts w:ascii="Arial" w:hAnsi="Arial" w:cs="Arial"/>
-          <w:color w:val="000000"/>
-          <w:lang w:val="en-GB"/>
-        </w:rPr>
-        <w:t> </w:t>
-      </w:r>
-      <w:r>
-        <w:rPr>
-          <w:rStyle w:val="normaltextrun"/>
-          <w:rFonts w:ascii="Arial" w:hAnsi="Arial" w:cs="Arial"/>
-          <w:color w:val="000000"/>
-          <w:lang w:val="en-GB"/>
-        </w:rPr>
-        <w:t>that</w:t>
-      </w:r>
-      <w:r>
-        <w:rPr>
-          <w:rStyle w:val="apple-converted-space"/>
-          <w:rFonts w:ascii="Arial" w:hAnsi="Arial" w:cs="Arial"/>
-          <w:color w:val="000000"/>
-          <w:lang w:val="en-GB"/>
-        </w:rPr>
-        <w:t> </w:t>
-      </w:r>
-      <w:r>
-        <w:rPr>
-          <w:rStyle w:val="normaltextrun"/>
-          <w:rFonts w:ascii="Arial" w:hAnsi="Arial" w:cs="Arial"/>
-          <w:color w:val="000000"/>
-          <w:lang w:val="en-GB"/>
-        </w:rPr>
-        <w:t>accompanies</w:t>
-      </w:r>
-      <w:r>
-        <w:rPr>
-          <w:rStyle w:val="apple-converted-space"/>
-          <w:rFonts w:ascii="Arial" w:hAnsi="Arial" w:cs="Arial"/>
-          <w:color w:val="000000"/>
-          <w:lang w:val="en-GB"/>
-        </w:rPr>
-        <w:t> </w:t>
-      </w:r>
-      <w:r>
-        <w:rPr>
-          <w:rStyle w:val="normaltextrun"/>
-          <w:rFonts w:ascii="Arial" w:hAnsi="Arial" w:cs="Arial"/>
-          <w:color w:val="000000"/>
-          <w:lang w:val="en-GB"/>
-        </w:rPr>
-        <w:t>this application must fully and frankly</w:t>
-      </w:r>
-      <w:r>
-        <w:rPr>
-          <w:rStyle w:val="apple-converted-space"/>
-          <w:rFonts w:ascii="Arial" w:hAnsi="Arial" w:cs="Arial"/>
-          <w:color w:val="000000"/>
-          <w:lang w:val="en-GB"/>
-        </w:rPr>
-        <w:t> </w:t>
-      </w:r>
-      <w:r>
-        <w:rPr>
-          <w:rStyle w:val="normaltextrun"/>
-          <w:rFonts w:ascii="Arial" w:hAnsi="Arial" w:cs="Arial"/>
-          <w:color w:val="000000"/>
-          <w:lang w:val="en-GB"/>
-        </w:rPr>
-        <w:t>disclose</w:t>
-      </w:r>
-      <w:r>
-        <w:rPr>
-          <w:rStyle w:val="apple-converted-space"/>
-          <w:rFonts w:ascii="Arial" w:hAnsi="Arial" w:cs="Arial"/>
-          <w:color w:val="000000"/>
-          <w:lang w:val="en-GB"/>
-        </w:rPr>
-        <w:t> </w:t>
-      </w:r>
-      <w:r>
-        <w:rPr>
-          <w:rStyle w:val="normaltextrun"/>
-          <w:rFonts w:ascii="Arial" w:hAnsi="Arial" w:cs="Arial"/>
-          <w:color w:val="000000"/>
-          <w:lang w:val="en-GB"/>
-        </w:rPr>
-        <w:t>all relevant circumstances,</w:t>
-      </w:r>
-      <w:r>
-        <w:rPr>
-          <w:rStyle w:val="apple-converted-space"/>
-          <w:rFonts w:ascii="Arial" w:hAnsi="Arial" w:cs="Arial"/>
-          <w:color w:val="000000"/>
-          <w:lang w:val="en-GB"/>
-        </w:rPr>
-        <w:t> </w:t>
-      </w:r>
-      <w:proofErr w:type="gramStart"/>
-      <w:r>
-        <w:rPr>
-          <w:rStyle w:val="normaltextrun"/>
-          <w:rFonts w:ascii="Arial" w:hAnsi="Arial" w:cs="Arial"/>
-          <w:color w:val="000000"/>
-          <w:lang w:val="en-GB"/>
-        </w:rPr>
-        <w:t>whether or not</w:t>
-      </w:r>
-      <w:proofErr w:type="gramEnd"/>
-      <w:r>
-        <w:rPr>
-          <w:rStyle w:val="apple-converted-space"/>
-          <w:rFonts w:ascii="Arial" w:hAnsi="Arial" w:cs="Arial"/>
-          <w:color w:val="000000"/>
-          <w:lang w:val="en-GB"/>
-        </w:rPr>
-        <w:t> </w:t>
-      </w:r>
-      <w:r>
-        <w:rPr>
-          <w:rStyle w:val="normaltextrun"/>
-          <w:rFonts w:ascii="Arial" w:hAnsi="Arial" w:cs="Arial"/>
-          <w:color w:val="000000"/>
-          <w:lang w:val="en-GB"/>
-        </w:rPr>
-        <w:t>they are</w:t>
-      </w:r>
-      <w:r>
-        <w:rPr>
-          <w:rStyle w:val="apple-converted-space"/>
-          <w:rFonts w:ascii="Arial" w:hAnsi="Arial" w:cs="Arial"/>
-          <w:color w:val="000000"/>
-          <w:lang w:val="en-GB"/>
-        </w:rPr>
-        <w:t> </w:t>
-      </w:r>
-      <w:r>
-        <w:rPr>
-          <w:rStyle w:val="normaltextrun"/>
-          <w:rFonts w:ascii="Arial" w:hAnsi="Arial" w:cs="Arial"/>
-          <w:color w:val="000000"/>
-          <w:lang w:val="en-GB"/>
-        </w:rPr>
-        <w:t>advantageous</w:t>
-      </w:r>
-      <w:r>
-        <w:rPr>
-          <w:rStyle w:val="apple-converted-space"/>
-          <w:rFonts w:ascii="Arial" w:hAnsi="Arial" w:cs="Arial"/>
-          <w:color w:val="000000"/>
-          <w:lang w:val="en-GB"/>
-        </w:rPr>
-        <w:t> </w:t>
-      </w:r>
-      <w:r>
-        <w:rPr>
-          <w:rStyle w:val="normaltextrun"/>
-          <w:rFonts w:ascii="Arial" w:hAnsi="Arial" w:cs="Arial"/>
-          <w:color w:val="000000"/>
-          <w:lang w:val="en-GB"/>
-        </w:rPr>
-        <w:t>to the Applicant and any other person for whose benefit the order is</w:t>
-      </w:r>
-      <w:r>
-        <w:rPr>
-          <w:rStyle w:val="apple-converted-space"/>
-          <w:rFonts w:ascii="Arial" w:hAnsi="Arial" w:cs="Arial"/>
-          <w:color w:val="000000"/>
-          <w:lang w:val="en-GB"/>
-        </w:rPr>
-        <w:t> </w:t>
-      </w:r>
-      <w:r>
-        <w:rPr>
-          <w:rStyle w:val="normaltextrun"/>
-          <w:rFonts w:ascii="Arial" w:hAnsi="Arial" w:cs="Arial"/>
-          <w:color w:val="000000"/>
-          <w:lang w:val="en-GB"/>
-        </w:rPr>
-        <w:t>sought; and </w:t>
-      </w:r>
-      <w:r>
-        <w:rPr>
-          <w:rStyle w:val="eop"/>
-          <w:rFonts w:ascii="Arial" w:hAnsi="Arial" w:cs="Arial"/>
-          <w:color w:val="000000"/>
-        </w:rPr>
-        <w:t> </w:t>
-      </w:r>
-    </w:p>
-    <w:p>
-      <w:pPr>
-        <w:pStyle w:val="paragraph"/>
-        <w:numPr>
-          <w:ilvl w:val="0"/>
-          <w:numId w:val="28"/>
-        </w:numPr>
-        <w:spacing w:before="0" w:beforeAutospacing="0" w:after="0" w:afterAutospacing="0"/>
-        <w:ind w:firstLine="0"/>
-        <w:jc w:val="both"/>
-        <w:textAlignment w:val="baseline"/>
-        <w:rPr>
-          <w:rFonts w:ascii="Arial" w:hAnsi="Arial" w:cs="Arial"/>
-        </w:rPr>
-      </w:pPr>
-      <w:r>
-        <w:rPr>
-          <w:rStyle w:val="normaltextrun"/>
-          <w:rFonts w:ascii="Arial" w:hAnsi="Arial" w:cs="Arial"/>
-          <w:color w:val="000000"/>
-          <w:lang w:val="en-GB"/>
-        </w:rPr>
-        <w:t>I have made reasonable enquiries of the Applicant to</w:t>
-      </w:r>
-      <w:r>
-        <w:rPr>
-          <w:rStyle w:val="apple-converted-space"/>
-          <w:rFonts w:ascii="Arial" w:hAnsi="Arial" w:cs="Arial"/>
-          <w:color w:val="000000"/>
-          <w:lang w:val="en-GB"/>
-        </w:rPr>
-        <w:t> </w:t>
-      </w:r>
-      <w:r>
-        <w:rPr>
-          <w:rStyle w:val="normaltextrun"/>
-          <w:rFonts w:ascii="Arial" w:hAnsi="Arial" w:cs="Arial"/>
-          <w:color w:val="000000"/>
-          <w:lang w:val="en-GB"/>
-        </w:rPr>
-        <w:t>establish</w:t>
-      </w:r>
-      <w:r>
-        <w:rPr>
-          <w:rStyle w:val="apple-converted-space"/>
-          <w:rFonts w:ascii="Arial" w:hAnsi="Arial" w:cs="Arial"/>
-          <w:color w:val="000000"/>
-          <w:lang w:val="en-GB"/>
-        </w:rPr>
-        <w:t> </w:t>
-      </w:r>
-      <w:r>
-        <w:rPr>
-          <w:rStyle w:val="normaltextrun"/>
-          <w:rFonts w:ascii="Arial" w:hAnsi="Arial" w:cs="Arial"/>
-          <w:color w:val="000000"/>
-          <w:lang w:val="en-GB"/>
-        </w:rPr>
-        <w:t>whether the relevant circumstances have been</w:t>
-      </w:r>
-      <w:r>
-        <w:rPr>
-          <w:rStyle w:val="apple-converted-space"/>
-          <w:rFonts w:ascii="Arial" w:hAnsi="Arial" w:cs="Arial"/>
-          <w:color w:val="000000"/>
-          <w:lang w:val="en-GB"/>
-        </w:rPr>
-        <w:t> </w:t>
-      </w:r>
-      <w:r>
-        <w:rPr>
-          <w:rStyle w:val="normaltextrun"/>
-          <w:rFonts w:ascii="Arial" w:hAnsi="Arial" w:cs="Arial"/>
-          <w:color w:val="000000"/>
-          <w:lang w:val="en-GB"/>
-        </w:rPr>
-        <w:t>disclosed, and to the best of my knowledge every</w:t>
-      </w:r>
-      <w:r>
-        <w:rPr>
-          <w:rStyle w:val="apple-converted-space"/>
-          <w:rFonts w:ascii="Arial" w:hAnsi="Arial" w:cs="Arial"/>
-          <w:color w:val="000000"/>
-          <w:lang w:val="en-GB"/>
-        </w:rPr>
-        <w:t> </w:t>
-      </w:r>
-      <w:r>
-        <w:rPr>
-          <w:rStyle w:val="normaltextrun"/>
-          <w:rFonts w:ascii="Arial" w:hAnsi="Arial" w:cs="Arial"/>
-          <w:color w:val="000000"/>
-          <w:lang w:val="en-GB"/>
-        </w:rPr>
-        <w:t>affidavit</w:t>
-      </w:r>
-      <w:r>
-        <w:rPr>
-          <w:rStyle w:val="apple-converted-space"/>
-          <w:rFonts w:ascii="Arial" w:hAnsi="Arial" w:cs="Arial"/>
-          <w:color w:val="000000"/>
-          <w:lang w:val="en-GB"/>
-        </w:rPr>
-        <w:t> </w:t>
-      </w:r>
-      <w:r>
-        <w:rPr>
-          <w:rStyle w:val="normaltextrun"/>
-          <w:rFonts w:ascii="Arial" w:hAnsi="Arial" w:cs="Arial"/>
-          <w:color w:val="000000"/>
-          <w:lang w:val="en-GB"/>
-        </w:rPr>
-        <w:t>filed in support of this application</w:t>
-      </w:r>
-      <w:r>
-        <w:rPr>
-          <w:rStyle w:val="apple-converted-space"/>
-          <w:rFonts w:ascii="Arial" w:hAnsi="Arial" w:cs="Arial"/>
-          <w:color w:val="000000"/>
-          <w:lang w:val="en-GB"/>
-        </w:rPr>
-        <w:t> </w:t>
-      </w:r>
-      <w:r>
-        <w:rPr>
-          <w:rStyle w:val="normaltextrun"/>
-          <w:rFonts w:ascii="Arial" w:hAnsi="Arial" w:cs="Arial"/>
-          <w:color w:val="000000"/>
-          <w:lang w:val="en-GB"/>
-        </w:rPr>
-        <w:t>discloses</w:t>
-      </w:r>
-      <w:r>
-        <w:rPr>
-          <w:rStyle w:val="apple-converted-space"/>
-          <w:rFonts w:ascii="Arial" w:hAnsi="Arial" w:cs="Arial"/>
-          <w:color w:val="000000"/>
-          <w:lang w:val="en-GB"/>
-        </w:rPr>
-        <w:t> </w:t>
-      </w:r>
-      <w:r>
-        <w:rPr>
-          <w:rStyle w:val="normaltextrun"/>
-          <w:rFonts w:ascii="Arial" w:hAnsi="Arial" w:cs="Arial"/>
-          <w:color w:val="000000"/>
-          <w:lang w:val="en-GB"/>
-        </w:rPr>
-        <w:t>all said circumstances; and </w:t>
-      </w:r>
-      <w:r>
-        <w:rPr>
-          <w:rStyle w:val="eop"/>
-          <w:rFonts w:ascii="Arial" w:hAnsi="Arial" w:cs="Arial"/>
-          <w:color w:val="000000"/>
-        </w:rPr>
-        <w:t> </w:t>
-      </w:r>
-    </w:p>
-    <w:p>
-      <w:pPr>
-        <w:pStyle w:val="paragraph"/>
-        <w:numPr>
-          <w:ilvl w:val="0"/>
-          <w:numId w:val="29"/>
-        </w:numPr>
-        <w:spacing w:before="0" w:beforeAutospacing="0" w:after="0" w:afterAutospacing="0"/>
-        <w:ind w:firstLine="0"/>
-        <w:jc w:val="both"/>
-        <w:textAlignment w:val="baseline"/>
-        <w:rPr>
-          <w:rFonts w:ascii="Arial" w:hAnsi="Arial" w:cs="Arial"/>
-        </w:rPr>
-      </w:pPr>
-      <w:r>
-        <w:rPr>
-          <w:rStyle w:val="normaltextrun"/>
-          <w:rFonts w:ascii="Arial" w:hAnsi="Arial" w:cs="Arial"/>
-          <w:color w:val="000000"/>
-          <w:lang w:val="en-GB"/>
-        </w:rPr>
-        <w:t>I am satisfied― </w:t>
-      </w:r>
-      <w:r>
-        <w:rPr>
-          <w:rStyle w:val="eop"/>
-          <w:rFonts w:ascii="Arial" w:hAnsi="Arial" w:cs="Arial"/>
-          <w:color w:val="000000"/>
-        </w:rPr>
-        <w:t> </w:t>
-      </w:r>
-    </w:p>
-    <w:p>
-      <w:pPr>
-        <w:pStyle w:val="paragraph"/>
-        <w:numPr>
-          <w:ilvl w:val="0"/>
-          <w:numId w:val="30"/>
-        </w:numPr>
-        <w:spacing w:before="0" w:beforeAutospacing="0" w:after="0" w:afterAutospacing="0"/>
-        <w:ind w:left="1560" w:firstLine="0"/>
-        <w:textAlignment w:val="baseline"/>
-        <w:rPr>
-          <w:rFonts w:ascii="Arial" w:hAnsi="Arial" w:cs="Arial"/>
-        </w:rPr>
-      </w:pPr>
-      <w:r>
-        <w:rPr>
-          <w:rStyle w:val="normaltextrun"/>
-          <w:rFonts w:ascii="Arial" w:hAnsi="Arial" w:cs="Arial"/>
-          <w:color w:val="000000"/>
-          <w:lang w:val="en-GB"/>
-        </w:rPr>
-        <w:t>that the application and every</w:t>
-      </w:r>
-      <w:r>
-        <w:rPr>
-          <w:rStyle w:val="apple-converted-space"/>
-          <w:rFonts w:ascii="Arial" w:hAnsi="Arial" w:cs="Arial"/>
-          <w:color w:val="000000"/>
-          <w:lang w:val="en-GB"/>
-        </w:rPr>
-        <w:t> </w:t>
-      </w:r>
-      <w:r>
-        <w:rPr>
-          <w:rStyle w:val="normaltextrun"/>
-          <w:rFonts w:ascii="Arial" w:hAnsi="Arial" w:cs="Arial"/>
-          <w:color w:val="000000"/>
-          <w:lang w:val="en-GB"/>
-        </w:rPr>
-        <w:t>affidavit</w:t>
-      </w:r>
-      <w:r>
-        <w:rPr>
-          <w:rStyle w:val="apple-converted-space"/>
-          <w:rFonts w:ascii="Arial" w:hAnsi="Arial" w:cs="Arial"/>
-          <w:color w:val="000000"/>
-          <w:lang w:val="en-GB"/>
-        </w:rPr>
-        <w:t> </w:t>
-      </w:r>
-      <w:r>
-        <w:rPr>
-          <w:rStyle w:val="normaltextrun"/>
-          <w:rFonts w:ascii="Arial" w:hAnsi="Arial" w:cs="Arial"/>
-          <w:color w:val="000000"/>
-          <w:lang w:val="en-GB"/>
-        </w:rPr>
-        <w:t>comply with</w:t>
-      </w:r>
-      <w:r>
-        <w:rPr>
-          <w:rStyle w:val="apple-converted-space"/>
-          <w:rFonts w:ascii="Arial" w:hAnsi="Arial" w:cs="Arial"/>
-          <w:color w:val="000000"/>
-          <w:lang w:val="en-GB"/>
-        </w:rPr>
-        <w:t> </w:t>
-      </w:r>
-      <w:r>
-        <w:rPr>
-          <w:rStyle w:val="normaltextrun"/>
-          <w:rFonts w:ascii="Arial" w:hAnsi="Arial" w:cs="Arial"/>
-          <w:color w:val="000000"/>
-          <w:lang w:val="en-GB"/>
-        </w:rPr>
-        <w:t>the requirements of the</w:t>
-      </w:r>
-      <w:r>
-        <w:rPr>
-          <w:rStyle w:val="apple-converted-space"/>
-          <w:rFonts w:ascii="Arial" w:hAnsi="Arial" w:cs="Arial"/>
-          <w:color w:val="000000"/>
-          <w:lang w:val="en-GB"/>
-        </w:rPr>
-        <w:t> </w:t>
-      </w:r>
-      <w:r>
-        <w:rPr>
-          <w:rStyle w:val="normaltextrun"/>
-          <w:rFonts w:ascii="Arial" w:hAnsi="Arial" w:cs="Arial"/>
-          <w:color w:val="000000"/>
-          <w:lang w:val="en-GB"/>
-        </w:rPr>
-        <w:t>Family</w:t>
-      </w:r>
-      <w:r>
-        <w:rPr>
-          <w:rStyle w:val="apple-converted-space"/>
-          <w:rFonts w:ascii="Arial" w:hAnsi="Arial" w:cs="Arial"/>
-          <w:color w:val="000000"/>
-          <w:lang w:val="en-GB"/>
-        </w:rPr>
-        <w:t> </w:t>
-      </w:r>
-      <w:r>
-        <w:rPr>
-          <w:rStyle w:val="normaltextrun"/>
-          <w:rFonts w:ascii="Arial" w:hAnsi="Arial" w:cs="Arial"/>
-          <w:color w:val="000000"/>
-          <w:lang w:val="en-GB"/>
-        </w:rPr>
-        <w:t>Violence Act</w:t>
-      </w:r>
-      <w:r>
-        <w:rPr>
-          <w:rStyle w:val="apple-converted-space"/>
-          <w:rFonts w:ascii="Arial" w:hAnsi="Arial" w:cs="Arial"/>
-          <w:color w:val="000000"/>
-          <w:lang w:val="en-GB"/>
-        </w:rPr>
-        <w:t> </w:t>
-      </w:r>
-      <w:r>
-        <w:rPr>
-          <w:rStyle w:val="normaltextrun"/>
-          <w:rFonts w:ascii="Arial" w:hAnsi="Arial" w:cs="Arial"/>
-          <w:color w:val="000000"/>
-          <w:lang w:val="en-GB"/>
-        </w:rPr>
-        <w:t>2018</w:t>
-      </w:r>
-      <w:r>
-        <w:rPr>
-          <w:rStyle w:val="apple-converted-space"/>
-          <w:rFonts w:ascii="Arial" w:hAnsi="Arial" w:cs="Arial"/>
-          <w:color w:val="000000"/>
-          <w:lang w:val="en-GB"/>
-        </w:rPr>
-        <w:t> </w:t>
-      </w:r>
-      <w:r>
-        <w:rPr>
-          <w:rStyle w:val="normaltextrun"/>
-          <w:rFonts w:ascii="Arial" w:hAnsi="Arial" w:cs="Arial"/>
-          <w:color w:val="000000"/>
-          <w:lang w:val="en-GB"/>
-        </w:rPr>
-        <w:t>and the Family Courts Rules 2002; and </w:t>
-      </w:r>
-      <w:r>
-        <w:rPr>
-          <w:rStyle w:val="eop"/>
-          <w:rFonts w:ascii="Arial" w:hAnsi="Arial" w:cs="Arial"/>
-          <w:color w:val="000000"/>
-        </w:rPr>
-        <w:t> </w:t>
-      </w:r>
-    </w:p>
-    <w:p>
-      <w:pPr>
-        <w:pStyle w:val="paragraph"/>
-        <w:numPr>
-          <w:ilvl w:val="0"/>
-          <w:numId w:val="31"/>
-        </w:numPr>
-        <w:spacing w:before="0" w:beforeAutospacing="0" w:after="0" w:afterAutospacing="0"/>
-        <w:ind w:left="1560" w:firstLine="0"/>
-        <w:textAlignment w:val="baseline"/>
-        <w:rPr>
-          <w:rFonts w:ascii="Arial" w:hAnsi="Arial" w:cs="Arial"/>
-        </w:rPr>
-      </w:pPr>
-      <w:r>
-        <w:rPr>
-          <w:rStyle w:val="normaltextrun"/>
-          <w:rFonts w:ascii="Arial" w:hAnsi="Arial" w:cs="Arial"/>
-          <w:color w:val="000000"/>
-          <w:lang w:val="en-GB"/>
-        </w:rPr>
-        <w:t>that the order sought ought to be made (or that the orders</w:t>
-      </w:r>
-      <w:r>
-        <w:rPr>
-          <w:rStyle w:val="apple-converted-space"/>
-          <w:rFonts w:ascii="Arial" w:hAnsi="Arial" w:cs="Arial"/>
-          <w:color w:val="000000"/>
-          <w:lang w:val="en-GB"/>
-        </w:rPr>
-        <w:t> </w:t>
-      </w:r>
-      <w:r>
-        <w:rPr>
-          <w:rStyle w:val="normaltextrun"/>
-          <w:rFonts w:ascii="Arial" w:hAnsi="Arial" w:cs="Arial"/>
-          <w:color w:val="000000"/>
-          <w:lang w:val="en-GB"/>
-        </w:rPr>
-        <w:t>sought</w:t>
-      </w:r>
-      <w:r>
-        <w:rPr>
-          <w:rStyle w:val="apple-converted-space"/>
-          <w:rFonts w:ascii="Arial" w:hAnsi="Arial" w:cs="Arial"/>
-          <w:color w:val="000000"/>
-          <w:lang w:val="en-GB"/>
-        </w:rPr>
-        <w:t> </w:t>
-      </w:r>
-      <w:r>
-        <w:rPr>
-          <w:rStyle w:val="normaltextrun"/>
-          <w:rFonts w:ascii="Arial" w:hAnsi="Arial" w:cs="Arial"/>
-          <w:color w:val="000000"/>
-          <w:lang w:val="en-GB"/>
-        </w:rPr>
-        <w:t>are orders that ought to be made). </w:t>
-      </w:r>
-      <w:r>
-        <w:rPr>
-          <w:rStyle w:val="eop"/>
-          <w:rFonts w:ascii="Arial" w:hAnsi="Arial" w:cs="Arial"/>
-          <w:color w:val="000000"/>
-        </w:rPr>
-        <w:t> </w:t>
-      </w:r>
-    </w:p>
-    <w:p>
-      <w:pPr>
-        <w:pStyle w:val="paragraph"/>
-        <w:spacing w:before="0" w:beforeAutospacing="0" w:after="0" w:afterAutospacing="0"/>
-        <w:textAlignment w:val="baseline"/>
-        <w:rPr>
-          <w:rFonts w:ascii="Segoe UI" w:hAnsi="Segoe UI" w:cs="Segoe UI"/>
-          <w:sz w:val="18"/>
-          <w:szCs w:val="18"/>
-        </w:rPr>
-      </w:pPr>
-      <w:r>
-        <w:rPr>
-          <w:rStyle w:val="eop"/>
-          <w:rFonts w:ascii="Arial" w:hAnsi="Arial" w:cs="Arial"/>
-          <w:color w:val="000000"/>
         </w:rPr>
         <w:t> </w:t>
       </w:r>
@@ -2713,10 +2140,17 @@
       </w:pPr>
       <w:r>
         <w:rPr>
+          <w:rStyle w:val="normaltextrun"/>
+          <w:rFonts w:ascii="Arial" w:hAnsi="Arial" w:cs="Arial"/>
+          <w:lang w:val="en-GB"/>
+        </w:rPr>
+        <w:t>...................................................</w:t>
+      </w:r>
+      <w:r>
+        <w:rPr>
           <w:rStyle w:val="eop"/>
           <w:rFonts w:ascii="Arial" w:hAnsi="Arial" w:cs="Arial"/>
         </w:rPr>
-        <w:lastRenderedPageBreak/>
         <w:t> </w:t>
       </w:r>
     </w:p>
@@ -2739,7 +2173,7 @@
           <w:rFonts w:ascii="Arial" w:hAnsi="Arial" w:cs="Arial"/>
           <w:lang w:val="en-GB"/>
         </w:rPr>
-        <w:t>...................................................</w:t>
+        <w:t>Counsel for Applicant</w:t>
       </w:r>
       <w:r>
         <w:rPr>
@@ -2764,14 +2198,6 @@
       </w:pPr>
       <w:r>
         <w:rPr>
-          <w:rStyle w:val="normaltextrun"/>
-          <w:rFonts w:ascii="Arial" w:hAnsi="Arial" w:cs="Arial"/>
-          <w:lang w:val="en-GB"/>
-        </w:rPr>
-        <w:t>Counsel for Applicant</w:t>
-      </w:r>
-      <w:r>
-        <w:rPr>
           <w:rStyle w:val="eop"/>
           <w:rFonts w:ascii="Arial" w:hAnsi="Arial" w:cs="Arial"/>
         </w:rPr>
@@ -2814,6 +2240,14 @@
       </w:pPr>
       <w:r>
         <w:rPr>
+          <w:rStyle w:val="normaltextrun"/>
+          <w:rFonts w:ascii="Arial" w:hAnsi="Arial" w:cs="Arial"/>
+          <w:lang w:val="en-GB"/>
+        </w:rPr>
+        <w:t>...................................................</w:t>
+      </w:r>
+      <w:r>
+        <w:rPr>
           <w:rStyle w:val="eop"/>
           <w:rFonts w:ascii="Arial" w:hAnsi="Arial" w:cs="Arial"/>
         </w:rPr>
@@ -2839,35 +2273,6 @@
           <w:rFonts w:ascii="Arial" w:hAnsi="Arial" w:cs="Arial"/>
           <w:lang w:val="en-GB"/>
         </w:rPr>
-        <w:t>...................................................</w:t>
-      </w:r>
-      <w:r>
-        <w:rPr>
-          <w:rStyle w:val="eop"/>
-          <w:rFonts w:ascii="Arial" w:hAnsi="Arial" w:cs="Arial"/>
-        </w:rPr>
-        <w:t> </w:t>
-      </w:r>
-    </w:p>
-    <w:p>
-      <w:pPr>
-        <w:pStyle w:val="paragraph"/>
-        <w:spacing w:before="0" w:beforeAutospacing="0" w:after="0" w:afterAutospacing="0"/>
-        <w:ind w:right="195"/>
-        <w:jc w:val="both"/>
-        <w:textAlignment w:val="baseline"/>
-        <w:rPr>
-          <w:rFonts w:ascii="Segoe UI" w:hAnsi="Segoe UI" w:cs="Segoe UI"/>
-          <w:sz w:val="18"/>
-          <w:szCs w:val="18"/>
-        </w:rPr>
-      </w:pPr>
-      <w:r>
-        <w:rPr>
-          <w:rStyle w:val="normaltextrun"/>
-          <w:rFonts w:ascii="Arial" w:hAnsi="Arial" w:cs="Arial"/>
-          <w:lang w:val="en-GB"/>
-        </w:rPr>
         <w:t>Date</w:t>
       </w:r>
       <w:r>
@@ -2900,6 +2305,16 @@
           <w:lang w:val="en-GB"/>
         </w:rPr>
         <w:br w:type="page"/>
+      </w:r>
+      <w:r>
+        <w:rPr>
+          <w:rStyle w:val="normaltextrun"/>
+          <w:rFonts w:ascii="Arial" w:hAnsi="Arial" w:cs="Arial"/>
+          <w:b/>
+          <w:bCs/>
+          <w:lang w:val="en-GB"/>
+        </w:rPr>
+        <w:lastRenderedPageBreak/>
         <w:t>DATE OF HEARING</w:t>
       </w:r>
       <w:r>
@@ -4933,9 +4348,9 @@
   <w:abstractNum w:abstractNumId="16" w15:restartNumberingAfterBreak="0">
     <w:nsid w:val="37D937D3"/>
     <w:multiLevelType w:val="multilevel"/>
-    <w:tmpl w:val="A3C2C4AE"/>
+    <w:tmpl w:val="3E6626A6"/>
     <w:lvl w:ilvl="0">
-      <w:start w:val="2"/>
+      <w:start w:val="1"/>
       <w:numFmt w:val="decimal"/>
       <w:lvlText w:val="%1."/>
       <w:lvlJc w:val="left"/>
@@ -6517,9 +5932,9 @@
   <w:abstractNum w:abstractNumId="29" w15:restartNumberingAfterBreak="0">
     <w:nsid w:val="6C500272"/>
     <w:multiLevelType w:val="multilevel"/>
-    <w:tmpl w:val="13BC865A"/>
+    <w:tmpl w:val="BC3E3AEA"/>
     <w:lvl w:ilvl="0">
-      <w:start w:val="3"/>
+      <w:start w:val="2"/>
       <w:numFmt w:val="decimal"/>
       <w:lvlText w:val="%1."/>
       <w:lvlJc w:val="left"/>
@@ -7544,7 +6959,6 @@
   <w:style w:type="character" w:default="1" w:styleId="DefaultParagraphFont">
     <w:name w:val="Default Paragraph Font"/>
     <w:uiPriority w:val="1"/>
-    <w:semiHidden/>
     <w:unhideWhenUsed/>
   </w:style>
   <w:style w:type="table" w:default="1" w:styleId="TableNormal">

--- a/templates/Application for Protection Order.docx
+++ b/templates/Application for Protection Order.docx
@@ -2417,7 +2417,7 @@
           <w:rFonts w:ascii="Arial" w:hAnsi="Arial" w:cs="Arial"/>
           <w:lang w:val="en-GB"/>
         </w:rPr>
-        <w:t>North Shore</w:t>
+        <w:t>{{English_court_name}}</w:t>
       </w:r>
       <w:r>
         <w:rPr>

--- a/templates/Application for Protection Order.docx
+++ b/templates/Application for Protection Order.docx
@@ -850,7 +850,7 @@
           <w:rFonts w:cs="Arial"/>
           <w:bCs/>
         </w:rPr>
-        <w:t>Natalie Quirke</w:t>
+        <w:t>NEW GEN AUTOMATION</w:t>
       </w:r>
     </w:p>
     <w:p>
@@ -884,7 +884,7 @@
           <w:rFonts w:cs="Arial"/>
           <w:bCs/>
         </w:rPr>
-        <w:t>P O Box 25-977</w:t>
+        <w:t>Auckland 1010</w:t>
       </w:r>
     </w:p>
     <w:p>
@@ -901,7 +901,7 @@
           <w:rFonts w:cs="Arial"/>
           <w:bCs/>
         </w:rPr>
-        <w:t>St Heliers 1070</w:t>
+        <w:t>Auckland 1010</w:t>
       </w:r>
     </w:p>
     <w:p>
@@ -1683,7 +1683,7 @@
           <w:rStyle w:val="normaltextrun"/>
           <w:rFonts w:ascii="Arial" w:hAnsi="Arial" w:cs="Arial"/>
         </w:rPr>
-        <w:t>is filed by Natalie Quirke, Barrister and Solicitor for the Applicant  </w:t>
+        <w:t>is filed by NEW GEN AUTOMATION, Barrister and Solicitor for the Applicant  </w:t>
       </w:r>
       <w:r>
         <w:rPr>
@@ -1805,7 +1805,7 @@
           <w:rStyle w:val="normaltextrun"/>
           <w:rFonts w:ascii="Arial" w:hAnsi="Arial" w:cs="Arial"/>
         </w:rPr>
-        <w:t>Box 25-977, St Heliers 1070</w:t>
+        <w:t>Box , Auckland 1010</w:t>
       </w:r>
       <w:r>
         <w:rPr>

--- a/templates/Application for Protection Order.docx
+++ b/templates/Application for Protection Order.docx
@@ -901,7 +901,7 @@
           <w:rFonts w:cs="Arial"/>
           <w:bCs/>
         </w:rPr>
-        <w:t>Auckland 1010</w:t>
+        <w:t xml:space="preserve">Ph: (09) 235 5523 </w:t>
       </w:r>
     </w:p>
     <w:p>
@@ -918,24 +918,7 @@
           <w:rFonts w:cs="Arial"/>
           <w:bCs/>
         </w:rPr>
-        <w:t xml:space="preserve">Ph:  (09) 575 6757 </w:t>
-      </w:r>
-    </w:p>
-    <w:p>
-      <w:pPr>
-        <w:spacing w:line="240" w:lineRule="atLeast"/>
-        <w:ind w:right="-136"/>
-        <w:rPr>
-          <w:rFonts w:cs="Arial"/>
-          <w:bCs/>
-        </w:rPr>
-      </w:pPr>
-      <w:r>
-        <w:rPr>
-          <w:rFonts w:cs="Arial"/>
-          <w:bCs/>
-        </w:rPr>
-        <w:t>Mobile: 0274 944 411</w:t>
+        <w:t>Mobile: 027 230 5006</w:t>
       </w:r>
     </w:p>
     <w:p>

--- a/templates/Application for Protection Order.docx
+++ b/templates/Application for Protection Order.docx
@@ -1,8 +1,8 @@
 
 <file path=word/document.xml><?xml version="1.0" encoding="utf-8"?>
-<w:document xmlns:wpc="http://schemas.microsoft.com/office/word/2010/wordprocessingCanvas" xmlns:cx="http://schemas.microsoft.com/office/drawing/2014/chartex" xmlns:cx1="http://schemas.microsoft.com/office/drawing/2015/9/8/chartex" xmlns:cx2="http://schemas.microsoft.com/office/drawing/2015/10/21/chartex" xmlns:cx3="http://schemas.microsoft.com/office/drawing/2016/5/9/chartex" xmlns:cx4="http://schemas.microsoft.com/office/drawing/2016/5/10/chartex" xmlns:cx5="http://schemas.microsoft.com/office/drawing/2016/5/11/chartex" xmlns:cx6="http://schemas.microsoft.com/office/drawing/2016/5/12/chartex" xmlns:cx7="http://schemas.microsoft.com/office/drawing/2016/5/13/chartex" xmlns:cx8="http://schemas.microsoft.com/office/drawing/2016/5/14/chartex" xmlns:mc="http://schemas.openxmlformats.org/markup-compatibility/2006" xmlns:aink="http://schemas.microsoft.com/office/drawing/2016/ink" xmlns:am3d="http://schemas.microsoft.com/office/drawing/2017/model3d" xmlns:o="urn:schemas-microsoft-com:office:office" xmlns:oel="http://schemas.microsoft.com/office/2019/extlst" xmlns:r="http://schemas.openxmlformats.org/officeDocument/2006/relationships" xmlns:m="http://schemas.openxmlformats.org/officeDocument/2006/math" xmlns:v="urn:schemas-microsoft-com:vml" xmlns:wp14="http://schemas.microsoft.com/office/word/2010/wordprocessingDrawing" xmlns:wp="http://schemas.openxmlformats.org/drawingml/2006/wordprocessingDrawing" xmlns:w10="urn:schemas-microsoft-com:office:word" xmlns:w="http://schemas.openxmlformats.org/wordprocessingml/2006/main" xmlns:w14="http://schemas.microsoft.com/office/word/2010/wordml" xmlns:w15="http://schemas.microsoft.com/office/word/2012/wordml" xmlns:w16cex="http://schemas.microsoft.com/office/word/2018/wordml/cex" xmlns:w16cid="http://schemas.microsoft.com/office/word/2016/wordml/cid" xmlns:w16="http://schemas.microsoft.com/office/word/2018/wordml" xmlns:w16du="http://schemas.microsoft.com/office/word/2023/wordml/word16du" xmlns:w16sdtdh="http://schemas.microsoft.com/office/word/2020/wordml/sdtdatahash" xmlns:w16sdtfl="http://schemas.microsoft.com/office/word/2024/wordml/sdtformatlock" xmlns:w16se="http://schemas.microsoft.com/office/word/2015/wordml/symex" xmlns:wpg="http://schemas.microsoft.com/office/word/2010/wordprocessingGroup" xmlns:wpi="http://schemas.microsoft.com/office/word/2010/wordprocessingInk" xmlns:wne="http://schemas.microsoft.com/office/word/2006/wordml" xmlns:wps="http://schemas.microsoft.com/office/word/2010/wordprocessingShape" mc:Ignorable="w14 w15 w16se w16cid w16 w16cex w16sdtdh w16sdtfl w16du wp14">
+<w:document xmlns:ns1="http://schemas.openxmlformats.org/markup-compatibility/2006" xmlns:ns2="http://schemas.microsoft.com/office/word/2010/wordml" xmlns:w="http://schemas.openxmlformats.org/wordprocessingml/2006/main" ns1:Ignorable="w14 w15 w16se w16cid w16 w16cex w16sdtdh w16sdtfl w16du wp14">
   <w:body>
-    <w:p>
+    <w:p ns2:paraId="49573AB0" ns2:textId="77777777">
       <w:pPr>
         <w:ind w:right="-136"/>
         <w:rPr>
@@ -26,7 +26,7 @@
         <w:t xml:space="preserve"> </w:t>
       </w:r>
     </w:p>
-    <w:p>
+    <w:p ns2:paraId="68947547" ns2:textId="3BED6082">
       <w:pPr>
         <w:ind w:right="-136"/>
         <w:rPr>
@@ -42,144 +42,161 @@
       </w:r>
       <w:r>
         <w:rPr>
+          <w:b/>
+        </w:rPr>
+        <w:t>{{court_location_maori}}</w:t>
+      </w:r>
+      <w:r>
+        <w:rPr>
+          <w:b/>
+        </w:rPr>
+        <w:t/>
+      </w:r>
+      <w:r>
+        <w:rPr>
+          <w:b/>
+        </w:rPr>
+        <w:t/>
+      </w:r>
+      <w:r>
+        <w:rPr>
+          <w:b/>
+        </w:rPr>
+        <w:t/>
+      </w:r>
+      <w:r>
+        <w:rPr>
+          <w:b/>
+        </w:rPr>
+        <w:fldChar w:fldCharType="begin"/>
+      </w:r>
+      <w:r>
+        <w:rPr>
+          <w:b/>
+        </w:rPr>
+        <w:instrText>1 Court</w:instrText>
+      </w:r>
+      <w:r>
+        <w:rPr>
+          <w:b/>
+        </w:rPr>
+        <w:fldChar w:fldCharType="end"/>
+      </w:r>
+    </w:p>
+    <w:p ns2:paraId="0BE9E612" ns2:textId="22641650">
+      <w:pPr>
+        <w:ind w:right="-136"/>
+        <w:rPr>
+          <w:b/>
+        </w:rPr>
+      </w:pPr>
+    </w:p>
+    <w:p ns2:paraId="272C09BF" ns2:textId="77777777">
+      <w:pPr>
+        <w:ind w:right="-136"/>
+        <w:rPr>
+          <w:b/>
+        </w:rPr>
+      </w:pPr>
+      <w:r>
+        <w:rPr>
+          <w:b/>
+        </w:rPr>
+        <w:t xml:space="preserve">IN THE </w:t>
+      </w:r>
+      <w:r>
+        <w:rPr>
           <w:rFonts w:cs="Arial"/>
           <w:b/>
-          <w:color w:val="202124"/>
-          <w:shd w:val="clear" w:color="auto" w:fill="FFFFFF"/>
-        </w:rPr>
-        <w:t>{{</w:t>
-      </w:r>
-      <w:proofErr w:type="spellStart"/>
-      <w:r>
-        <w:rPr>
-          <w:rFonts w:cs="Arial"/>
+        </w:rPr>
+        <w:t xml:space="preserve">FAMILY </w:t>
+      </w:r>
+      <w:r>
+        <w:rPr>
           <w:b/>
-          <w:color w:val="202124"/>
-          <w:shd w:val="clear" w:color="auto" w:fill="FFFFFF"/>
-        </w:rPr>
-        <w:t>Maori_court_name</w:t>
-      </w:r>
-      <w:proofErr w:type="spellEnd"/>
-      <w:r>
-        <w:rPr>
-          <w:rFonts w:cs="Arial"/>
+        </w:rPr>
+        <w:t>COURT</w:t>
+      </w:r>
+    </w:p>
+    <w:p ns2:paraId="5F7EA99E" ns2:textId="424A71DD">
+      <w:pPr>
+        <w:ind w:right="-136"/>
+        <w:rPr>
           <w:b/>
-          <w:color w:val="202124"/>
-          <w:shd w:val="clear" w:color="auto" w:fill="FFFFFF"/>
-        </w:rPr>
-        <w:t>}}</w:t>
-      </w:r>
+        </w:rPr>
+      </w:pPr>
       <w:r>
         <w:rPr>
           <w:b/>
         </w:rPr>
-        <w:t xml:space="preserve"> </w:t>
-      </w:r>
-    </w:p>
-    <w:p>
+        <w:t xml:space="preserve">HELD AT </w:t>
+      </w:r>
+      <w:r>
+        <w:rPr>
+          <w:b/>
+        </w:rPr>
+        <w:t>{{court_location}}</w:t>
+      </w:r>
+      <w:r>
+        <w:rPr>
+          <w:b/>
+        </w:rPr>
+        <w:t/>
+      </w:r>
+      <w:r>
+        <w:rPr>
+          <w:b/>
+        </w:rPr>
+        <w:t/>
+      </w:r>
+      <w:r>
+        <w:rPr>
+          <w:b/>
+        </w:rPr>
+        <w:t/>
+      </w:r>
+      <w:r>
+        <w:rPr>
+          <w:b/>
+        </w:rPr>
+        <w:fldChar w:fldCharType="begin"/>
+      </w:r>
+      <w:r>
+        <w:rPr>
+          <w:b/>
+        </w:rPr>
+        <w:instrText>1 Court</w:instrText>
+      </w:r>
+      <w:r>
+        <w:rPr>
+          <w:b/>
+        </w:rPr>
+        <w:fldChar w:fldCharType="end"/>
+      </w:r>
+    </w:p>
+    <w:p ns2:paraId="193E0C4F" ns2:textId="77777777">
       <w:pPr>
         <w:ind w:right="-136"/>
         <w:rPr>
+          <w:u w:val="single"/>
+        </w:rPr>
+      </w:pPr>
+    </w:p>
+    <w:p ns2:paraId="7C6AFA7A" ns2:textId="77777777">
+      <w:pPr>
+        <w:ind w:left="4255" w:right="-136"/>
+        <w:rPr>
           <w:b/>
         </w:rPr>
       </w:pPr>
-    </w:p>
-    <w:p>
-      <w:pPr>
-        <w:ind w:right="-136"/>
+      <w:r>
         <w:rPr>
           <w:b/>
         </w:rPr>
-      </w:pPr>
-      <w:r>
-        <w:rPr>
-          <w:b/>
-        </w:rPr>
-        <w:t xml:space="preserve">IN THE </w:t>
-      </w:r>
-      <w:r>
-        <w:rPr>
-          <w:rFonts w:cs="Arial"/>
-          <w:b/>
-        </w:rPr>
-        <w:t xml:space="preserve">FAMILY </w:t>
-      </w:r>
-      <w:r>
-        <w:rPr>
-          <w:b/>
-        </w:rPr>
-        <w:t>COURT</w:t>
-      </w:r>
-    </w:p>
-    <w:p>
-      <w:pPr>
-        <w:ind w:right="-136"/>
-        <w:rPr>
-          <w:b/>
-        </w:rPr>
-      </w:pPr>
-      <w:r>
-        <w:rPr>
-          <w:b/>
-        </w:rPr>
-        <w:t>HELD AT {{</w:t>
-      </w:r>
-      <w:proofErr w:type="spellStart"/>
-      <w:r>
-        <w:rPr>
-          <w:b/>
-        </w:rPr>
-        <w:t>English_court_name</w:t>
-      </w:r>
-      <w:proofErr w:type="spellEnd"/>
-      <w:r>
-        <w:rPr>
-          <w:b/>
-        </w:rPr>
-        <w:t xml:space="preserve">}} </w:t>
-      </w:r>
-      <w:r>
-        <w:rPr>
-          <w:b/>
-        </w:rPr>
-        <w:fldChar w:fldCharType="begin"/>
-      </w:r>
-      <w:r>
-        <w:rPr>
-          <w:b/>
-        </w:rPr>
-        <w:instrText>1 Court</w:instrText>
-      </w:r>
-      <w:r>
-        <w:rPr>
-          <w:b/>
-        </w:rPr>
-        <w:fldChar w:fldCharType="end"/>
-      </w:r>
-    </w:p>
-    <w:p>
-      <w:pPr>
-        <w:ind w:right="-136"/>
-        <w:rPr>
-          <w:u w:val="single"/>
-        </w:rPr>
-      </w:pPr>
-    </w:p>
-    <w:p>
-      <w:pPr>
-        <w:ind w:left="4255" w:right="-136"/>
-        <w:rPr>
-          <w:b/>
-        </w:rPr>
-      </w:pPr>
-      <w:r>
-        <w:rPr>
-          <w:b/>
-        </w:rPr>
         <w:t xml:space="preserve">FAM NO.  </w:t>
       </w:r>
     </w:p>
-    <w:p>
+    <w:p ns2:paraId="2F181AF9" ns2:textId="77777777">
       <w:pPr>
         <w:ind w:left="2835" w:right="-136"/>
         <w:jc w:val="both"/>
@@ -188,7 +205,7 @@
         </w:rPr>
       </w:pPr>
     </w:p>
-    <w:p>
+    <w:p ns2:paraId="4ACF97A6" ns2:textId="77777777">
       <w:pPr>
         <w:tabs>
           <w:tab w:val="left" w:pos="2880"/>
@@ -213,7 +230,7 @@
         <w:t xml:space="preserve">Family Violence Act 2018 </w:t>
       </w:r>
     </w:p>
-    <w:p>
+    <w:p ns2:paraId="18F9A94D" ns2:textId="77777777">
       <w:pPr>
         <w:ind w:left="2835" w:right="-136"/>
         <w:jc w:val="both"/>
@@ -222,7 +239,7 @@
         </w:rPr>
       </w:pPr>
     </w:p>
-    <w:p>
+    <w:p ns2:paraId="3CE0BB53" ns2:textId="77777777">
       <w:pPr>
         <w:ind w:left="2835" w:right="-136"/>
         <w:jc w:val="both"/>
@@ -231,7 +248,7 @@
         </w:rPr>
       </w:pPr>
     </w:p>
-    <w:p>
+    <w:p ns2:paraId="147F3C84" ns2:textId="19110D58">
       <w:pPr>
         <w:tabs>
           <w:tab w:val="left" w:pos="2880"/>
@@ -261,7 +278,7 @@
           <w:b/>
           <w:szCs w:val="23"/>
         </w:rPr>
-        <w:t>{{APPLICANT_NAME}}</w:t>
+        <w:t>{{applicant_name}}</w:t>
       </w:r>
       <w:r>
         <w:rPr>
@@ -339,7 +356,7 @@
         <w:t>}}</w:t>
       </w:r>
     </w:p>
-    <w:p>
+    <w:p ns2:paraId="704153DD" ns2:textId="77777777">
       <w:pPr>
         <w:tabs>
           <w:tab w:val="left" w:pos="2880"/>
@@ -348,7 +365,7 @@
         <w:ind w:left="2705" w:right="-136" w:hanging="1985"/>
       </w:pPr>
     </w:p>
-    <w:p>
+    <w:p ns2:paraId="153B432B" ns2:textId="77777777">
       <w:pPr>
         <w:tabs>
           <w:tab w:val="left" w:pos="2880"/>
@@ -366,7 +383,7 @@
         <w:t>Applicant</w:t>
       </w:r>
     </w:p>
-    <w:p>
+    <w:p ns2:paraId="1D8C8218" ns2:textId="77777777">
       <w:pPr>
         <w:tabs>
           <w:tab w:val="left" w:pos="2880"/>
@@ -375,7 +392,7 @@
         <w:ind w:left="720" w:right="-136"/>
       </w:pPr>
     </w:p>
-    <w:p>
+    <w:p ns2:paraId="32679269" ns2:textId="66CB84AA">
       <w:pPr>
         <w:tabs>
           <w:tab w:val="left" w:pos="2880"/>
@@ -407,7 +424,7 @@
           <w:b/>
           <w:szCs w:val="23"/>
         </w:rPr>
-        <w:t>{{RESPONDENT_NAME}}</w:t>
+        <w:t>{{respondent_name}}</w:t>
       </w:r>
       <w:r>
         <w:rPr>
@@ -478,7 +495,7 @@
         <w:t>}}</w:t>
       </w:r>
     </w:p>
-    <w:p>
+    <w:p ns2:paraId="4A6888C1" ns2:textId="77777777">
       <w:pPr>
         <w:tabs>
           <w:tab w:val="left" w:pos="2880"/>
@@ -487,7 +504,7 @@
         <w:ind w:left="2705" w:right="-136" w:hanging="1985"/>
       </w:pPr>
     </w:p>
-    <w:p>
+    <w:p ns2:paraId="27534050" ns2:textId="77777777">
       <w:pPr>
         <w:tabs>
           <w:tab w:val="left" w:pos="2880"/>
@@ -505,7 +522,7 @@
         <w:t>Respondent</w:t>
       </w:r>
     </w:p>
-    <w:p>
+    <w:p ns2:paraId="3FD6FBA1" ns2:textId="77777777">
       <w:pPr>
         <w:tabs>
           <w:tab w:val="left" w:pos="2835"/>
@@ -518,7 +535,7 @@
         </w:rPr>
       </w:pPr>
     </w:p>
-    <w:p>
+    <w:p ns2:paraId="35801CAA" ns2:textId="77777777">
       <w:pPr>
         <w:spacing w:line="240" w:lineRule="atLeast"/>
         <w:ind w:left="4820" w:right="-136" w:hanging="1985"/>
@@ -527,9 +544,8 @@
         </w:rPr>
       </w:pPr>
     </w:p>
-    <w:p>
-      <w:pPr>
-        <w:ind w:left="5760"/>
+    <w:p ns2:paraId="0ED8830C" ns2:textId="77777777">
+      <w:pPr>
         <w:jc w:val="center"/>
         <w:rPr>
           <w:u w:val="single"/>
@@ -539,15 +555,63 @@
         <w:rPr>
           <w:u w:val="single"/>
         </w:rPr>
-        <w:t>_____________</w:t>
-      </w:r>
-    </w:p>
-    <w:p>
+        <w:tab/>
+      </w:r>
+      <w:r>
+        <w:rPr>
+          <w:u w:val="single"/>
+        </w:rPr>
+        <w:tab/>
+      </w:r>
+      <w:r>
+        <w:rPr>
+          <w:u w:val="single"/>
+        </w:rPr>
+        <w:tab/>
+      </w:r>
+      <w:r>
+        <w:rPr>
+          <w:u w:val="single"/>
+        </w:rPr>
+        <w:tab/>
+      </w:r>
+      <w:r>
+        <w:rPr>
+          <w:u w:val="single"/>
+        </w:rPr>
+        <w:tab/>
+      </w:r>
+      <w:r>
+        <w:rPr>
+          <w:u w:val="single"/>
+        </w:rPr>
+        <w:tab/>
+      </w:r>
+      <w:r>
+        <w:rPr>
+          <w:u w:val="single"/>
+        </w:rPr>
+        <w:tab/>
+      </w:r>
+      <w:r>
+        <w:rPr>
+          <w:u w:val="single"/>
+        </w:rPr>
+        <w:tab/>
+      </w:r>
+      <w:r>
+        <w:rPr>
+          <w:u w:val="single"/>
+        </w:rPr>
+        <w:t>_______________</w:t>
+      </w:r>
+    </w:p>
+    <w:p ns2:paraId="23281C4F" ns2:textId="77777777">
       <w:pPr>
         <w:jc w:val="center"/>
       </w:pPr>
     </w:p>
-    <w:p>
+    <w:p ns2:paraId="54D2B7F9" ns2:textId="77777777">
       <w:pPr>
         <w:spacing w:line="240" w:lineRule="atLeast"/>
         <w:ind w:right="17"/>
@@ -563,7 +627,7 @@
         <w:t xml:space="preserve">WITHOUT NOTICE APPLICATION FOR </w:t>
       </w:r>
     </w:p>
-    <w:p>
+    <w:p ns2:paraId="32E8AAEB" ns2:textId="77777777">
       <w:pPr>
         <w:spacing w:line="240" w:lineRule="atLeast"/>
         <w:ind w:right="17"/>
@@ -579,7 +643,7 @@
         <w:t xml:space="preserve">PROTECTION ORDER </w:t>
       </w:r>
     </w:p>
-    <w:p>
+    <w:p ns2:paraId="22F1BC95" ns2:textId="77777777">
       <w:pPr>
         <w:spacing w:line="240" w:lineRule="atLeast"/>
         <w:ind w:right="17"/>
@@ -589,7 +653,7 @@
         </w:rPr>
       </w:pPr>
     </w:p>
-    <w:p>
+    <w:p ns2:paraId="2EDC7759" ns2:textId="77777777">
       <w:pPr>
         <w:spacing w:line="240" w:lineRule="atLeast"/>
         <w:ind w:right="17"/>
@@ -599,7 +663,7 @@
         </w:rPr>
       </w:pPr>
     </w:p>
-    <w:p>
+    <w:p ns2:paraId="5ADB554A" ns2:textId="77777777">
       <w:pPr>
         <w:spacing w:line="240" w:lineRule="atLeast"/>
         <w:ind w:right="17"/>
@@ -621,7 +685,7 @@
         <w:t>(Family Violence Act 2018 Sections 60 and 75)</w:t>
       </w:r>
     </w:p>
-    <w:p>
+    <w:p ns2:paraId="2B63EE6C" ns2:textId="77777777">
       <w:pPr>
         <w:spacing w:line="240" w:lineRule="atLeast"/>
         <w:ind w:right="17"/>
@@ -634,7 +698,7 @@
         </w:rPr>
       </w:pPr>
     </w:p>
-    <w:p>
+    <w:p ns2:paraId="33BE6659" ns2:textId="77777777">
       <w:pPr>
         <w:spacing w:line="240" w:lineRule="atLeast"/>
         <w:ind w:right="17"/>
@@ -647,60 +711,34 @@
         </w:rPr>
       </w:pPr>
     </w:p>
-    <w:p>
+    <w:p ns2:paraId="2A693841" ns2:textId="480F6F81">
       <w:pPr>
         <w:spacing w:line="240" w:lineRule="atLeast"/>
         <w:ind w:right="17"/>
         <w:jc w:val="center"/>
+        <w:rPr>
+          <w:szCs w:val="24"/>
+        </w:rPr>
       </w:pPr>
       <w:r>
         <w:rPr>
           <w:rFonts w:cs="Arial"/>
           <w:szCs w:val="24"/>
         </w:rPr>
-        <w:t>Dated this</w:t>
+        <w:t xml:space="preserve">Dated this {{month_day}} day of {{month}} {{year}}</w:t>
       </w:r>
       <w:r>
         <w:rPr>
           <w:rFonts w:cs="Arial"/>
           <w:szCs w:val="24"/>
         </w:rPr>
-        <w:t xml:space="preserve"> {{</w:t>
-      </w:r>
-      <w:proofErr w:type="spellStart"/>
-      <w:r>
-        <w:rPr>
-          <w:rFonts w:cs="Arial"/>
-          <w:szCs w:val="24"/>
-        </w:rPr>
-        <w:t>month_day</w:t>
-      </w:r>
-      <w:proofErr w:type="spellEnd"/>
-      <w:r>
-        <w:rPr>
-          <w:rFonts w:cs="Arial"/>
-          <w:szCs w:val="24"/>
-        </w:rPr>
-        <w:t>}}</w:t>
-      </w:r>
-      <w:r>
-        <w:rPr>
-          <w:rFonts w:cs="Arial"/>
-          <w:szCs w:val="24"/>
-        </w:rPr>
-        <w:t xml:space="preserve"> </w:t>
-      </w:r>
-      <w:r>
-        <w:rPr>
-          <w:rFonts w:cs="Arial"/>
-          <w:szCs w:val="24"/>
-        </w:rPr>
-        <w:t>day of {{month}} 2026</w:t>
-      </w:r>
-    </w:p>
-    <w:p>
-      <w:pPr>
-        <w:ind w:left="5760"/>
+        <w:t/>
+      </w:r>
+    </w:p>
+    <w:p ns2:paraId="219FD9E0" ns2:textId="77777777">
+      <w:pPr>
+        <w:spacing w:line="240" w:lineRule="atLeast"/>
+        <w:ind w:right="17"/>
         <w:jc w:val="center"/>
         <w:rPr>
           <w:u w:val="single"/>
@@ -710,16 +748,58 @@
         <w:rPr>
           <w:u w:val="single"/>
         </w:rPr>
-        <w:t>____________</w:t>
+        <w:tab/>
       </w:r>
       <w:r>
         <w:rPr>
           <w:u w:val="single"/>
         </w:rPr>
-        <w:t>_</w:t>
-      </w:r>
-    </w:p>
-    <w:p>
+        <w:tab/>
+      </w:r>
+      <w:r>
+        <w:rPr>
+          <w:u w:val="single"/>
+        </w:rPr>
+        <w:tab/>
+      </w:r>
+      <w:r>
+        <w:rPr>
+          <w:u w:val="single"/>
+        </w:rPr>
+        <w:tab/>
+      </w:r>
+      <w:r>
+        <w:rPr>
+          <w:u w:val="single"/>
+        </w:rPr>
+        <w:tab/>
+      </w:r>
+      <w:r>
+        <w:rPr>
+          <w:u w:val="single"/>
+        </w:rPr>
+        <w:tab/>
+      </w:r>
+      <w:r>
+        <w:rPr>
+          <w:u w:val="single"/>
+        </w:rPr>
+        <w:tab/>
+      </w:r>
+      <w:r>
+        <w:rPr>
+          <w:u w:val="single"/>
+        </w:rPr>
+        <w:tab/>
+      </w:r>
+      <w:r>
+        <w:rPr>
+          <w:u w:val="single"/>
+        </w:rPr>
+        <w:t>________________</w:t>
+      </w:r>
+    </w:p>
+    <w:p ns2:paraId="0C762C10" ns2:textId="77777777">
       <w:pPr>
         <w:spacing w:line="240" w:lineRule="atLeast"/>
         <w:ind w:right="1693"/>
@@ -729,7 +809,7 @@
         </w:rPr>
       </w:pPr>
     </w:p>
-    <w:p>
+    <w:p ns2:paraId="2C851271" ns2:textId="77777777">
       <w:pPr>
         <w:spacing w:line="240" w:lineRule="atLeast"/>
         <w:ind w:right="1693"/>
@@ -739,7 +819,7 @@
         </w:rPr>
       </w:pPr>
     </w:p>
-    <w:p>
+    <w:p ns2:paraId="08214E79" ns2:textId="77777777">
       <w:pPr>
         <w:spacing w:line="240" w:lineRule="atLeast"/>
         <w:ind w:right="1693"/>
@@ -749,7 +829,7 @@
         </w:rPr>
       </w:pPr>
     </w:p>
-    <w:p>
+    <w:p ns2:paraId="00CC2E22" ns2:textId="77777777">
       <w:pPr>
         <w:spacing w:line="240" w:lineRule="atLeast"/>
         <w:ind w:right="1693"/>
@@ -759,7 +839,7 @@
         </w:rPr>
       </w:pPr>
     </w:p>
-    <w:p>
+    <w:p ns2:paraId="34128E57" ns2:textId="77777777">
       <w:pPr>
         <w:spacing w:line="240" w:lineRule="atLeast"/>
         <w:ind w:right="1693"/>
@@ -769,7 +849,7 @@
         </w:rPr>
       </w:pPr>
     </w:p>
-    <w:p>
+    <w:p ns2:paraId="46EB7E17" ns2:textId="77777777">
       <w:pPr>
         <w:spacing w:line="240" w:lineRule="atLeast"/>
         <w:ind w:right="1693"/>
@@ -779,10 +859,10 @@
         </w:rPr>
       </w:pPr>
     </w:p>
-    <w:p>
+    <w:p ns2:paraId="53511F91" ns2:textId="77777777">
       <w:pPr>
         <w:spacing w:line="240" w:lineRule="atLeast"/>
-        <w:ind w:left="6480" w:right="-136"/>
+        <w:ind w:right="-136"/>
         <w:rPr>
           <w:rFonts w:cs="Arial"/>
           <w:bCs/>
@@ -795,7 +875,7 @@
           <w:bCs/>
           <w:u w:val="single"/>
         </w:rPr>
-        <w:t>__</w:t>
+        <w:tab/>
       </w:r>
       <w:r>
         <w:rPr>
@@ -803,10 +883,67 @@
           <w:bCs/>
           <w:u w:val="single"/>
         </w:rPr>
-        <w:t>________</w:t>
-      </w:r>
-    </w:p>
-    <w:p>
+        <w:tab/>
+      </w:r>
+      <w:r>
+        <w:rPr>
+          <w:rFonts w:cs="Arial"/>
+          <w:bCs/>
+          <w:u w:val="single"/>
+        </w:rPr>
+        <w:tab/>
+      </w:r>
+      <w:r>
+        <w:rPr>
+          <w:rFonts w:cs="Arial"/>
+          <w:bCs/>
+          <w:u w:val="single"/>
+        </w:rPr>
+        <w:tab/>
+      </w:r>
+      <w:r>
+        <w:rPr>
+          <w:rFonts w:cs="Arial"/>
+          <w:bCs/>
+          <w:u w:val="single"/>
+        </w:rPr>
+        <w:tab/>
+      </w:r>
+      <w:r>
+        <w:rPr>
+          <w:rFonts w:cs="Arial"/>
+          <w:bCs/>
+          <w:u w:val="single"/>
+        </w:rPr>
+        <w:tab/>
+      </w:r>
+      <w:r>
+        <w:rPr>
+          <w:rFonts w:cs="Arial"/>
+          <w:bCs/>
+          <w:u w:val="single"/>
+        </w:rPr>
+        <w:tab/>
+      </w:r>
+      <w:r>
+        <w:rPr>
+          <w:rFonts w:cs="Arial"/>
+          <w:bCs/>
+          <w:u w:val="single"/>
+        </w:rPr>
+        <w:tab/>
+      </w:r>
+      <w:r>
+        <w:rPr>
+          <w:rFonts w:cs="Arial"/>
+          <w:bCs/>
+          <w:u w:val="single"/>
+        </w:rPr>
+        <w:tab/>
+        <w:t>___________</w:t>
+      </w:r>
+    </w:p>
+    <w:p ns2:paraId="6A34F2C9" ns2:textId="77777777">
       <w:pPr>
         <w:spacing w:line="240" w:lineRule="atLeast"/>
         <w:ind w:right="-136"/>
@@ -817,7 +954,7 @@
         </w:rPr>
       </w:pPr>
     </w:p>
-    <w:p>
+    <w:p ns2:paraId="0C53058E" ns2:textId="77777777">
       <w:pPr>
         <w:spacing w:line="240" w:lineRule="atLeast"/>
         <w:ind w:right="-136"/>
@@ -836,7 +973,7 @@
         <w:t>This document is filed by</w:t>
       </w:r>
     </w:p>
-    <w:p>
+    <w:p ns2:paraId="6808C7B7" ns2:textId="77777777">
       <w:pPr>
         <w:spacing w:line="240" w:lineRule="atLeast"/>
         <w:ind w:right="-136"/>
@@ -853,7 +990,7 @@
         <w:t>Natalie Quirke</w:t>
       </w:r>
     </w:p>
-    <w:p>
+    <w:p ns2:paraId="33E29AFC" ns2:textId="77777777">
       <w:pPr>
         <w:spacing w:line="240" w:lineRule="atLeast"/>
         <w:ind w:right="-136"/>
@@ -870,7 +1007,7 @@
         <w:t>Barrister and Solicitor</w:t>
       </w:r>
     </w:p>
-    <w:p>
+    <w:p ns2:paraId="176097C8" ns2:textId="77777777">
       <w:pPr>
         <w:spacing w:line="240" w:lineRule="atLeast"/>
         <w:ind w:right="-136"/>
@@ -887,7 +1024,7 @@
         <w:t>P O Box 25-977</w:t>
       </w:r>
     </w:p>
-    <w:p>
+    <w:p ns2:paraId="6FAB8C26" ns2:textId="77777777">
       <w:pPr>
         <w:spacing w:line="240" w:lineRule="atLeast"/>
         <w:ind w:right="-136"/>
@@ -904,7 +1041,7 @@
         <w:t>St Heliers 1070</w:t>
       </w:r>
     </w:p>
-    <w:p>
+    <w:p ns2:paraId="232C8C5C" ns2:textId="77777777">
       <w:pPr>
         <w:spacing w:line="240" w:lineRule="atLeast"/>
         <w:ind w:right="-136"/>
@@ -921,7 +1058,7 @@
         <w:t xml:space="preserve">Ph:  (09) 575 6757 </w:t>
       </w:r>
     </w:p>
-    <w:p>
+    <w:p ns2:paraId="332BC06A" ns2:textId="77777777">
       <w:pPr>
         <w:spacing w:line="240" w:lineRule="atLeast"/>
         <w:ind w:right="-136"/>
@@ -938,7 +1075,7 @@
         <w:t>Mobile: 0274 944 411</w:t>
       </w:r>
     </w:p>
-    <w:p>
+    <w:p ns2:paraId="72CE5107" ns2:textId="77777777">
       <w:pPr>
         <w:spacing w:line="240" w:lineRule="atLeast"/>
         <w:ind w:right="-136"/>
@@ -948,7 +1085,7 @@
         </w:rPr>
       </w:pPr>
     </w:p>
-    <w:p>
+    <w:p ns2:paraId="67106600" ns2:textId="77777777">
       <w:pPr>
         <w:spacing w:line="240" w:lineRule="atLeast"/>
         <w:ind w:right="-136"/>
@@ -958,7 +1095,7 @@
         </w:rPr>
       </w:pPr>
     </w:p>
-    <w:p>
+    <w:p ns2:paraId="7B3E521D" ns2:textId="77777777">
       <w:pPr>
         <w:spacing w:line="240" w:lineRule="atLeast"/>
         <w:ind w:right="-136"/>
@@ -968,7 +1105,7 @@
         </w:rPr>
       </w:pPr>
     </w:p>
-    <w:p>
+    <w:p ns2:paraId="1D3052E7" ns2:textId="5884C727">
       <w:pPr>
         <w:pStyle w:val="paragraph"/>
         <w:spacing w:before="0" w:beforeAutospacing="0" w:after="0" w:afterAutospacing="0"/>
@@ -987,15 +1124,6 @@
           <w:rFonts w:ascii="Arial" w:hAnsi="Arial" w:cs="Arial"/>
           <w:lang w:val="en-GB"/>
         </w:rPr>
-        <w:br w:type="page"/>
-      </w:r>
-      <w:r>
-        <w:rPr>
-          <w:rStyle w:val="normaltextrun"/>
-          <w:rFonts w:ascii="Arial" w:hAnsi="Arial" w:cs="Arial"/>
-          <w:lang w:val="en-GB"/>
-        </w:rPr>
-        <w:lastRenderedPageBreak/>
         <w:t>I,</w:t>
       </w:r>
       <w:r>
@@ -1014,7 +1142,7 @@
           <w:b/>
           <w:bCs/>
         </w:rPr>
-        <w:t>{{APPLICANT_NAME}}</w:t>
+        <w:t>{{applicant_name}}</w:t>
       </w:r>
       <w:r>
         <w:rPr>
@@ -1053,7 +1181,7 @@
           <w:b/>
           <w:bCs/>
         </w:rPr>
-        <w:t>{{RESPONDENT_NAME}}</w:t>
+        <w:t>{{respondent_name}}</w:t>
       </w:r>
       <w:r>
         <w:rPr>
@@ -1085,7 +1213,7 @@
         <w:t> </w:t>
       </w:r>
     </w:p>
-    <w:p>
+    <w:p ns2:paraId="7F24EAE1" ns2:textId="77777777">
       <w:pPr>
         <w:pStyle w:val="paragraph"/>
         <w:spacing w:before="0" w:beforeAutospacing="0" w:after="0" w:afterAutospacing="0"/>
@@ -1101,7 +1229,7 @@
         </w:rPr>
       </w:pPr>
     </w:p>
-    <w:p>
+    <w:p ns2:paraId="61E91912" ns2:textId="0E2366A1">
       <w:pPr>
         <w:pStyle w:val="paragraph"/>
         <w:spacing w:before="0" w:beforeAutospacing="0" w:after="0" w:afterAutospacing="0"/>
@@ -1132,7 +1260,7 @@
         <w:t> </w:t>
       </w:r>
     </w:p>
-    <w:p>
+    <w:p ns2:paraId="289FA995" ns2:textId="77777777">
       <w:pPr>
         <w:pStyle w:val="paragraph"/>
         <w:spacing w:before="0" w:beforeAutospacing="0" w:after="0" w:afterAutospacing="0"/>
@@ -1146,7 +1274,7 @@
         </w:rPr>
       </w:pPr>
     </w:p>
-    <w:p>
+    <w:p ns2:paraId="4673A75F" ns2:textId="277E0557">
       <w:pPr>
         <w:pStyle w:val="paragraph"/>
         <w:spacing w:before="0" w:beforeAutospacing="0" w:after="0" w:afterAutospacing="0"/>
@@ -1175,7 +1303,7 @@
         <w:t> </w:t>
       </w:r>
     </w:p>
-    <w:p>
+    <w:p ns2:paraId="2BD43C3A" ns2:textId="77777777">
       <w:pPr>
         <w:pStyle w:val="paragraph"/>
         <w:spacing w:before="0" w:beforeAutospacing="0" w:after="0" w:afterAutospacing="0"/>
@@ -1188,7 +1316,7 @@
         </w:rPr>
       </w:pPr>
     </w:p>
-    <w:p>
+    <w:p ns2:paraId="5DE8CD90" ns2:textId="3FDB3B75">
       <w:pPr>
         <w:pStyle w:val="paragraph"/>
         <w:spacing w:before="0" w:beforeAutospacing="0" w:after="0" w:afterAutospacing="0"/>
@@ -1203,18 +1331,46 @@
         <w:rPr>
           <w:rStyle w:val="normaltextrun"/>
           <w:rFonts w:ascii="Arial" w:hAnsi="Arial" w:cs="Arial"/>
+        </w:rPr>
+        <w:t>{{applicant_name}}</w:t>
+      </w:r>
+      <w:proofErr w:type="spellStart"/>
+      <w:r>
+        <w:rPr>
+          <w:rStyle w:val="normaltextrun"/>
+          <w:rFonts w:ascii="Arial" w:hAnsi="Arial" w:cs="Arial"/>
+        </w:rPr>
+        <w:t/>
+      </w:r>
+      <w:r>
+        <w:rPr>
+          <w:rStyle w:val="normaltextrun"/>
+          <w:rFonts w:ascii="Arial" w:hAnsi="Arial" w:cs="Arial"/>
+        </w:rPr>
+        <w:t/>
+      </w:r>
+      <w:r>
+        <w:rPr>
+          <w:rStyle w:val="normaltextrun"/>
+          <w:rFonts w:ascii="Arial" w:hAnsi="Arial" w:cs="Arial"/>
+        </w:rPr>
+        <w:t/>
+      </w:r>
+      <w:proofErr w:type="spellEnd"/>
+      <w:r>
+        <w:rPr>
+          <w:rStyle w:val="normaltextrun"/>
+          <w:rFonts w:ascii="Arial" w:hAnsi="Arial" w:cs="Arial"/>
+        </w:rPr>
+        <w:t/>
+      </w:r>
+      <w:r>
+        <w:rPr>
+          <w:rStyle w:val="normaltextrun"/>
+          <w:rFonts w:ascii="Arial" w:hAnsi="Arial" w:cs="Arial"/>
           <w:b/>
           <w:bCs/>
         </w:rPr>
-        <w:t>{{RESPONDENT_NAME}}</w:t>
-      </w:r>
-      <w:r>
-        <w:rPr>
-          <w:rStyle w:val="normaltextrun"/>
-          <w:rFonts w:ascii="Arial" w:hAnsi="Arial" w:cs="Arial"/>
-          <w:b/>
-          <w:bCs/>
-        </w:rPr>
         <w:t xml:space="preserve"> </w:t>
       </w:r>
       <w:r>
@@ -1232,7 +1388,7 @@
         <w:t> </w:t>
       </w:r>
     </w:p>
-    <w:p>
+    <w:p ns2:paraId="4722F649" ns2:textId="77777777">
       <w:pPr>
         <w:pStyle w:val="paragraph"/>
         <w:spacing w:before="0" w:beforeAutospacing="0" w:after="0" w:afterAutospacing="0"/>
@@ -1253,7 +1409,190 @@
         <w:t> </w:t>
       </w:r>
     </w:p>
-    <w:p>
+    <w:p ns2:paraId="234F3AB8" ns2:textId="532D1657">
+      <w:pPr>
+        <w:pStyle w:val="paragraph"/>
+        <w:spacing w:before="0" w:beforeAutospacing="0" w:after="0" w:afterAutospacing="0"/>
+        <w:ind w:right="195"/>
+        <w:textAlignment w:val="baseline"/>
+        <w:rPr>
+          <w:rFonts w:ascii="Segoe UI" w:hAnsi="Segoe UI" w:cs="Segoe UI"/>
+          <w:sz w:val="18"/>
+          <w:szCs w:val="18"/>
+        </w:rPr>
+      </w:pPr>
+      <w:r>
+        <w:rPr>
+          <w:rStyle w:val="normaltextrun"/>
+          <w:rFonts w:ascii="Arial" w:hAnsi="Arial" w:cs="Arial"/>
+          <w:b/>
+          <w:bCs/>
+          <w:lang w:val="en-GB"/>
+        </w:rPr>
+        <w:t>Affidavit</w:t>
+      </w:r>
+      <w:r>
+        <w:rPr>
+          <w:rStyle w:val="normaltextrun"/>
+          <w:rFonts w:ascii="Arial" w:hAnsi="Arial" w:cs="Arial"/>
+          <w:b/>
+          <w:bCs/>
+          <w:lang w:val="en-GB"/>
+        </w:rPr>
+        <w:t xml:space="preserve"> </w:t>
+      </w:r>
+      <w:r>
+        <w:rPr>
+          <w:rStyle w:val="normaltextrun"/>
+          <w:rFonts w:ascii="Arial" w:hAnsi="Arial" w:cs="Arial"/>
+          <w:b/>
+          <w:bCs/>
+          <w:lang w:val="en-GB"/>
+        </w:rPr>
+        <w:t>in Support </w:t>
+      </w:r>
+      <w:r>
+        <w:br/>
+      </w:r>
+      <w:r>
+        <w:rPr>
+          <w:rStyle w:val="eop"/>
+          <w:rFonts w:ascii="Arial" w:hAnsi="Arial" w:cs="Arial"/>
+        </w:rPr>
+        <w:t> </w:t>
+      </w:r>
+    </w:p>
+    <w:p ns2:paraId="318C6369" ns2:textId="77777777">
+      <w:pPr>
+        <w:pStyle w:val="paragraph"/>
+        <w:spacing w:before="0" w:beforeAutospacing="0" w:after="0" w:afterAutospacing="0"/>
+        <w:ind w:right="195"/>
+        <w:textAlignment w:val="baseline"/>
+        <w:rPr>
+          <w:rFonts w:ascii="Segoe UI" w:hAnsi="Segoe UI" w:cs="Segoe UI"/>
+          <w:sz w:val="18"/>
+          <w:szCs w:val="18"/>
+        </w:rPr>
+      </w:pPr>
+      <w:r>
+        <w:rPr>
+          <w:rStyle w:val="normaltextrun"/>
+          <w:rFonts w:ascii="Arial" w:hAnsi="Arial" w:cs="Arial"/>
+          <w:sz w:val="22"/>
+          <w:szCs w:val="22"/>
+          <w:lang w:val="en-GB"/>
+        </w:rPr>
+        <w:t>I rely on the contents of the</w:t>
+      </w:r>
+      <w:r>
+        <w:rPr>
+          <w:rStyle w:val="apple-converted-space"/>
+          <w:rFonts w:ascii="Arial" w:hAnsi="Arial" w:cs="Arial"/>
+          <w:sz w:val="22"/>
+          <w:szCs w:val="22"/>
+          <w:lang w:val="en-GB"/>
+        </w:rPr>
+        <w:t> </w:t>
+      </w:r>
+      <w:r>
+        <w:rPr>
+          <w:rStyle w:val="normaltextrun"/>
+          <w:rFonts w:ascii="Arial" w:hAnsi="Arial" w:cs="Arial"/>
+          <w:sz w:val="22"/>
+          <w:szCs w:val="22"/>
+          <w:lang w:val="en-GB"/>
+        </w:rPr>
+        <w:t>affidavit</w:t>
+      </w:r>
+      <w:r>
+        <w:rPr>
+          <w:rStyle w:val="apple-converted-space"/>
+          <w:rFonts w:ascii="Arial" w:hAnsi="Arial" w:cs="Arial"/>
+          <w:sz w:val="22"/>
+          <w:szCs w:val="22"/>
+          <w:lang w:val="en-GB"/>
+        </w:rPr>
+        <w:t> </w:t>
+      </w:r>
+      <w:r>
+        <w:rPr>
+          <w:rStyle w:val="normaltextrun"/>
+          <w:rFonts w:ascii="Arial" w:hAnsi="Arial" w:cs="Arial"/>
+          <w:sz w:val="22"/>
+          <w:szCs w:val="22"/>
+          <w:lang w:val="en-GB"/>
+        </w:rPr>
+        <w:t>dated</w:t>
+      </w:r>
+      <w:r>
+        <w:rPr>
+          <w:rStyle w:val="apple-converted-space"/>
+          <w:rFonts w:ascii="Arial" w:hAnsi="Arial" w:cs="Arial"/>
+          <w:sz w:val="22"/>
+          <w:szCs w:val="22"/>
+          <w:lang w:val="en-GB"/>
+        </w:rPr>
+        <w:t> </w:t>
+      </w:r>
+      <w:r>
+        <w:rPr>
+          <w:rStyle w:val="tabchar"/>
+          <w:rFonts w:ascii="Calibri" w:hAnsi="Calibri" w:cs="Calibri"/>
+          <w:sz w:val="22"/>
+          <w:szCs w:val="22"/>
+        </w:rPr>
+        <w:tab/>
+      </w:r>
+      <w:r>
+        <w:rPr>
+          <w:rStyle w:val="tabchar"/>
+          <w:rFonts w:ascii="Calibri" w:hAnsi="Calibri" w:cs="Calibri"/>
+          <w:sz w:val="22"/>
+          <w:szCs w:val="22"/>
+        </w:rPr>
+        <w:tab/>
+      </w:r>
+      <w:r>
+        <w:rPr>
+          <w:rStyle w:val="normaltextrun"/>
+          <w:rFonts w:ascii="Arial" w:hAnsi="Arial" w:cs="Arial"/>
+          <w:sz w:val="22"/>
+          <w:szCs w:val="22"/>
+          <w:lang w:val="en-GB"/>
+        </w:rPr>
+        <w:t>2026</w:t>
+      </w:r>
+      <w:r>
+        <w:rPr>
+          <w:rStyle w:val="apple-converted-space"/>
+          <w:rFonts w:ascii="Arial" w:hAnsi="Arial" w:cs="Arial"/>
+          <w:sz w:val="22"/>
+          <w:szCs w:val="22"/>
+          <w:lang w:val="en-GB"/>
+        </w:rPr>
+        <w:t> </w:t>
+      </w:r>
+      <w:r>
+        <w:rPr>
+          <w:rStyle w:val="normaltextrun"/>
+          <w:rFonts w:ascii="Arial" w:hAnsi="Arial" w:cs="Arial"/>
+          <w:sz w:val="22"/>
+          <w:szCs w:val="22"/>
+          <w:lang w:val="en-GB"/>
+        </w:rPr>
+        <w:t>filed in support of this application. </w:t>
+      </w:r>
+      <w:r>
+        <w:rPr>
+          <w:rStyle w:val="eop"/>
+          <w:rFonts w:ascii="Arial" w:hAnsi="Arial" w:cs="Arial"/>
+          <w:sz w:val="22"/>
+          <w:szCs w:val="22"/>
+        </w:rPr>
+        <w:t> </w:t>
+      </w:r>
+    </w:p>
+    <w:p ns2:paraId="71CE8051" ns2:textId="77777777">
       <w:pPr>
         <w:pStyle w:val="paragraph"/>
         <w:spacing w:before="0" w:beforeAutospacing="0" w:after="0" w:afterAutospacing="0"/>
@@ -1268,156 +1607,13 @@
       </w:pPr>
       <w:r>
         <w:rPr>
-          <w:rStyle w:val="normaltextrun"/>
-          <w:rFonts w:ascii="Arial" w:hAnsi="Arial" w:cs="Arial"/>
-          <w:b/>
-          <w:bCs/>
-          <w:lang w:val="en-GB"/>
-        </w:rPr>
-        <w:t>Affidavit in Support </w:t>
-      </w:r>
-      <w:r>
-        <w:br/>
-      </w:r>
-      <w:r>
-        <w:rPr>
           <w:rStyle w:val="eop"/>
           <w:rFonts w:ascii="Arial" w:hAnsi="Arial" w:cs="Arial"/>
         </w:rPr>
         <w:t> </w:t>
       </w:r>
     </w:p>
-    <w:p>
-      <w:pPr>
-        <w:pStyle w:val="paragraph"/>
-        <w:spacing w:before="0" w:beforeAutospacing="0" w:after="0" w:afterAutospacing="0"/>
-        <w:ind w:right="195"/>
-        <w:textAlignment w:val="baseline"/>
-        <w:rPr>
-          <w:rFonts w:ascii="Segoe UI" w:hAnsi="Segoe UI" w:cs="Segoe UI"/>
-          <w:sz w:val="18"/>
-          <w:szCs w:val="18"/>
-        </w:rPr>
-      </w:pPr>
-      <w:r>
-        <w:rPr>
-          <w:rStyle w:val="normaltextrun"/>
-          <w:rFonts w:ascii="Arial" w:hAnsi="Arial" w:cs="Arial"/>
-          <w:sz w:val="22"/>
-          <w:szCs w:val="22"/>
-          <w:lang w:val="en-GB"/>
-        </w:rPr>
-        <w:t>I rely on the contents of the</w:t>
-      </w:r>
-      <w:r>
-        <w:rPr>
-          <w:rStyle w:val="apple-converted-space"/>
-          <w:rFonts w:ascii="Arial" w:hAnsi="Arial" w:cs="Arial"/>
-          <w:sz w:val="22"/>
-          <w:szCs w:val="22"/>
-          <w:lang w:val="en-GB"/>
-        </w:rPr>
-        <w:t> </w:t>
-      </w:r>
-      <w:r>
-        <w:rPr>
-          <w:rStyle w:val="normaltextrun"/>
-          <w:rFonts w:ascii="Arial" w:hAnsi="Arial" w:cs="Arial"/>
-          <w:sz w:val="22"/>
-          <w:szCs w:val="22"/>
-          <w:lang w:val="en-GB"/>
-        </w:rPr>
-        <w:t>affidavit</w:t>
-      </w:r>
-      <w:r>
-        <w:rPr>
-          <w:rStyle w:val="apple-converted-space"/>
-          <w:rFonts w:ascii="Arial" w:hAnsi="Arial" w:cs="Arial"/>
-          <w:sz w:val="22"/>
-          <w:szCs w:val="22"/>
-          <w:lang w:val="en-GB"/>
-        </w:rPr>
-        <w:t> </w:t>
-      </w:r>
-      <w:r>
-        <w:rPr>
-          <w:rStyle w:val="normaltextrun"/>
-          <w:rFonts w:ascii="Arial" w:hAnsi="Arial" w:cs="Arial"/>
-          <w:sz w:val="22"/>
-          <w:szCs w:val="22"/>
-          <w:lang w:val="en-GB"/>
-        </w:rPr>
-        <w:t>dated</w:t>
-      </w:r>
-      <w:r>
-        <w:rPr>
-          <w:rStyle w:val="apple-converted-space"/>
-          <w:rFonts w:ascii="Arial" w:hAnsi="Arial" w:cs="Arial"/>
-          <w:sz w:val="22"/>
-          <w:szCs w:val="22"/>
-          <w:lang w:val="en-GB"/>
-        </w:rPr>
-        <w:t> </w:t>
-      </w:r>
-      <w:r>
-        <w:rPr>
-          <w:rStyle w:val="tabchar"/>
-          <w:rFonts w:ascii="Calibri" w:hAnsi="Calibri" w:cs="Calibri"/>
-          <w:sz w:val="22"/>
-          <w:szCs w:val="22"/>
-        </w:rPr>
-        <w:tab/>
-      </w:r>
-      <w:r>
-        <w:rPr>
-          <w:rStyle w:val="tabchar"/>
-          <w:rFonts w:ascii="Calibri" w:hAnsi="Calibri" w:cs="Calibri"/>
-          <w:sz w:val="22"/>
-          <w:szCs w:val="22"/>
-        </w:rPr>
-        <w:tab/>
-      </w:r>
-      <w:r>
-        <w:rPr>
-          <w:rStyle w:val="normaltextrun"/>
-          <w:rFonts w:ascii="Arial" w:hAnsi="Arial" w:cs="Arial"/>
-          <w:sz w:val="22"/>
-          <w:szCs w:val="22"/>
-          <w:lang w:val="en-GB"/>
-        </w:rPr>
-        <w:t>2026</w:t>
-      </w:r>
-      <w:r>
-        <w:rPr>
-          <w:rStyle w:val="apple-converted-space"/>
-          <w:rFonts w:ascii="Arial" w:hAnsi="Arial" w:cs="Arial"/>
-          <w:sz w:val="22"/>
-          <w:szCs w:val="22"/>
-          <w:lang w:val="en-GB"/>
-        </w:rPr>
-        <w:t> </w:t>
-      </w:r>
-      <w:r>
-        <w:rPr>
-          <w:rStyle w:val="normaltextrun"/>
-          <w:rFonts w:ascii="Arial" w:hAnsi="Arial" w:cs="Arial"/>
-          <w:sz w:val="22"/>
-          <w:szCs w:val="22"/>
-          <w:lang w:val="en-GB"/>
-        </w:rPr>
-        <w:t>filed in support of this application. </w:t>
-      </w:r>
-      <w:r>
-        <w:rPr>
-          <w:rStyle w:val="eop"/>
-          <w:rFonts w:ascii="Arial" w:hAnsi="Arial" w:cs="Arial"/>
-          <w:sz w:val="22"/>
-          <w:szCs w:val="22"/>
-        </w:rPr>
-        <w:t> </w:t>
-      </w:r>
-    </w:p>
-    <w:p>
+    <w:p ns2:paraId="1A1DA714" ns2:textId="77777777">
       <w:pPr>
         <w:pStyle w:val="paragraph"/>
         <w:spacing w:before="0" w:beforeAutospacing="0" w:after="0" w:afterAutospacing="0"/>
@@ -1438,7 +1634,7 @@
         <w:t> </w:t>
       </w:r>
     </w:p>
-    <w:p>
+    <w:p ns2:paraId="7E9F6348" ns2:textId="77777777">
       <w:pPr>
         <w:pStyle w:val="paragraph"/>
         <w:spacing w:before="0" w:beforeAutospacing="0" w:after="0" w:afterAutospacing="0"/>
@@ -1453,13 +1649,21 @@
       </w:pPr>
       <w:r>
         <w:rPr>
+          <w:rStyle w:val="normaltextrun"/>
+          <w:rFonts w:ascii="Arial" w:hAnsi="Arial" w:cs="Arial"/>
+          <w:lang w:val="en-GB"/>
+        </w:rPr>
+        <w:t>...................................................</w:t>
+      </w:r>
+      <w:r>
+        <w:rPr>
           <w:rStyle w:val="eop"/>
           <w:rFonts w:ascii="Arial" w:hAnsi="Arial" w:cs="Arial"/>
         </w:rPr>
         <w:t> </w:t>
       </w:r>
     </w:p>
-    <w:p>
+    <w:p ns2:paraId="43B0CA20" ns2:textId="77777777">
       <w:pPr>
         <w:pStyle w:val="paragraph"/>
         <w:spacing w:before="0" w:beforeAutospacing="0" w:after="0" w:afterAutospacing="0"/>
@@ -1478,7 +1682,7 @@
           <w:rFonts w:ascii="Arial" w:hAnsi="Arial" w:cs="Arial"/>
           <w:lang w:val="en-GB"/>
         </w:rPr>
-        <w:t>...................................................</w:t>
+        <w:t>Counsel for Applicant</w:t>
       </w:r>
       <w:r>
         <w:rPr>
@@ -1488,7 +1692,7 @@
         <w:t> </w:t>
       </w:r>
     </w:p>
-    <w:p>
+    <w:p ns2:paraId="704708F6" ns2:textId="77777777">
       <w:pPr>
         <w:pStyle w:val="paragraph"/>
         <w:spacing w:before="0" w:beforeAutospacing="0" w:after="0" w:afterAutospacing="0"/>
@@ -1503,21 +1707,13 @@
       </w:pPr>
       <w:r>
         <w:rPr>
-          <w:rStyle w:val="normaltextrun"/>
-          <w:rFonts w:ascii="Arial" w:hAnsi="Arial" w:cs="Arial"/>
-          <w:lang w:val="en-GB"/>
-        </w:rPr>
-        <w:t>Counsel for Applicant</w:t>
-      </w:r>
-      <w:r>
-        <w:rPr>
           <w:rStyle w:val="eop"/>
           <w:rFonts w:ascii="Arial" w:hAnsi="Arial" w:cs="Arial"/>
         </w:rPr>
         <w:t> </w:t>
       </w:r>
     </w:p>
-    <w:p>
+    <w:p ns2:paraId="702FAF50" ns2:textId="77777777">
       <w:pPr>
         <w:pStyle w:val="paragraph"/>
         <w:spacing w:before="0" w:beforeAutospacing="0" w:after="0" w:afterAutospacing="0"/>
@@ -1538,7 +1734,7 @@
         <w:t> </w:t>
       </w:r>
     </w:p>
-    <w:p>
+    <w:p ns2:paraId="70658A1E" ns2:textId="56ECCC74">
       <w:pPr>
         <w:pStyle w:val="paragraph"/>
         <w:spacing w:before="0" w:beforeAutospacing="0" w:after="0" w:afterAutospacing="0"/>
@@ -1553,13 +1749,32 @@
       </w:pPr>
       <w:r>
         <w:rPr>
-          <w:rStyle w:val="eop"/>
-          <w:rFonts w:ascii="Arial" w:hAnsi="Arial" w:cs="Arial"/>
-        </w:rPr>
-        <w:t> </w:t>
-      </w:r>
-    </w:p>
-    <w:p>
+          <w:rStyle w:val="normaltextrun"/>
+          <w:rFonts w:ascii="Arial" w:hAnsi="Arial" w:cs="Arial"/>
+          <w:lang w:val="en-GB"/>
+        </w:rPr>
+        <w:t>{{date_today}}</w:t>
+      </w:r>
+      <w:proofErr w:type="spellStart"/>
+      <w:r>
+        <w:rPr>
+          <w:rStyle w:val="normaltextrun"/>
+          <w:rFonts w:ascii="Arial" w:hAnsi="Arial" w:cs="Arial"/>
+          <w:lang w:val="en-GB"/>
+        </w:rPr>
+        <w:t/>
+      </w:r>
+      <w:proofErr w:type="spellEnd"/>
+      <w:r>
+        <w:rPr>
+          <w:rStyle w:val="normaltextrun"/>
+          <w:rFonts w:ascii="Arial" w:hAnsi="Arial" w:cs="Arial"/>
+          <w:lang w:val="en-GB"/>
+        </w:rPr>
+        <w:t/>
+      </w:r>
+    </w:p>
+    <w:p ns2:paraId="02709D0F" ns2:textId="77777777">
       <w:pPr>
         <w:pStyle w:val="paragraph"/>
         <w:spacing w:before="0" w:beforeAutospacing="0" w:after="0" w:afterAutospacing="0"/>
@@ -1578,10 +1793,17 @@
           <w:rFonts w:ascii="Arial" w:hAnsi="Arial" w:cs="Arial"/>
           <w:lang w:val="en-GB"/>
         </w:rPr>
-        <w:t>{{Date_today}}</w:t>
-      </w:r>
-    </w:p>
-    <w:p>
+        <w:t>Date</w:t>
+      </w:r>
+      <w:r>
+        <w:rPr>
+          <w:rStyle w:val="eop"/>
+          <w:rFonts w:ascii="Arial" w:hAnsi="Arial" w:cs="Arial"/>
+        </w:rPr>
+        <w:t> </w:t>
+      </w:r>
+    </w:p>
+    <w:p ns2:paraId="3545FB2D" ns2:textId="77777777">
       <w:pPr>
         <w:pStyle w:val="paragraph"/>
         <w:spacing w:before="0" w:beforeAutospacing="0" w:after="0" w:afterAutospacing="0"/>
@@ -1596,21 +1818,13 @@
       </w:pPr>
       <w:r>
         <w:rPr>
-          <w:rStyle w:val="normaltextrun"/>
-          <w:rFonts w:ascii="Arial" w:hAnsi="Arial" w:cs="Arial"/>
-          <w:lang w:val="en-GB"/>
-        </w:rPr>
-        <w:t>Date</w:t>
-      </w:r>
-      <w:r>
-        <w:rPr>
           <w:rStyle w:val="eop"/>
           <w:rFonts w:ascii="Arial" w:hAnsi="Arial" w:cs="Arial"/>
         </w:rPr>
         <w:t> </w:t>
       </w:r>
     </w:p>
-    <w:p>
+    <w:p ns2:paraId="58C1C610" ns2:textId="77777777">
       <w:pPr>
         <w:pStyle w:val="paragraph"/>
         <w:spacing w:before="0" w:beforeAutospacing="0" w:after="0" w:afterAutospacing="0"/>
@@ -1631,7 +1845,210 @@
         <w:t> </w:t>
       </w:r>
     </w:p>
-    <w:p>
+    <w:p ns2:paraId="1CD8470E" ns2:textId="77777777">
+      <w:pPr>
+        <w:pStyle w:val="paragraph"/>
+        <w:spacing w:before="0" w:beforeAutospacing="0" w:after="0" w:afterAutospacing="0"/>
+        <w:ind w:right="195"/>
+        <w:textAlignment w:val="baseline"/>
+        <w:rPr>
+          <w:rFonts w:ascii="Segoe UI" w:hAnsi="Segoe UI" w:cs="Segoe UI"/>
+          <w:sz w:val="18"/>
+          <w:szCs w:val="18"/>
+        </w:rPr>
+      </w:pPr>
+      <w:r>
+        <w:rPr>
+          <w:rStyle w:val="normaltextrun"/>
+          <w:rFonts w:ascii="Arial" w:hAnsi="Arial" w:cs="Arial"/>
+        </w:rPr>
+        <w:t>This Application</w:t>
+      </w:r>
+      <w:r>
+        <w:rPr>
+          <w:rStyle w:val="apple-converted-space"/>
+          <w:rFonts w:ascii="Arial" w:hAnsi="Arial" w:cs="Arial"/>
+        </w:rPr>
+        <w:t> </w:t>
+      </w:r>
+      <w:r>
+        <w:rPr>
+          <w:rStyle w:val="normaltextrun"/>
+          <w:rFonts w:ascii="Arial" w:hAnsi="Arial" w:cs="Arial"/>
+        </w:rPr>
+        <w:t>is filed by Natalie Quirke, Barrister and Solicitor for the Applicant  </w:t>
+      </w:r>
+      <w:r>
+        <w:rPr>
+          <w:rStyle w:val="eop"/>
+          <w:rFonts w:ascii="Arial" w:hAnsi="Arial" w:cs="Arial"/>
+        </w:rPr>
+        <w:t> </w:t>
+      </w:r>
+    </w:p>
+    <w:p ns2:paraId="302AA580" ns2:textId="77777777">
+      <w:pPr>
+        <w:pStyle w:val="paragraph"/>
+        <w:spacing w:before="0" w:beforeAutospacing="0" w:after="0" w:afterAutospacing="0"/>
+        <w:ind w:right="195"/>
+        <w:textAlignment w:val="baseline"/>
+        <w:rPr>
+          <w:rFonts w:ascii="Segoe UI" w:hAnsi="Segoe UI" w:cs="Segoe UI"/>
+          <w:sz w:val="18"/>
+          <w:szCs w:val="18"/>
+        </w:rPr>
+      </w:pPr>
+      <w:r>
+        <w:rPr>
+          <w:rStyle w:val="eop"/>
+          <w:rFonts w:ascii="Arial" w:hAnsi="Arial" w:cs="Arial"/>
+        </w:rPr>
+        <w:t> </w:t>
+      </w:r>
+    </w:p>
+    <w:p ns2:paraId="6F1BE8ED" ns2:textId="77777777">
+      <w:pPr>
+        <w:pStyle w:val="paragraph"/>
+        <w:spacing w:before="0" w:beforeAutospacing="0" w:after="0" w:afterAutospacing="0"/>
+        <w:ind w:right="195"/>
+        <w:textAlignment w:val="baseline"/>
+        <w:rPr>
+          <w:rFonts w:ascii="Segoe UI" w:hAnsi="Segoe UI" w:cs="Segoe UI"/>
+          <w:sz w:val="18"/>
+          <w:szCs w:val="18"/>
+        </w:rPr>
+      </w:pPr>
+      <w:r>
+        <w:rPr>
+          <w:rStyle w:val="normaltextrun"/>
+          <w:rFonts w:ascii="Arial" w:hAnsi="Arial" w:cs="Arial"/>
+        </w:rPr>
+        <w:t>Documents for service may be left at the address for service or may be:</w:t>
+      </w:r>
+      <w:r>
+        <w:rPr>
+          <w:rStyle w:val="eop"/>
+          <w:rFonts w:ascii="Arial" w:hAnsi="Arial" w:cs="Arial"/>
+        </w:rPr>
+        <w:t> </w:t>
+      </w:r>
+    </w:p>
+    <w:p ns2:paraId="1CC3CC9A" ns2:textId="77777777">
+      <w:pPr>
+        <w:pStyle w:val="paragraph"/>
+        <w:spacing w:before="0" w:beforeAutospacing="0" w:after="0" w:afterAutospacing="0"/>
+        <w:ind w:right="195"/>
+        <w:textAlignment w:val="baseline"/>
+        <w:rPr>
+          <w:rFonts w:ascii="Segoe UI" w:hAnsi="Segoe UI" w:cs="Segoe UI"/>
+          <w:sz w:val="18"/>
+          <w:szCs w:val="18"/>
+        </w:rPr>
+      </w:pPr>
+      <w:r>
+        <w:rPr>
+          <w:rStyle w:val="eop"/>
+          <w:rFonts w:ascii="Arial" w:hAnsi="Arial" w:cs="Arial"/>
+        </w:rPr>
+        <w:t> </w:t>
+      </w:r>
+    </w:p>
+    <w:p ns2:paraId="1E8CF734" ns2:textId="77777777">
+      <w:pPr>
+        <w:pStyle w:val="paragraph"/>
+        <w:spacing w:before="0" w:beforeAutospacing="0" w:after="0" w:afterAutospacing="0"/>
+        <w:ind w:left="840" w:right="195" w:hanging="840"/>
+        <w:textAlignment w:val="baseline"/>
+        <w:rPr>
+          <w:rFonts w:ascii="Segoe UI" w:hAnsi="Segoe UI" w:cs="Segoe UI"/>
+          <w:sz w:val="18"/>
+          <w:szCs w:val="18"/>
+        </w:rPr>
+      </w:pPr>
+      <w:r>
+        <w:rPr>
+          <w:rStyle w:val="normaltextrun"/>
+          <w:rFonts w:ascii="Arial" w:hAnsi="Arial" w:cs="Arial"/>
+        </w:rPr>
+        <w:t>(a)</w:t>
+      </w:r>
+      <w:r>
+        <w:rPr>
+          <w:rStyle w:val="tabchar"/>
+          <w:rFonts w:ascii="Calibri" w:hAnsi="Calibri" w:cs="Calibri"/>
+        </w:rPr>
+        <w:tab/>
+      </w:r>
+      <w:r>
+        <w:rPr>
+          <w:rStyle w:val="normaltextrun"/>
+          <w:rFonts w:ascii="Arial" w:hAnsi="Arial" w:cs="Arial"/>
+        </w:rPr>
+        <w:t>Posted to counsel at PO</w:t>
+      </w:r>
+      <w:r>
+        <w:rPr>
+          <w:rStyle w:val="apple-converted-space"/>
+          <w:rFonts w:ascii="Arial" w:hAnsi="Arial" w:cs="Arial"/>
+        </w:rPr>
+        <w:t> </w:t>
+      </w:r>
+      <w:r>
+        <w:rPr>
+          <w:rStyle w:val="normaltextrun"/>
+          <w:rFonts w:ascii="Arial" w:hAnsi="Arial" w:cs="Arial"/>
+        </w:rPr>
+        <w:t>Box 25-977, St Heliers 1070</w:t>
+      </w:r>
+      <w:r>
+        <w:rPr>
+          <w:rStyle w:val="eop"/>
+          <w:rFonts w:ascii="Arial" w:hAnsi="Arial" w:cs="Arial"/>
+        </w:rPr>
+        <w:t> </w:t>
+      </w:r>
+    </w:p>
+    <w:p ns2:paraId="20F455C4" ns2:textId="77777777">
+      <w:pPr>
+        <w:pStyle w:val="paragraph"/>
+        <w:spacing w:before="0" w:beforeAutospacing="0" w:after="0" w:afterAutospacing="0"/>
+        <w:ind w:right="195"/>
+        <w:textAlignment w:val="baseline"/>
+        <w:rPr>
+          <w:rFonts w:ascii="Segoe UI" w:hAnsi="Segoe UI" w:cs="Segoe UI"/>
+          <w:sz w:val="18"/>
+          <w:szCs w:val="18"/>
+        </w:rPr>
+      </w:pPr>
+      <w:r>
+        <w:rPr>
+          <w:rStyle w:val="eop"/>
+          <w:rFonts w:ascii="Arial" w:hAnsi="Arial" w:cs="Arial"/>
+        </w:rPr>
+        <w:t> </w:t>
+      </w:r>
+    </w:p>
+    <w:p ns2:paraId="588B0BCE" ns2:textId="77777777">
+      <w:pPr>
+        <w:pStyle w:val="paragraph"/>
+        <w:spacing w:before="0" w:beforeAutospacing="0" w:after="0" w:afterAutospacing="0"/>
+        <w:ind w:right="195"/>
+        <w:textAlignment w:val="baseline"/>
+        <w:rPr>
+          <w:rFonts w:ascii="Segoe UI" w:hAnsi="Segoe UI" w:cs="Segoe UI"/>
+          <w:sz w:val="18"/>
+          <w:szCs w:val="18"/>
+        </w:rPr>
+      </w:pPr>
+      <w:r>
+        <w:rPr>
+          <w:rStyle w:val="eop"/>
+          <w:rFonts w:ascii="Arial" w:hAnsi="Arial" w:cs="Arial"/>
+        </w:rPr>
+        <w:t> </w:t>
+      </w:r>
+    </w:p>
+    <w:p ns2:paraId="6950C23D" ns2:textId="77777777">
       <w:pPr>
         <w:pStyle w:val="paragraph"/>
         <w:spacing w:before="0" w:beforeAutospacing="0" w:after="0" w:afterAutospacing="0"/>
@@ -1652,11 +2069,12 @@
         <w:t> </w:t>
       </w:r>
     </w:p>
-    <w:p>
+    <w:p ns2:paraId="5A388749" ns2:textId="77777777">
       <w:pPr>
         <w:pStyle w:val="paragraph"/>
         <w:spacing w:before="0" w:beforeAutospacing="0" w:after="0" w:afterAutospacing="0"/>
         <w:ind w:right="195"/>
+        <w:jc w:val="center"/>
         <w:textAlignment w:val="baseline"/>
         <w:rPr>
           <w:rFonts w:ascii="Segoe UI" w:hAnsi="Segoe UI" w:cs="Segoe UI"/>
@@ -1668,22 +2086,22 @@
         <w:rPr>
           <w:rStyle w:val="normaltextrun"/>
           <w:rFonts w:ascii="Arial" w:hAnsi="Arial" w:cs="Arial"/>
-        </w:rPr>
-        <w:t>This Application</w:t>
-      </w:r>
-      <w:r>
-        <w:rPr>
-          <w:rStyle w:val="apple-converted-space"/>
-          <w:rFonts w:ascii="Arial" w:hAnsi="Arial" w:cs="Arial"/>
-        </w:rPr>
-        <w:t> </w:t>
-      </w:r>
-      <w:r>
-        <w:rPr>
-          <w:rStyle w:val="normaltextrun"/>
-          <w:rFonts w:ascii="Arial" w:hAnsi="Arial" w:cs="Arial"/>
-        </w:rPr>
-        <w:t>is filed by Natalie Quirke, Barrister and Solicitor for the Applicant  </w:t>
+          <w:b/>
+          <w:bCs/>
+          <w:lang w:val="en-GB"/>
+        </w:rPr>
+        <w:br w:type="page"/>
+      </w:r>
+      <w:r>
+        <w:rPr>
+          <w:rStyle w:val="normaltextrun"/>
+          <w:rFonts w:ascii="Arial" w:hAnsi="Arial" w:cs="Arial"/>
+          <w:b/>
+          <w:bCs/>
+          <w:lang w:val="en-GB"/>
+        </w:rPr>
+        <w:lastRenderedPageBreak/>
+        <w:t>CERTIFICATE OF LAWYER</w:t>
       </w:r>
       <w:r>
         <w:rPr>
@@ -1693,169 +2111,7 @@
         <w:t> </w:t>
       </w:r>
     </w:p>
-    <w:p>
-      <w:pPr>
-        <w:pStyle w:val="paragraph"/>
-        <w:spacing w:before="0" w:beforeAutospacing="0" w:after="0" w:afterAutospacing="0"/>
-        <w:ind w:right="195"/>
-        <w:textAlignment w:val="baseline"/>
-        <w:rPr>
-          <w:rFonts w:ascii="Segoe UI" w:hAnsi="Segoe UI" w:cs="Segoe UI"/>
-          <w:sz w:val="18"/>
-          <w:szCs w:val="18"/>
-        </w:rPr>
-      </w:pPr>
-      <w:r>
-        <w:rPr>
-          <w:rStyle w:val="eop"/>
-          <w:rFonts w:ascii="Arial" w:hAnsi="Arial" w:cs="Arial"/>
-        </w:rPr>
-        <w:t> </w:t>
-      </w:r>
-    </w:p>
-    <w:p>
-      <w:pPr>
-        <w:pStyle w:val="paragraph"/>
-        <w:spacing w:before="0" w:beforeAutospacing="0" w:after="0" w:afterAutospacing="0"/>
-        <w:ind w:right="195"/>
-        <w:textAlignment w:val="baseline"/>
-        <w:rPr>
-          <w:rFonts w:ascii="Segoe UI" w:hAnsi="Segoe UI" w:cs="Segoe UI"/>
-          <w:sz w:val="18"/>
-          <w:szCs w:val="18"/>
-        </w:rPr>
-      </w:pPr>
-      <w:r>
-        <w:rPr>
-          <w:rStyle w:val="normaltextrun"/>
-          <w:rFonts w:ascii="Arial" w:hAnsi="Arial" w:cs="Arial"/>
-        </w:rPr>
-        <w:t>Documents for service may be left at the address for service or may be:</w:t>
-      </w:r>
-      <w:r>
-        <w:rPr>
-          <w:rStyle w:val="eop"/>
-          <w:rFonts w:ascii="Arial" w:hAnsi="Arial" w:cs="Arial"/>
-        </w:rPr>
-        <w:t> </w:t>
-      </w:r>
-    </w:p>
-    <w:p>
-      <w:pPr>
-        <w:pStyle w:val="paragraph"/>
-        <w:spacing w:before="0" w:beforeAutospacing="0" w:after="0" w:afterAutospacing="0"/>
-        <w:ind w:right="195"/>
-        <w:textAlignment w:val="baseline"/>
-        <w:rPr>
-          <w:rFonts w:ascii="Segoe UI" w:hAnsi="Segoe UI" w:cs="Segoe UI"/>
-          <w:sz w:val="18"/>
-          <w:szCs w:val="18"/>
-        </w:rPr>
-      </w:pPr>
-      <w:r>
-        <w:rPr>
-          <w:rStyle w:val="eop"/>
-          <w:rFonts w:ascii="Arial" w:hAnsi="Arial" w:cs="Arial"/>
-        </w:rPr>
-        <w:t> </w:t>
-      </w:r>
-    </w:p>
-    <w:p>
-      <w:pPr>
-        <w:pStyle w:val="paragraph"/>
-        <w:spacing w:before="0" w:beforeAutospacing="0" w:after="0" w:afterAutospacing="0"/>
-        <w:ind w:left="840" w:right="195" w:hanging="840"/>
-        <w:textAlignment w:val="baseline"/>
-        <w:rPr>
-          <w:rFonts w:ascii="Segoe UI" w:hAnsi="Segoe UI" w:cs="Segoe UI"/>
-          <w:sz w:val="18"/>
-          <w:szCs w:val="18"/>
-        </w:rPr>
-      </w:pPr>
-      <w:r>
-        <w:rPr>
-          <w:rStyle w:val="normaltextrun"/>
-          <w:rFonts w:ascii="Arial" w:hAnsi="Arial" w:cs="Arial"/>
-        </w:rPr>
-        <w:t>(a)</w:t>
-      </w:r>
-      <w:r>
-        <w:rPr>
-          <w:rStyle w:val="tabchar"/>
-          <w:rFonts w:ascii="Calibri" w:hAnsi="Calibri" w:cs="Calibri"/>
-        </w:rPr>
-        <w:tab/>
-      </w:r>
-      <w:r>
-        <w:rPr>
-          <w:rStyle w:val="normaltextrun"/>
-          <w:rFonts w:ascii="Arial" w:hAnsi="Arial" w:cs="Arial"/>
-        </w:rPr>
-        <w:t>Posted to counsel at PO</w:t>
-      </w:r>
-      <w:r>
-        <w:rPr>
-          <w:rStyle w:val="apple-converted-space"/>
-          <w:rFonts w:ascii="Arial" w:hAnsi="Arial" w:cs="Arial"/>
-        </w:rPr>
-        <w:t> </w:t>
-      </w:r>
-      <w:r>
-        <w:rPr>
-          <w:rStyle w:val="normaltextrun"/>
-          <w:rFonts w:ascii="Arial" w:hAnsi="Arial" w:cs="Arial"/>
-        </w:rPr>
-        <w:t>Box 25-977, St Heliers 1070</w:t>
-      </w:r>
-      <w:r>
-        <w:rPr>
-          <w:rStyle w:val="eop"/>
-          <w:rFonts w:ascii="Arial" w:hAnsi="Arial" w:cs="Arial"/>
-        </w:rPr>
-        <w:t> </w:t>
-      </w:r>
-    </w:p>
-    <w:p>
-      <w:pPr>
-        <w:pStyle w:val="paragraph"/>
-        <w:spacing w:before="0" w:beforeAutospacing="0" w:after="0" w:afterAutospacing="0"/>
-        <w:ind w:right="195"/>
-        <w:textAlignment w:val="baseline"/>
-        <w:rPr>
-          <w:rFonts w:ascii="Segoe UI" w:hAnsi="Segoe UI" w:cs="Segoe UI"/>
-          <w:sz w:val="18"/>
-          <w:szCs w:val="18"/>
-        </w:rPr>
-      </w:pPr>
-      <w:r>
-        <w:rPr>
-          <w:rStyle w:val="eop"/>
-          <w:rFonts w:ascii="Arial" w:hAnsi="Arial" w:cs="Arial"/>
-        </w:rPr>
-        <w:t> </w:t>
-      </w:r>
-    </w:p>
-    <w:p>
-      <w:pPr>
-        <w:pStyle w:val="paragraph"/>
-        <w:spacing w:before="0" w:beforeAutospacing="0" w:after="0" w:afterAutospacing="0"/>
-        <w:ind w:right="195"/>
-        <w:textAlignment w:val="baseline"/>
-        <w:rPr>
-          <w:rFonts w:ascii="Segoe UI" w:hAnsi="Segoe UI" w:cs="Segoe UI"/>
-          <w:sz w:val="18"/>
-          <w:szCs w:val="18"/>
-        </w:rPr>
-      </w:pPr>
-      <w:r>
-        <w:rPr>
-          <w:rStyle w:val="eop"/>
-          <w:rFonts w:ascii="Arial" w:hAnsi="Arial" w:cs="Arial"/>
-        </w:rPr>
-        <w:t> </w:t>
-      </w:r>
-    </w:p>
-    <w:p>
+    <w:p ns2:paraId="45AACF4A" ns2:textId="77777777">
       <w:pPr>
         <w:pStyle w:val="paragraph"/>
         <w:spacing w:before="0" w:beforeAutospacing="0" w:after="0" w:afterAutospacing="0"/>
@@ -1870,13 +2126,871 @@
       </w:pPr>
       <w:r>
         <w:rPr>
+          <w:rStyle w:val="normaltextrun"/>
+          <w:rFonts w:ascii="Arial" w:hAnsi="Arial" w:cs="Arial"/>
+          <w:lang w:val="en-GB"/>
+        </w:rPr>
+        <w:t>I certify that:</w:t>
+      </w:r>
+      <w:r>
+        <w:rPr>
           <w:rStyle w:val="eop"/>
           <w:rFonts w:ascii="Arial" w:hAnsi="Arial" w:cs="Arial"/>
         </w:rPr>
         <w:t> </w:t>
       </w:r>
     </w:p>
-    <w:p>
+    <w:p ns2:paraId="44DF2692" ns2:textId="77777777">
+      <w:pPr>
+        <w:pStyle w:val="paragraph"/>
+        <w:numPr>
+          <w:ilvl w:val="0"/>
+          <w:numId w:val="27"/>
+        </w:numPr>
+        <w:spacing w:before="0" w:beforeAutospacing="0" w:after="0" w:afterAutospacing="0"/>
+        <w:ind w:firstLine="0"/>
+        <w:jc w:val="both"/>
+        <w:textAlignment w:val="baseline"/>
+        <w:rPr>
+          <w:rFonts w:ascii="Arial" w:hAnsi="Arial" w:cs="Arial"/>
+        </w:rPr>
+      </w:pPr>
+      <w:r>
+        <w:rPr>
+          <w:rStyle w:val="normaltextrun"/>
+          <w:rFonts w:ascii="Arial" w:hAnsi="Arial" w:cs="Arial"/>
+          <w:color w:val="000000"/>
+          <w:lang w:val="en-GB"/>
+        </w:rPr>
+        <w:t>I have advised the Applicant that every</w:t>
+      </w:r>
+      <w:r>
+        <w:rPr>
+          <w:rStyle w:val="apple-converted-space"/>
+          <w:rFonts w:ascii="Arial" w:hAnsi="Arial" w:cs="Arial"/>
+          <w:color w:val="000000"/>
+          <w:lang w:val="en-GB"/>
+        </w:rPr>
+        <w:t> </w:t>
+      </w:r>
+      <w:r>
+        <w:rPr>
+          <w:rStyle w:val="normaltextrun"/>
+          <w:rFonts w:ascii="Arial" w:hAnsi="Arial" w:cs="Arial"/>
+          <w:color w:val="000000"/>
+          <w:lang w:val="en-GB"/>
+        </w:rPr>
+        <w:t>affidavit</w:t>
+      </w:r>
+      <w:r>
+        <w:rPr>
+          <w:rStyle w:val="apple-converted-space"/>
+          <w:rFonts w:ascii="Arial" w:hAnsi="Arial" w:cs="Arial"/>
+          <w:color w:val="000000"/>
+          <w:lang w:val="en-GB"/>
+        </w:rPr>
+        <w:t> </w:t>
+      </w:r>
+      <w:r>
+        <w:rPr>
+          <w:rStyle w:val="normaltextrun"/>
+          <w:rFonts w:ascii="Arial" w:hAnsi="Arial" w:cs="Arial"/>
+          <w:color w:val="000000"/>
+          <w:lang w:val="en-GB"/>
+        </w:rPr>
+        <w:t>that</w:t>
+      </w:r>
+      <w:r>
+        <w:rPr>
+          <w:rStyle w:val="apple-converted-space"/>
+          <w:rFonts w:ascii="Arial" w:hAnsi="Arial" w:cs="Arial"/>
+          <w:color w:val="000000"/>
+          <w:lang w:val="en-GB"/>
+        </w:rPr>
+        <w:t> </w:t>
+      </w:r>
+      <w:r>
+        <w:rPr>
+          <w:rStyle w:val="normaltextrun"/>
+          <w:rFonts w:ascii="Arial" w:hAnsi="Arial" w:cs="Arial"/>
+          <w:color w:val="000000"/>
+          <w:lang w:val="en-GB"/>
+        </w:rPr>
+        <w:t>accompanies</w:t>
+      </w:r>
+      <w:r>
+        <w:rPr>
+          <w:rStyle w:val="apple-converted-space"/>
+          <w:rFonts w:ascii="Arial" w:hAnsi="Arial" w:cs="Arial"/>
+          <w:color w:val="000000"/>
+          <w:lang w:val="en-GB"/>
+        </w:rPr>
+        <w:t> </w:t>
+      </w:r>
+      <w:r>
+        <w:rPr>
+          <w:rStyle w:val="normaltextrun"/>
+          <w:rFonts w:ascii="Arial" w:hAnsi="Arial" w:cs="Arial"/>
+          <w:color w:val="000000"/>
+          <w:lang w:val="en-GB"/>
+        </w:rPr>
+        <w:t>this application must fully and frankly</w:t>
+      </w:r>
+      <w:r>
+        <w:rPr>
+          <w:rStyle w:val="apple-converted-space"/>
+          <w:rFonts w:ascii="Arial" w:hAnsi="Arial" w:cs="Arial"/>
+          <w:color w:val="000000"/>
+          <w:lang w:val="en-GB"/>
+        </w:rPr>
+        <w:t> </w:t>
+      </w:r>
+      <w:r>
+        <w:rPr>
+          <w:rStyle w:val="normaltextrun"/>
+          <w:rFonts w:ascii="Arial" w:hAnsi="Arial" w:cs="Arial"/>
+          <w:color w:val="000000"/>
+          <w:lang w:val="en-GB"/>
+        </w:rPr>
+        <w:t>disclose</w:t>
+      </w:r>
+      <w:r>
+        <w:rPr>
+          <w:rStyle w:val="apple-converted-space"/>
+          <w:rFonts w:ascii="Arial" w:hAnsi="Arial" w:cs="Arial"/>
+          <w:color w:val="000000"/>
+          <w:lang w:val="en-GB"/>
+        </w:rPr>
+        <w:t> </w:t>
+      </w:r>
+      <w:r>
+        <w:rPr>
+          <w:rStyle w:val="normaltextrun"/>
+          <w:rFonts w:ascii="Arial" w:hAnsi="Arial" w:cs="Arial"/>
+          <w:color w:val="000000"/>
+          <w:lang w:val="en-GB"/>
+        </w:rPr>
+        <w:t>all relevant circumstances,</w:t>
+      </w:r>
+      <w:r>
+        <w:rPr>
+          <w:rStyle w:val="apple-converted-space"/>
+          <w:rFonts w:ascii="Arial" w:hAnsi="Arial" w:cs="Arial"/>
+          <w:color w:val="000000"/>
+          <w:lang w:val="en-GB"/>
+        </w:rPr>
+        <w:t> </w:t>
+      </w:r>
+      <w:proofErr w:type="gramStart"/>
+      <w:r>
+        <w:rPr>
+          <w:rStyle w:val="normaltextrun"/>
+          <w:rFonts w:ascii="Arial" w:hAnsi="Arial" w:cs="Arial"/>
+          <w:color w:val="000000"/>
+          <w:lang w:val="en-GB"/>
+        </w:rPr>
+        <w:t>whether or not</w:t>
+      </w:r>
+      <w:proofErr w:type="gramEnd"/>
+      <w:r>
+        <w:rPr>
+          <w:rStyle w:val="apple-converted-space"/>
+          <w:rFonts w:ascii="Arial" w:hAnsi="Arial" w:cs="Arial"/>
+          <w:color w:val="000000"/>
+          <w:lang w:val="en-GB"/>
+        </w:rPr>
+        <w:t> </w:t>
+      </w:r>
+      <w:r>
+        <w:rPr>
+          <w:rStyle w:val="normaltextrun"/>
+          <w:rFonts w:ascii="Arial" w:hAnsi="Arial" w:cs="Arial"/>
+          <w:color w:val="000000"/>
+          <w:lang w:val="en-GB"/>
+        </w:rPr>
+        <w:t>they are</w:t>
+      </w:r>
+      <w:r>
+        <w:rPr>
+          <w:rStyle w:val="apple-converted-space"/>
+          <w:rFonts w:ascii="Arial" w:hAnsi="Arial" w:cs="Arial"/>
+          <w:color w:val="000000"/>
+          <w:lang w:val="en-GB"/>
+        </w:rPr>
+        <w:t> </w:t>
+      </w:r>
+      <w:r>
+        <w:rPr>
+          <w:rStyle w:val="normaltextrun"/>
+          <w:rFonts w:ascii="Arial" w:hAnsi="Arial" w:cs="Arial"/>
+          <w:color w:val="000000"/>
+          <w:lang w:val="en-GB"/>
+        </w:rPr>
+        <w:t>advantageous</w:t>
+      </w:r>
+      <w:r>
+        <w:rPr>
+          <w:rStyle w:val="apple-converted-space"/>
+          <w:rFonts w:ascii="Arial" w:hAnsi="Arial" w:cs="Arial"/>
+          <w:color w:val="000000"/>
+          <w:lang w:val="en-GB"/>
+        </w:rPr>
+        <w:t> </w:t>
+      </w:r>
+      <w:r>
+        <w:rPr>
+          <w:rStyle w:val="normaltextrun"/>
+          <w:rFonts w:ascii="Arial" w:hAnsi="Arial" w:cs="Arial"/>
+          <w:color w:val="000000"/>
+          <w:lang w:val="en-GB"/>
+        </w:rPr>
+        <w:t>to the Applicant and any other person for whose benefit the order is</w:t>
+      </w:r>
+      <w:r>
+        <w:rPr>
+          <w:rStyle w:val="apple-converted-space"/>
+          <w:rFonts w:ascii="Arial" w:hAnsi="Arial" w:cs="Arial"/>
+          <w:color w:val="000000"/>
+          <w:lang w:val="en-GB"/>
+        </w:rPr>
+        <w:t> </w:t>
+      </w:r>
+      <w:r>
+        <w:rPr>
+          <w:rStyle w:val="normaltextrun"/>
+          <w:rFonts w:ascii="Arial" w:hAnsi="Arial" w:cs="Arial"/>
+          <w:color w:val="000000"/>
+          <w:lang w:val="en-GB"/>
+        </w:rPr>
+        <w:t>sought; and </w:t>
+      </w:r>
+      <w:r>
+        <w:rPr>
+          <w:rStyle w:val="eop"/>
+          <w:rFonts w:ascii="Arial" w:hAnsi="Arial" w:cs="Arial"/>
+          <w:color w:val="000000"/>
+        </w:rPr>
+        <w:t> </w:t>
+      </w:r>
+    </w:p>
+    <w:p ns2:paraId="3FD77CF7" ns2:textId="77777777">
+      <w:pPr>
+        <w:pStyle w:val="paragraph"/>
+        <w:numPr>
+          <w:ilvl w:val="0"/>
+          <w:numId w:val="28"/>
+        </w:numPr>
+        <w:spacing w:before="0" w:beforeAutospacing="0" w:after="0" w:afterAutospacing="0"/>
+        <w:ind w:firstLine="0"/>
+        <w:jc w:val="both"/>
+        <w:textAlignment w:val="baseline"/>
+        <w:rPr>
+          <w:rFonts w:ascii="Arial" w:hAnsi="Arial" w:cs="Arial"/>
+        </w:rPr>
+      </w:pPr>
+      <w:r>
+        <w:rPr>
+          <w:rStyle w:val="normaltextrun"/>
+          <w:rFonts w:ascii="Arial" w:hAnsi="Arial" w:cs="Arial"/>
+          <w:color w:val="000000"/>
+          <w:lang w:val="en-GB"/>
+        </w:rPr>
+        <w:t>I have made reasonable enquiries of the Applicant to</w:t>
+      </w:r>
+      <w:r>
+        <w:rPr>
+          <w:rStyle w:val="apple-converted-space"/>
+          <w:rFonts w:ascii="Arial" w:hAnsi="Arial" w:cs="Arial"/>
+          <w:color w:val="000000"/>
+          <w:lang w:val="en-GB"/>
+        </w:rPr>
+        <w:t> </w:t>
+      </w:r>
+      <w:r>
+        <w:rPr>
+          <w:rStyle w:val="normaltextrun"/>
+          <w:rFonts w:ascii="Arial" w:hAnsi="Arial" w:cs="Arial"/>
+          <w:color w:val="000000"/>
+          <w:lang w:val="en-GB"/>
+        </w:rPr>
+        <w:t>establish</w:t>
+      </w:r>
+      <w:r>
+        <w:rPr>
+          <w:rStyle w:val="apple-converted-space"/>
+          <w:rFonts w:ascii="Arial" w:hAnsi="Arial" w:cs="Arial"/>
+          <w:color w:val="000000"/>
+          <w:lang w:val="en-GB"/>
+        </w:rPr>
+        <w:t> </w:t>
+      </w:r>
+      <w:r>
+        <w:rPr>
+          <w:rStyle w:val="normaltextrun"/>
+          <w:rFonts w:ascii="Arial" w:hAnsi="Arial" w:cs="Arial"/>
+          <w:color w:val="000000"/>
+          <w:lang w:val="en-GB"/>
+        </w:rPr>
+        <w:t>whether the relevant circumstances have been</w:t>
+      </w:r>
+      <w:r>
+        <w:rPr>
+          <w:rStyle w:val="apple-converted-space"/>
+          <w:rFonts w:ascii="Arial" w:hAnsi="Arial" w:cs="Arial"/>
+          <w:color w:val="000000"/>
+          <w:lang w:val="en-GB"/>
+        </w:rPr>
+        <w:t> </w:t>
+      </w:r>
+      <w:r>
+        <w:rPr>
+          <w:rStyle w:val="normaltextrun"/>
+          <w:rFonts w:ascii="Arial" w:hAnsi="Arial" w:cs="Arial"/>
+          <w:color w:val="000000"/>
+          <w:lang w:val="en-GB"/>
+        </w:rPr>
+        <w:t>disclosed, and to the best of my knowledge every</w:t>
+      </w:r>
+      <w:r>
+        <w:rPr>
+          <w:rStyle w:val="apple-converted-space"/>
+          <w:rFonts w:ascii="Arial" w:hAnsi="Arial" w:cs="Arial"/>
+          <w:color w:val="000000"/>
+          <w:lang w:val="en-GB"/>
+        </w:rPr>
+        <w:t> </w:t>
+      </w:r>
+      <w:r>
+        <w:rPr>
+          <w:rStyle w:val="normaltextrun"/>
+          <w:rFonts w:ascii="Arial" w:hAnsi="Arial" w:cs="Arial"/>
+          <w:color w:val="000000"/>
+          <w:lang w:val="en-GB"/>
+        </w:rPr>
+        <w:t>affidavit</w:t>
+      </w:r>
+      <w:r>
+        <w:rPr>
+          <w:rStyle w:val="apple-converted-space"/>
+          <w:rFonts w:ascii="Arial" w:hAnsi="Arial" w:cs="Arial"/>
+          <w:color w:val="000000"/>
+          <w:lang w:val="en-GB"/>
+        </w:rPr>
+        <w:t> </w:t>
+      </w:r>
+      <w:r>
+        <w:rPr>
+          <w:rStyle w:val="normaltextrun"/>
+          <w:rFonts w:ascii="Arial" w:hAnsi="Arial" w:cs="Arial"/>
+          <w:color w:val="000000"/>
+          <w:lang w:val="en-GB"/>
+        </w:rPr>
+        <w:t>filed in support of this application</w:t>
+      </w:r>
+      <w:r>
+        <w:rPr>
+          <w:rStyle w:val="apple-converted-space"/>
+          <w:rFonts w:ascii="Arial" w:hAnsi="Arial" w:cs="Arial"/>
+          <w:color w:val="000000"/>
+          <w:lang w:val="en-GB"/>
+        </w:rPr>
+        <w:t> </w:t>
+      </w:r>
+      <w:r>
+        <w:rPr>
+          <w:rStyle w:val="normaltextrun"/>
+          <w:rFonts w:ascii="Arial" w:hAnsi="Arial" w:cs="Arial"/>
+          <w:color w:val="000000"/>
+          <w:lang w:val="en-GB"/>
+        </w:rPr>
+        <w:t>discloses</w:t>
+      </w:r>
+      <w:r>
+        <w:rPr>
+          <w:rStyle w:val="apple-converted-space"/>
+          <w:rFonts w:ascii="Arial" w:hAnsi="Arial" w:cs="Arial"/>
+          <w:color w:val="000000"/>
+          <w:lang w:val="en-GB"/>
+        </w:rPr>
+        <w:t> </w:t>
+      </w:r>
+      <w:r>
+        <w:rPr>
+          <w:rStyle w:val="normaltextrun"/>
+          <w:rFonts w:ascii="Arial" w:hAnsi="Arial" w:cs="Arial"/>
+          <w:color w:val="000000"/>
+          <w:lang w:val="en-GB"/>
+        </w:rPr>
+        <w:t>all said circumstances; and </w:t>
+      </w:r>
+      <w:r>
+        <w:rPr>
+          <w:rStyle w:val="eop"/>
+          <w:rFonts w:ascii="Arial" w:hAnsi="Arial" w:cs="Arial"/>
+          <w:color w:val="000000"/>
+        </w:rPr>
+        <w:t> </w:t>
+      </w:r>
+    </w:p>
+    <w:p ns2:paraId="48E1E5F9" ns2:textId="77777777">
+      <w:pPr>
+        <w:pStyle w:val="paragraph"/>
+        <w:numPr>
+          <w:ilvl w:val="0"/>
+          <w:numId w:val="29"/>
+        </w:numPr>
+        <w:spacing w:before="0" w:beforeAutospacing="0" w:after="0" w:afterAutospacing="0"/>
+        <w:ind w:firstLine="0"/>
+        <w:jc w:val="both"/>
+        <w:textAlignment w:val="baseline"/>
+        <w:rPr>
+          <w:rFonts w:ascii="Arial" w:hAnsi="Arial" w:cs="Arial"/>
+        </w:rPr>
+      </w:pPr>
+      <w:r>
+        <w:rPr>
+          <w:rStyle w:val="normaltextrun"/>
+          <w:rFonts w:ascii="Arial" w:hAnsi="Arial" w:cs="Arial"/>
+          <w:color w:val="000000"/>
+          <w:lang w:val="en-GB"/>
+        </w:rPr>
+        <w:t>I am satisfied― </w:t>
+      </w:r>
+      <w:r>
+        <w:rPr>
+          <w:rStyle w:val="eop"/>
+          <w:rFonts w:ascii="Arial" w:hAnsi="Arial" w:cs="Arial"/>
+          <w:color w:val="000000"/>
+        </w:rPr>
+        <w:t> </w:t>
+      </w:r>
+    </w:p>
+    <w:p ns2:paraId="1D405DEC" ns2:textId="77777777">
+      <w:pPr>
+        <w:pStyle w:val="paragraph"/>
+        <w:numPr>
+          <w:ilvl w:val="0"/>
+          <w:numId w:val="30"/>
+        </w:numPr>
+        <w:spacing w:before="0" w:beforeAutospacing="0" w:after="0" w:afterAutospacing="0"/>
+        <w:ind w:left="1560" w:firstLine="0"/>
+        <w:textAlignment w:val="baseline"/>
+        <w:rPr>
+          <w:rFonts w:ascii="Arial" w:hAnsi="Arial" w:cs="Arial"/>
+        </w:rPr>
+      </w:pPr>
+      <w:r>
+        <w:rPr>
+          <w:rStyle w:val="normaltextrun"/>
+          <w:rFonts w:ascii="Arial" w:hAnsi="Arial" w:cs="Arial"/>
+          <w:color w:val="000000"/>
+          <w:lang w:val="en-GB"/>
+        </w:rPr>
+        <w:t>that the application and every</w:t>
+      </w:r>
+      <w:r>
+        <w:rPr>
+          <w:rStyle w:val="apple-converted-space"/>
+          <w:rFonts w:ascii="Arial" w:hAnsi="Arial" w:cs="Arial"/>
+          <w:color w:val="000000"/>
+          <w:lang w:val="en-GB"/>
+        </w:rPr>
+        <w:t> </w:t>
+      </w:r>
+      <w:r>
+        <w:rPr>
+          <w:rStyle w:val="normaltextrun"/>
+          <w:rFonts w:ascii="Arial" w:hAnsi="Arial" w:cs="Arial"/>
+          <w:color w:val="000000"/>
+          <w:lang w:val="en-GB"/>
+        </w:rPr>
+        <w:t>affidavit</w:t>
+      </w:r>
+      <w:r>
+        <w:rPr>
+          <w:rStyle w:val="apple-converted-space"/>
+          <w:rFonts w:ascii="Arial" w:hAnsi="Arial" w:cs="Arial"/>
+          <w:color w:val="000000"/>
+          <w:lang w:val="en-GB"/>
+        </w:rPr>
+        <w:t> </w:t>
+      </w:r>
+      <w:r>
+        <w:rPr>
+          <w:rStyle w:val="normaltextrun"/>
+          <w:rFonts w:ascii="Arial" w:hAnsi="Arial" w:cs="Arial"/>
+          <w:color w:val="000000"/>
+          <w:lang w:val="en-GB"/>
+        </w:rPr>
+        <w:t>comply with</w:t>
+      </w:r>
+      <w:r>
+        <w:rPr>
+          <w:rStyle w:val="apple-converted-space"/>
+          <w:rFonts w:ascii="Arial" w:hAnsi="Arial" w:cs="Arial"/>
+          <w:color w:val="000000"/>
+          <w:lang w:val="en-GB"/>
+        </w:rPr>
+        <w:t> </w:t>
+      </w:r>
+      <w:r>
+        <w:rPr>
+          <w:rStyle w:val="normaltextrun"/>
+          <w:rFonts w:ascii="Arial" w:hAnsi="Arial" w:cs="Arial"/>
+          <w:color w:val="000000"/>
+          <w:lang w:val="en-GB"/>
+        </w:rPr>
+        <w:t>the requirements of the</w:t>
+      </w:r>
+      <w:r>
+        <w:rPr>
+          <w:rStyle w:val="apple-converted-space"/>
+          <w:rFonts w:ascii="Arial" w:hAnsi="Arial" w:cs="Arial"/>
+          <w:color w:val="000000"/>
+          <w:lang w:val="en-GB"/>
+        </w:rPr>
+        <w:t> </w:t>
+      </w:r>
+      <w:r>
+        <w:rPr>
+          <w:rStyle w:val="normaltextrun"/>
+          <w:rFonts w:ascii="Arial" w:hAnsi="Arial" w:cs="Arial"/>
+          <w:color w:val="000000"/>
+          <w:lang w:val="en-GB"/>
+        </w:rPr>
+        <w:t>Family</w:t>
+      </w:r>
+      <w:r>
+        <w:rPr>
+          <w:rStyle w:val="apple-converted-space"/>
+          <w:rFonts w:ascii="Arial" w:hAnsi="Arial" w:cs="Arial"/>
+          <w:color w:val="000000"/>
+          <w:lang w:val="en-GB"/>
+        </w:rPr>
+        <w:t> </w:t>
+      </w:r>
+      <w:r>
+        <w:rPr>
+          <w:rStyle w:val="normaltextrun"/>
+          <w:rFonts w:ascii="Arial" w:hAnsi="Arial" w:cs="Arial"/>
+          <w:color w:val="000000"/>
+          <w:lang w:val="en-GB"/>
+        </w:rPr>
+        <w:t>Violence Act</w:t>
+      </w:r>
+      <w:r>
+        <w:rPr>
+          <w:rStyle w:val="apple-converted-space"/>
+          <w:rFonts w:ascii="Arial" w:hAnsi="Arial" w:cs="Arial"/>
+          <w:color w:val="000000"/>
+          <w:lang w:val="en-GB"/>
+        </w:rPr>
+        <w:t> </w:t>
+      </w:r>
+      <w:r>
+        <w:rPr>
+          <w:rStyle w:val="normaltextrun"/>
+          <w:rFonts w:ascii="Arial" w:hAnsi="Arial" w:cs="Arial"/>
+          <w:color w:val="000000"/>
+          <w:lang w:val="en-GB"/>
+        </w:rPr>
+        <w:t>2018</w:t>
+      </w:r>
+      <w:r>
+        <w:rPr>
+          <w:rStyle w:val="apple-converted-space"/>
+          <w:rFonts w:ascii="Arial" w:hAnsi="Arial" w:cs="Arial"/>
+          <w:color w:val="000000"/>
+          <w:lang w:val="en-GB"/>
+        </w:rPr>
+        <w:t> </w:t>
+      </w:r>
+      <w:r>
+        <w:rPr>
+          <w:rStyle w:val="normaltextrun"/>
+          <w:rFonts w:ascii="Arial" w:hAnsi="Arial" w:cs="Arial"/>
+          <w:color w:val="000000"/>
+          <w:lang w:val="en-GB"/>
+        </w:rPr>
+        <w:t>and the Family Courts Rules 2002; and </w:t>
+      </w:r>
+      <w:r>
+        <w:rPr>
+          <w:rStyle w:val="eop"/>
+          <w:rFonts w:ascii="Arial" w:hAnsi="Arial" w:cs="Arial"/>
+          <w:color w:val="000000"/>
+        </w:rPr>
+        <w:t> </w:t>
+      </w:r>
+    </w:p>
+    <w:p ns2:paraId="495FDFC1" ns2:textId="77777777">
+      <w:pPr>
+        <w:pStyle w:val="paragraph"/>
+        <w:numPr>
+          <w:ilvl w:val="0"/>
+          <w:numId w:val="31"/>
+        </w:numPr>
+        <w:spacing w:before="0" w:beforeAutospacing="0" w:after="0" w:afterAutospacing="0"/>
+        <w:ind w:left="1560" w:firstLine="0"/>
+        <w:textAlignment w:val="baseline"/>
+        <w:rPr>
+          <w:rFonts w:ascii="Arial" w:hAnsi="Arial" w:cs="Arial"/>
+        </w:rPr>
+      </w:pPr>
+      <w:r>
+        <w:rPr>
+          <w:rStyle w:val="normaltextrun"/>
+          <w:rFonts w:ascii="Arial" w:hAnsi="Arial" w:cs="Arial"/>
+          <w:color w:val="000000"/>
+          <w:lang w:val="en-GB"/>
+        </w:rPr>
+        <w:t>that the order sought ought to be made (or that the orders</w:t>
+      </w:r>
+      <w:r>
+        <w:rPr>
+          <w:rStyle w:val="apple-converted-space"/>
+          <w:rFonts w:ascii="Arial" w:hAnsi="Arial" w:cs="Arial"/>
+          <w:color w:val="000000"/>
+          <w:lang w:val="en-GB"/>
+        </w:rPr>
+        <w:t> </w:t>
+      </w:r>
+      <w:r>
+        <w:rPr>
+          <w:rStyle w:val="normaltextrun"/>
+          <w:rFonts w:ascii="Arial" w:hAnsi="Arial" w:cs="Arial"/>
+          <w:color w:val="000000"/>
+          <w:lang w:val="en-GB"/>
+        </w:rPr>
+        <w:t>sought</w:t>
+      </w:r>
+      <w:r>
+        <w:rPr>
+          <w:rStyle w:val="apple-converted-space"/>
+          <w:rFonts w:ascii="Arial" w:hAnsi="Arial" w:cs="Arial"/>
+          <w:color w:val="000000"/>
+          <w:lang w:val="en-GB"/>
+        </w:rPr>
+        <w:t> </w:t>
+      </w:r>
+      <w:r>
+        <w:rPr>
+          <w:rStyle w:val="normaltextrun"/>
+          <w:rFonts w:ascii="Arial" w:hAnsi="Arial" w:cs="Arial"/>
+          <w:color w:val="000000"/>
+          <w:lang w:val="en-GB"/>
+        </w:rPr>
+        <w:t>are orders that ought to be made). </w:t>
+      </w:r>
+      <w:r>
+        <w:rPr>
+          <w:rStyle w:val="eop"/>
+          <w:rFonts w:ascii="Arial" w:hAnsi="Arial" w:cs="Arial"/>
+          <w:color w:val="000000"/>
+        </w:rPr>
+        <w:t> </w:t>
+      </w:r>
+    </w:p>
+    <w:p ns2:paraId="7E17D1B7" ns2:textId="77777777">
+      <w:pPr>
+        <w:pStyle w:val="paragraph"/>
+        <w:spacing w:before="0" w:beforeAutospacing="0" w:after="0" w:afterAutospacing="0"/>
+        <w:textAlignment w:val="baseline"/>
+        <w:rPr>
+          <w:rFonts w:ascii="Segoe UI" w:hAnsi="Segoe UI" w:cs="Segoe UI"/>
+          <w:sz w:val="18"/>
+          <w:szCs w:val="18"/>
+        </w:rPr>
+      </w:pPr>
+      <w:r>
+        <w:rPr>
+          <w:rStyle w:val="eop"/>
+          <w:rFonts w:ascii="Arial" w:hAnsi="Arial" w:cs="Arial"/>
+          <w:color w:val="000000"/>
+        </w:rPr>
+        <w:t> </w:t>
+      </w:r>
+    </w:p>
+    <w:p ns2:paraId="72D55B2E" ns2:textId="77777777">
+      <w:pPr>
+        <w:pStyle w:val="paragraph"/>
+        <w:spacing w:before="0" w:beforeAutospacing="0" w:after="0" w:afterAutospacing="0"/>
+        <w:ind w:right="195"/>
+        <w:jc w:val="both"/>
+        <w:textAlignment w:val="baseline"/>
+        <w:rPr>
+          <w:rFonts w:ascii="Segoe UI" w:hAnsi="Segoe UI" w:cs="Segoe UI"/>
+          <w:sz w:val="18"/>
+          <w:szCs w:val="18"/>
+        </w:rPr>
+      </w:pPr>
+      <w:r>
+        <w:rPr>
+          <w:rStyle w:val="eop"/>
+          <w:rFonts w:ascii="Arial" w:hAnsi="Arial" w:cs="Arial"/>
+        </w:rPr>
+        <w:t> </w:t>
+      </w:r>
+    </w:p>
+    <w:p ns2:paraId="7E17DDBB" ns2:textId="77777777">
+      <w:pPr>
+        <w:pStyle w:val="paragraph"/>
+        <w:spacing w:before="0" w:beforeAutospacing="0" w:after="0" w:afterAutospacing="0"/>
+        <w:ind w:right="195"/>
+        <w:jc w:val="both"/>
+        <w:textAlignment w:val="baseline"/>
+        <w:rPr>
+          <w:rFonts w:ascii="Segoe UI" w:hAnsi="Segoe UI" w:cs="Segoe UI"/>
+          <w:sz w:val="18"/>
+          <w:szCs w:val="18"/>
+        </w:rPr>
+      </w:pPr>
+      <w:r>
+        <w:rPr>
+          <w:rStyle w:val="normaltextrun"/>
+          <w:rFonts w:ascii="Arial" w:hAnsi="Arial" w:cs="Arial"/>
+          <w:lang w:val="en-GB"/>
+        </w:rPr>
+        <w:t>...................................................</w:t>
+      </w:r>
+      <w:r>
+        <w:rPr>
+          <w:rStyle w:val="eop"/>
+          <w:rFonts w:ascii="Arial" w:hAnsi="Arial" w:cs="Arial"/>
+        </w:rPr>
+        <w:t> </w:t>
+      </w:r>
+    </w:p>
+    <w:p ns2:paraId="74A25008" ns2:textId="77777777">
+      <w:pPr>
+        <w:pStyle w:val="paragraph"/>
+        <w:spacing w:before="0" w:beforeAutospacing="0" w:after="0" w:afterAutospacing="0"/>
+        <w:ind w:right="195"/>
+        <w:jc w:val="both"/>
+        <w:textAlignment w:val="baseline"/>
+        <w:rPr>
+          <w:rFonts w:ascii="Segoe UI" w:hAnsi="Segoe UI" w:cs="Segoe UI"/>
+          <w:sz w:val="18"/>
+          <w:szCs w:val="18"/>
+        </w:rPr>
+      </w:pPr>
+      <w:r>
+        <w:rPr>
+          <w:rStyle w:val="normaltextrun"/>
+          <w:rFonts w:ascii="Arial" w:hAnsi="Arial" w:cs="Arial"/>
+          <w:lang w:val="en-GB"/>
+        </w:rPr>
+        <w:t>Counsel for Applicant</w:t>
+      </w:r>
+      <w:r>
+        <w:rPr>
+          <w:rStyle w:val="eop"/>
+          <w:rFonts w:ascii="Arial" w:hAnsi="Arial" w:cs="Arial"/>
+        </w:rPr>
+        <w:t> </w:t>
+      </w:r>
+    </w:p>
+    <w:p ns2:paraId="11E541EA" ns2:textId="77777777">
+      <w:pPr>
+        <w:pStyle w:val="paragraph"/>
+        <w:spacing w:before="0" w:beforeAutospacing="0" w:after="0" w:afterAutospacing="0"/>
+        <w:ind w:right="195"/>
+        <w:jc w:val="both"/>
+        <w:textAlignment w:val="baseline"/>
+        <w:rPr>
+          <w:rFonts w:ascii="Segoe UI" w:hAnsi="Segoe UI" w:cs="Segoe UI"/>
+          <w:sz w:val="18"/>
+          <w:szCs w:val="18"/>
+        </w:rPr>
+      </w:pPr>
+      <w:r>
+        <w:rPr>
+          <w:rStyle w:val="eop"/>
+          <w:rFonts w:ascii="Arial" w:hAnsi="Arial" w:cs="Arial"/>
+        </w:rPr>
+        <w:t> </w:t>
+      </w:r>
+    </w:p>
+    <w:p ns2:paraId="231E5CFD" ns2:textId="77777777">
+      <w:pPr>
+        <w:pStyle w:val="paragraph"/>
+        <w:spacing w:before="0" w:beforeAutospacing="0" w:after="0" w:afterAutospacing="0"/>
+        <w:ind w:right="195"/>
+        <w:jc w:val="both"/>
+        <w:textAlignment w:val="baseline"/>
+        <w:rPr>
+          <w:rFonts w:ascii="Segoe UI" w:hAnsi="Segoe UI" w:cs="Segoe UI"/>
+          <w:sz w:val="18"/>
+          <w:szCs w:val="18"/>
+        </w:rPr>
+      </w:pPr>
+      <w:r>
+        <w:rPr>
+          <w:rStyle w:val="eop"/>
+          <w:rFonts w:ascii="Arial" w:hAnsi="Arial" w:cs="Arial"/>
+        </w:rPr>
+        <w:t> </w:t>
+      </w:r>
+    </w:p>
+    <w:p ns2:paraId="5EE22B7A" ns2:textId="77777777">
+      <w:pPr>
+        <w:pStyle w:val="paragraph"/>
+        <w:spacing w:before="0" w:beforeAutospacing="0" w:after="0" w:afterAutospacing="0"/>
+        <w:ind w:right="195"/>
+        <w:jc w:val="both"/>
+        <w:textAlignment w:val="baseline"/>
+        <w:rPr>
+          <w:rFonts w:ascii="Segoe UI" w:hAnsi="Segoe UI" w:cs="Segoe UI"/>
+          <w:sz w:val="18"/>
+          <w:szCs w:val="18"/>
+        </w:rPr>
+      </w:pPr>
+      <w:r>
+        <w:rPr>
+          <w:rStyle w:val="normaltextrun"/>
+          <w:rFonts w:ascii="Arial" w:hAnsi="Arial" w:cs="Arial"/>
+          <w:lang w:val="en-GB"/>
+        </w:rPr>
+        <w:t>...................................................</w:t>
+      </w:r>
+      <w:r>
+        <w:rPr>
+          <w:rStyle w:val="eop"/>
+          <w:rFonts w:ascii="Arial" w:hAnsi="Arial" w:cs="Arial"/>
+        </w:rPr>
+        <w:t> </w:t>
+      </w:r>
+    </w:p>
+    <w:p ns2:paraId="25AAD1CC" ns2:textId="77777777">
+      <w:pPr>
+        <w:pStyle w:val="paragraph"/>
+        <w:spacing w:before="0" w:beforeAutospacing="0" w:after="0" w:afterAutospacing="0"/>
+        <w:ind w:right="195"/>
+        <w:jc w:val="both"/>
+        <w:textAlignment w:val="baseline"/>
+        <w:rPr>
+          <w:rFonts w:ascii="Segoe UI" w:hAnsi="Segoe UI" w:cs="Segoe UI"/>
+          <w:sz w:val="18"/>
+          <w:szCs w:val="18"/>
+        </w:rPr>
+      </w:pPr>
+      <w:r>
+        <w:rPr>
+          <w:rStyle w:val="normaltextrun"/>
+          <w:rFonts w:ascii="Arial" w:hAnsi="Arial" w:cs="Arial"/>
+          <w:lang w:val="en-GB"/>
+        </w:rPr>
+        <w:t>Date</w:t>
+      </w:r>
+      <w:r>
+        <w:rPr>
+          <w:rStyle w:val="eop"/>
+          <w:rFonts w:ascii="Arial" w:hAnsi="Arial" w:cs="Arial"/>
+        </w:rPr>
+        <w:t> </w:t>
+      </w:r>
+    </w:p>
+    <w:p ns2:paraId="253F36DC" ns2:textId="77777777">
       <w:pPr>
         <w:pStyle w:val="paragraph"/>
         <w:spacing w:before="0" w:beforeAutospacing="0" w:after="0" w:afterAutospacing="0"/>
@@ -1908,7 +3022,7 @@
           <w:lang w:val="en-GB"/>
         </w:rPr>
         <w:lastRenderedPageBreak/>
-        <w:t>CERTIFICATE OF LAWYER</w:t>
+        <w:t>DATE OF HEARING</w:t>
       </w:r>
       <w:r>
         <w:rPr>
@@ -1918,193 +3032,125 @@
         <w:t> </w:t>
       </w:r>
     </w:p>
-    <w:p>
-      <w:pPr>
-        <w:tabs>
-          <w:tab w:val="left" w:pos="0"/>
-        </w:tabs>
-        <w:spacing w:before="360" w:line="360" w:lineRule="auto"/>
-        <w:ind w:right="197"/>
-        <w:jc w:val="both"/>
-        <w:rPr>
-          <w:rFonts w:cs="Arial"/>
-          <w:lang w:val="en-GB"/>
-        </w:rPr>
-      </w:pPr>
-      <w:r>
-        <w:rPr>
-          <w:rFonts w:cs="Arial"/>
-          <w:lang w:val="en-GB"/>
-        </w:rPr>
-        <w:t>I certify that:</w:t>
-      </w:r>
-    </w:p>
-    <w:p>
-      <w:pPr>
-        <w:numPr>
-          <w:ilvl w:val="0"/>
-          <w:numId w:val="12"/>
-        </w:numPr>
-        <w:tabs>
-          <w:tab w:val="clear" w:pos="360"/>
-          <w:tab w:val="left" w:pos="0"/>
-          <w:tab w:val="left" w:pos="540"/>
-        </w:tabs>
-        <w:spacing w:before="360" w:line="360" w:lineRule="auto"/>
-        <w:ind w:left="540" w:right="197" w:hanging="540"/>
-        <w:jc w:val="both"/>
-        <w:rPr>
-          <w:rFonts w:cs="Arial"/>
-          <w:color w:val="000000"/>
-          <w:lang w:val="en-GB" w:eastAsia="en-GB"/>
-        </w:rPr>
-      </w:pPr>
-      <w:r>
-        <w:rPr>
-          <w:rFonts w:cs="Arial"/>
-          <w:color w:val="000000"/>
-          <w:lang w:val="en-GB" w:eastAsia="en-GB"/>
-        </w:rPr>
-        <w:t xml:space="preserve">I have advised the Applicant that every affidavit that accompanies this application must fully and frankly disclose all relevant circumstances, </w:t>
-      </w:r>
-      <w:proofErr w:type="gramStart"/>
-      <w:r>
-        <w:rPr>
-          <w:rFonts w:cs="Arial"/>
-          <w:color w:val="000000"/>
-          <w:lang w:val="en-GB" w:eastAsia="en-GB"/>
-        </w:rPr>
-        <w:t>whether or not</w:t>
-      </w:r>
-      <w:proofErr w:type="gramEnd"/>
-      <w:r>
-        <w:rPr>
-          <w:rFonts w:cs="Arial"/>
-          <w:color w:val="000000"/>
-          <w:lang w:val="en-GB" w:eastAsia="en-GB"/>
-        </w:rPr>
-        <w:t xml:space="preserve"> they are advantageous to the Applicant and any other person for whose benefit the order is sought; and </w:t>
-      </w:r>
-    </w:p>
-    <w:p>
-      <w:pPr>
-        <w:numPr>
-          <w:ilvl w:val="0"/>
-          <w:numId w:val="12"/>
-        </w:numPr>
-        <w:tabs>
-          <w:tab w:val="clear" w:pos="360"/>
-          <w:tab w:val="left" w:pos="0"/>
-          <w:tab w:val="left" w:pos="540"/>
-        </w:tabs>
-        <w:spacing w:before="360" w:line="360" w:lineRule="auto"/>
-        <w:ind w:left="540" w:right="197" w:hanging="540"/>
-        <w:jc w:val="both"/>
-        <w:rPr>
-          <w:rFonts w:cs="Arial"/>
-          <w:color w:val="000000"/>
-          <w:lang w:val="en-GB" w:eastAsia="en-GB"/>
-        </w:rPr>
-      </w:pPr>
-      <w:r>
-        <w:rPr>
-          <w:rFonts w:cs="Arial"/>
-          <w:color w:val="000000"/>
-          <w:lang w:val="en-GB" w:eastAsia="en-GB"/>
-        </w:rPr>
-        <w:t xml:space="preserve">I have made reasonable enquiries of the Applicant to establish whether the relevant circumstances have been disclosed, and to the best of my knowledge every affidavit filed in support of this application discloses all said circumstances; and </w:t>
-      </w:r>
-    </w:p>
-    <w:p>
-      <w:pPr>
-        <w:numPr>
-          <w:ilvl w:val="0"/>
-          <w:numId w:val="12"/>
-        </w:numPr>
-        <w:tabs>
-          <w:tab w:val="clear" w:pos="360"/>
-          <w:tab w:val="left" w:pos="0"/>
-          <w:tab w:val="left" w:pos="540"/>
-        </w:tabs>
-        <w:spacing w:before="360" w:line="360" w:lineRule="auto"/>
-        <w:ind w:left="540" w:right="197" w:hanging="540"/>
-        <w:jc w:val="both"/>
-        <w:rPr>
-          <w:rFonts w:cs="Arial"/>
-          <w:color w:val="000000"/>
-          <w:lang w:val="en-GB" w:eastAsia="en-GB"/>
-        </w:rPr>
-      </w:pPr>
-      <w:r>
-        <w:rPr>
-          <w:rFonts w:cs="Arial"/>
-          <w:color w:val="000000"/>
-          <w:lang w:val="en-GB" w:eastAsia="en-GB"/>
-        </w:rPr>
-        <w:t xml:space="preserve">I am satisfied― </w:t>
-      </w:r>
-    </w:p>
-    <w:p>
-      <w:pPr>
-        <w:numPr>
-          <w:ilvl w:val="0"/>
-          <w:numId w:val="13"/>
-        </w:numPr>
-        <w:autoSpaceDE w:val="0"/>
-        <w:autoSpaceDN w:val="0"/>
-        <w:adjustRightInd w:val="0"/>
-        <w:spacing w:line="360" w:lineRule="auto"/>
-        <w:rPr>
-          <w:rFonts w:cs="Arial"/>
-          <w:color w:val="000000"/>
-          <w:lang w:val="en-GB" w:eastAsia="en-GB"/>
-        </w:rPr>
-      </w:pPr>
-      <w:r>
-        <w:rPr>
-          <w:rFonts w:cs="Arial"/>
-          <w:color w:val="000000"/>
-          <w:lang w:val="en-GB" w:eastAsia="en-GB"/>
-        </w:rPr>
-        <w:t xml:space="preserve">that the application and every affidavit comply with the requirements of the Family Violence Act 2018 and the Family Courts Rules 2002; and </w:t>
-      </w:r>
-    </w:p>
-    <w:p>
-      <w:pPr>
-        <w:numPr>
-          <w:ilvl w:val="0"/>
-          <w:numId w:val="13"/>
-        </w:numPr>
-        <w:autoSpaceDE w:val="0"/>
-        <w:autoSpaceDN w:val="0"/>
-        <w:adjustRightInd w:val="0"/>
-        <w:spacing w:line="360" w:lineRule="auto"/>
-        <w:rPr>
-          <w:rFonts w:cs="Arial"/>
-          <w:color w:val="000000"/>
-          <w:lang w:val="en-GB" w:eastAsia="en-GB"/>
-        </w:rPr>
-      </w:pPr>
-      <w:r>
-        <w:rPr>
-          <w:rFonts w:cs="Arial"/>
-          <w:color w:val="000000"/>
-          <w:lang w:val="en-GB" w:eastAsia="en-GB"/>
-        </w:rPr>
-        <w:t xml:space="preserve">that the order sought ought to be made (or that the orders sought are orders that ought to be made). </w:t>
-      </w:r>
-    </w:p>
-    <w:p>
+    <w:p ns2:paraId="05284ECC" ns2:textId="77777777">
       <w:pPr>
         <w:pStyle w:val="paragraph"/>
         <w:spacing w:before="0" w:beforeAutospacing="0" w:after="0" w:afterAutospacing="0"/>
+        <w:ind w:right="195"/>
+        <w:jc w:val="center"/>
         <w:textAlignment w:val="baseline"/>
-      </w:pPr>
-      <w:r>
-        <w:t> </w:t>
-      </w:r>
-    </w:p>
-    <w:p>
+        <w:rPr>
+          <w:rFonts w:ascii="Segoe UI" w:hAnsi="Segoe UI" w:cs="Segoe UI"/>
+          <w:sz w:val="18"/>
+          <w:szCs w:val="18"/>
+        </w:rPr>
+      </w:pPr>
+      <w:r>
+        <w:rPr>
+          <w:rStyle w:val="eop"/>
+          <w:rFonts w:ascii="Arial" w:hAnsi="Arial" w:cs="Arial"/>
+        </w:rPr>
+        <w:t> </w:t>
+      </w:r>
+    </w:p>
+    <w:p ns2:paraId="76639669" ns2:textId="77777777">
+      <w:pPr>
+        <w:pStyle w:val="paragraph"/>
+        <w:spacing w:before="0" w:beforeAutospacing="0" w:after="0" w:afterAutospacing="0"/>
+        <w:ind w:right="195"/>
+        <w:jc w:val="center"/>
+        <w:textAlignment w:val="baseline"/>
+        <w:rPr>
+          <w:rFonts w:ascii="Segoe UI" w:hAnsi="Segoe UI" w:cs="Segoe UI"/>
+          <w:sz w:val="18"/>
+          <w:szCs w:val="18"/>
+        </w:rPr>
+      </w:pPr>
+      <w:r>
+        <w:rPr>
+          <w:rStyle w:val="eop"/>
+          <w:rFonts w:ascii="Arial" w:hAnsi="Arial" w:cs="Arial"/>
+        </w:rPr>
+        <w:t> </w:t>
+      </w:r>
+    </w:p>
+    <w:p ns2:paraId="658E4416" ns2:textId="77777777">
+      <w:pPr>
+        <w:pStyle w:val="paragraph"/>
+        <w:spacing w:before="0" w:beforeAutospacing="0" w:after="0" w:afterAutospacing="0"/>
+        <w:ind w:right="195"/>
+        <w:textAlignment w:val="baseline"/>
+        <w:rPr>
+          <w:rFonts w:ascii="Segoe UI" w:hAnsi="Segoe UI" w:cs="Segoe UI"/>
+          <w:sz w:val="18"/>
+          <w:szCs w:val="18"/>
+        </w:rPr>
+      </w:pPr>
+      <w:r>
+        <w:rPr>
+          <w:rStyle w:val="normaltextrun"/>
+          <w:rFonts w:ascii="Arial" w:hAnsi="Arial" w:cs="Arial"/>
+          <w:lang w:val="en-GB"/>
+        </w:rPr>
+        <w:t>I hereby appoint ...............day the           day of                                2026</w:t>
+      </w:r>
+      <w:r>
+        <w:rPr>
+          <w:rStyle w:val="apple-converted-space"/>
+          <w:rFonts w:ascii="Arial" w:hAnsi="Arial" w:cs="Arial"/>
+          <w:lang w:val="en-GB"/>
+        </w:rPr>
+        <w:t> </w:t>
+      </w:r>
+      <w:r>
+        <w:rPr>
+          <w:rStyle w:val="normaltextrun"/>
+          <w:rFonts w:ascii="Arial" w:hAnsi="Arial" w:cs="Arial"/>
+          <w:lang w:val="en-GB"/>
+        </w:rPr>
+        <w:t>at      am/pm at the District Court at</w:t>
+      </w:r>
+      <w:r>
+        <w:rPr>
+          <w:rStyle w:val="apple-converted-space"/>
+          <w:rFonts w:ascii="Arial" w:hAnsi="Arial" w:cs="Arial"/>
+          <w:lang w:val="en-GB"/>
+        </w:rPr>
+        <w:t> </w:t>
+      </w:r>
+      <w:r>
+        <w:rPr>
+          <w:rStyle w:val="normaltextrun"/>
+          <w:rFonts w:ascii="Arial" w:hAnsi="Arial" w:cs="Arial"/>
+          <w:lang w:val="en-GB"/>
+        </w:rPr>
+        <w:t>North Shore</w:t>
+      </w:r>
+      <w:r>
+        <w:rPr>
+          <w:rStyle w:val="apple-converted-space"/>
+          <w:rFonts w:ascii="Arial" w:hAnsi="Arial" w:cs="Arial"/>
+          <w:lang w:val="en-GB"/>
+        </w:rPr>
+        <w:t> </w:t>
+      </w:r>
+      <w:r>
+        <w:rPr>
+          <w:rStyle w:val="normaltextrun"/>
+          <w:rFonts w:ascii="Arial" w:hAnsi="Arial" w:cs="Arial"/>
+          <w:lang w:val="en-GB"/>
+        </w:rPr>
+        <w:t>for the hearing of above application. </w:t>
+      </w:r>
+      <w:r>
+        <w:rPr>
+          <w:rStyle w:val="eop"/>
+          <w:rFonts w:ascii="Arial" w:hAnsi="Arial" w:cs="Arial"/>
+        </w:rPr>
+        <w:t> </w:t>
+      </w:r>
+    </w:p>
+    <w:p ns2:paraId="1DD6E945" ns2:textId="77777777">
       <w:pPr>
         <w:pStyle w:val="paragraph"/>
         <w:spacing w:before="0" w:beforeAutospacing="0" w:after="0" w:afterAutospacing="0"/>
@@ -2125,7 +3171,7 @@
         <w:t> </w:t>
       </w:r>
     </w:p>
-    <w:p>
+    <w:p ns2:paraId="58BFB769" ns2:textId="77777777">
       <w:pPr>
         <w:pStyle w:val="paragraph"/>
         <w:spacing w:before="0" w:beforeAutospacing="0" w:after="0" w:afterAutospacing="0"/>
@@ -2144,7 +3190,7 @@
           <w:rFonts w:ascii="Arial" w:hAnsi="Arial" w:cs="Arial"/>
           <w:lang w:val="en-GB"/>
         </w:rPr>
-        <w:t>...................................................</w:t>
+        <w:t> ...................................................</w:t>
       </w:r>
       <w:r>
         <w:rPr>
@@ -2154,7 +3200,7 @@
         <w:t> </w:t>
       </w:r>
     </w:p>
-    <w:p>
+    <w:p ns2:paraId="4DEC0B97" ns2:textId="77777777">
       <w:pPr>
         <w:pStyle w:val="paragraph"/>
         <w:spacing w:before="0" w:beforeAutospacing="0" w:after="0" w:afterAutospacing="0"/>
@@ -2173,7 +3219,7 @@
           <w:rFonts w:ascii="Arial" w:hAnsi="Arial" w:cs="Arial"/>
           <w:lang w:val="en-GB"/>
         </w:rPr>
-        <w:t>Counsel for Applicant</w:t>
+        <w:t>Deputy Registrar</w:t>
       </w:r>
       <w:r>
         <w:rPr>
@@ -2183,7 +3229,7 @@
         <w:t> </w:t>
       </w:r>
     </w:p>
-    <w:p>
+    <w:p ns2:paraId="73856E87" ns2:textId="77777777">
       <w:pPr>
         <w:pStyle w:val="paragraph"/>
         <w:spacing w:before="0" w:beforeAutospacing="0" w:after="0" w:afterAutospacing="0"/>
@@ -2204,7 +3250,7 @@
         <w:t> </w:t>
       </w:r>
     </w:p>
-    <w:p>
+    <w:p ns2:paraId="60EE269B" ns2:textId="77777777">
       <w:pPr>
         <w:pStyle w:val="paragraph"/>
         <w:spacing w:before="0" w:beforeAutospacing="0" w:after="0" w:afterAutospacing="0"/>
@@ -2225,7 +3271,7 @@
         <w:t> </w:t>
       </w:r>
     </w:p>
-    <w:p>
+    <w:p ns2:paraId="2B4BE200" ns2:textId="77777777">
       <w:pPr>
         <w:pStyle w:val="paragraph"/>
         <w:spacing w:before="0" w:beforeAutospacing="0" w:after="0" w:afterAutospacing="0"/>
@@ -2244,7 +3290,7 @@
           <w:rFonts w:ascii="Arial" w:hAnsi="Arial" w:cs="Arial"/>
           <w:lang w:val="en-GB"/>
         </w:rPr>
-        <w:t>...................................................</w:t>
+        <w:t>....................................................</w:t>
       </w:r>
       <w:r>
         <w:rPr>
@@ -2254,7 +3300,7 @@
         <w:t> </w:t>
       </w:r>
     </w:p>
-    <w:p>
+    <w:p ns2:paraId="1929DDBD" ns2:textId="77777777">
       <w:pPr>
         <w:pStyle w:val="paragraph"/>
         <w:spacing w:before="0" w:beforeAutospacing="0" w:after="0" w:afterAutospacing="0"/>
@@ -2283,167 +3329,7 @@
         <w:t> </w:t>
       </w:r>
     </w:p>
-    <w:p>
-      <w:pPr>
-        <w:pStyle w:val="paragraph"/>
-        <w:spacing w:before="0" w:beforeAutospacing="0" w:after="0" w:afterAutospacing="0"/>
-        <w:ind w:right="195"/>
-        <w:jc w:val="center"/>
-        <w:textAlignment w:val="baseline"/>
-        <w:rPr>
-          <w:rFonts w:ascii="Segoe UI" w:hAnsi="Segoe UI" w:cs="Segoe UI"/>
-          <w:sz w:val="18"/>
-          <w:szCs w:val="18"/>
-        </w:rPr>
-      </w:pPr>
-      <w:r>
-        <w:rPr>
-          <w:rStyle w:val="normaltextrun"/>
-          <w:rFonts w:ascii="Arial" w:hAnsi="Arial" w:cs="Arial"/>
-          <w:b/>
-          <w:bCs/>
-          <w:lang w:val="en-GB"/>
-        </w:rPr>
-        <w:br w:type="page"/>
-      </w:r>
-      <w:r>
-        <w:rPr>
-          <w:rStyle w:val="normaltextrun"/>
-          <w:rFonts w:ascii="Arial" w:hAnsi="Arial" w:cs="Arial"/>
-          <w:b/>
-          <w:bCs/>
-          <w:lang w:val="en-GB"/>
-        </w:rPr>
-        <w:lastRenderedPageBreak/>
-        <w:t>DATE OF HEARING</w:t>
-      </w:r>
-      <w:r>
-        <w:rPr>
-          <w:rStyle w:val="eop"/>
-          <w:rFonts w:ascii="Arial" w:hAnsi="Arial" w:cs="Arial"/>
-        </w:rPr>
-        <w:t> </w:t>
-      </w:r>
-    </w:p>
-    <w:p>
-      <w:pPr>
-        <w:pStyle w:val="paragraph"/>
-        <w:spacing w:before="0" w:beforeAutospacing="0" w:after="0" w:afterAutospacing="0"/>
-        <w:ind w:right="195"/>
-        <w:jc w:val="center"/>
-        <w:textAlignment w:val="baseline"/>
-        <w:rPr>
-          <w:rFonts w:ascii="Segoe UI" w:hAnsi="Segoe UI" w:cs="Segoe UI"/>
-          <w:sz w:val="18"/>
-          <w:szCs w:val="18"/>
-        </w:rPr>
-      </w:pPr>
-      <w:r>
-        <w:rPr>
-          <w:rStyle w:val="eop"/>
-          <w:rFonts w:ascii="Arial" w:hAnsi="Arial" w:cs="Arial"/>
-        </w:rPr>
-        <w:t> </w:t>
-      </w:r>
-    </w:p>
-    <w:p>
-      <w:pPr>
-        <w:pStyle w:val="paragraph"/>
-        <w:spacing w:before="0" w:beforeAutospacing="0" w:after="0" w:afterAutospacing="0"/>
-        <w:ind w:right="195"/>
-        <w:jc w:val="center"/>
-        <w:textAlignment w:val="baseline"/>
-        <w:rPr>
-          <w:rFonts w:ascii="Segoe UI" w:hAnsi="Segoe UI" w:cs="Segoe UI"/>
-          <w:sz w:val="18"/>
-          <w:szCs w:val="18"/>
-        </w:rPr>
-      </w:pPr>
-      <w:r>
-        <w:rPr>
-          <w:rStyle w:val="eop"/>
-          <w:rFonts w:ascii="Arial" w:hAnsi="Arial" w:cs="Arial"/>
-        </w:rPr>
-        <w:t> </w:t>
-      </w:r>
-    </w:p>
-    <w:p>
-      <w:pPr>
-        <w:pStyle w:val="paragraph"/>
-        <w:spacing w:before="0" w:beforeAutospacing="0" w:after="0" w:afterAutospacing="0"/>
-        <w:ind w:right="195"/>
-        <w:textAlignment w:val="baseline"/>
-        <w:rPr>
-          <w:rFonts w:ascii="Segoe UI" w:hAnsi="Segoe UI" w:cs="Segoe UI"/>
-          <w:sz w:val="18"/>
-          <w:szCs w:val="18"/>
-        </w:rPr>
-      </w:pPr>
-      <w:r>
-        <w:rPr>
-          <w:rStyle w:val="normaltextrun"/>
-          <w:rFonts w:ascii="Arial" w:hAnsi="Arial" w:cs="Arial"/>
-          <w:lang w:val="en-GB"/>
-        </w:rPr>
-        <w:t>I hereby appoint ...............day the           day of                                2026</w:t>
-      </w:r>
-      <w:r>
-        <w:rPr>
-          <w:rStyle w:val="apple-converted-space"/>
-          <w:rFonts w:ascii="Arial" w:hAnsi="Arial" w:cs="Arial"/>
-          <w:lang w:val="en-GB"/>
-        </w:rPr>
-        <w:t> </w:t>
-      </w:r>
-      <w:r>
-        <w:rPr>
-          <w:rStyle w:val="normaltextrun"/>
-          <w:rFonts w:ascii="Arial" w:hAnsi="Arial" w:cs="Arial"/>
-          <w:lang w:val="en-GB"/>
-        </w:rPr>
-        <w:t>at      am/pm at the District Court at</w:t>
-      </w:r>
-      <w:r>
-        <w:rPr>
-          <w:rStyle w:val="apple-converted-space"/>
-          <w:rFonts w:ascii="Arial" w:hAnsi="Arial" w:cs="Arial"/>
-          <w:lang w:val="en-GB"/>
-        </w:rPr>
-        <w:t> </w:t>
-      </w:r>
-      <w:r>
-        <w:rPr>
-          <w:rStyle w:val="normaltextrun"/>
-          <w:rFonts w:ascii="Arial" w:hAnsi="Arial" w:cs="Arial"/>
-          <w:lang w:val="en-GB"/>
-        </w:rPr>
-        <w:t>{{English_court_name}}</w:t>
-      </w:r>
-      <w:r>
-        <w:rPr>
-          <w:rStyle w:val="apple-converted-space"/>
-          <w:rFonts w:ascii="Arial" w:hAnsi="Arial" w:cs="Arial"/>
-          <w:lang w:val="en-GB"/>
-        </w:rPr>
-        <w:t> </w:t>
-      </w:r>
-      <w:r>
-        <w:rPr>
-          <w:rStyle w:val="normaltextrun"/>
-          <w:rFonts w:ascii="Arial" w:hAnsi="Arial" w:cs="Arial"/>
-          <w:lang w:val="en-GB"/>
-        </w:rPr>
-        <w:t>for the hearing of above application. </w:t>
-      </w:r>
-      <w:r>
-        <w:rPr>
-          <w:rStyle w:val="eop"/>
-          <w:rFonts w:ascii="Arial" w:hAnsi="Arial" w:cs="Arial"/>
-        </w:rPr>
-        <w:t> </w:t>
-      </w:r>
-    </w:p>
-    <w:p>
+    <w:p ns2:paraId="762C56ED" ns2:textId="77777777">
       <w:pPr>
         <w:pStyle w:val="paragraph"/>
         <w:spacing w:before="0" w:beforeAutospacing="0" w:after="0" w:afterAutospacing="0"/>
@@ -2464,186 +3350,7 @@
         <w:t> </w:t>
       </w:r>
     </w:p>
-    <w:p>
-      <w:pPr>
-        <w:pStyle w:val="paragraph"/>
-        <w:spacing w:before="0" w:beforeAutospacing="0" w:after="0" w:afterAutospacing="0"/>
-        <w:ind w:right="195"/>
-        <w:jc w:val="both"/>
-        <w:textAlignment w:val="baseline"/>
-        <w:rPr>
-          <w:rFonts w:ascii="Segoe UI" w:hAnsi="Segoe UI" w:cs="Segoe UI"/>
-          <w:sz w:val="18"/>
-          <w:szCs w:val="18"/>
-        </w:rPr>
-      </w:pPr>
-      <w:r>
-        <w:rPr>
-          <w:rStyle w:val="normaltextrun"/>
-          <w:rFonts w:ascii="Arial" w:hAnsi="Arial" w:cs="Arial"/>
-          <w:lang w:val="en-GB"/>
-        </w:rPr>
-        <w:t> ...................................................</w:t>
-      </w:r>
-      <w:r>
-        <w:rPr>
-          <w:rStyle w:val="eop"/>
-          <w:rFonts w:ascii="Arial" w:hAnsi="Arial" w:cs="Arial"/>
-        </w:rPr>
-        <w:t> </w:t>
-      </w:r>
-    </w:p>
-    <w:p>
-      <w:pPr>
-        <w:pStyle w:val="paragraph"/>
-        <w:spacing w:before="0" w:beforeAutospacing="0" w:after="0" w:afterAutospacing="0"/>
-        <w:ind w:right="195"/>
-        <w:jc w:val="both"/>
-        <w:textAlignment w:val="baseline"/>
-        <w:rPr>
-          <w:rFonts w:ascii="Segoe UI" w:hAnsi="Segoe UI" w:cs="Segoe UI"/>
-          <w:sz w:val="18"/>
-          <w:szCs w:val="18"/>
-        </w:rPr>
-      </w:pPr>
-      <w:r>
-        <w:rPr>
-          <w:rStyle w:val="normaltextrun"/>
-          <w:rFonts w:ascii="Arial" w:hAnsi="Arial" w:cs="Arial"/>
-          <w:lang w:val="en-GB"/>
-        </w:rPr>
-        <w:t>Deputy Registrar</w:t>
-      </w:r>
-      <w:r>
-        <w:rPr>
-          <w:rStyle w:val="eop"/>
-          <w:rFonts w:ascii="Arial" w:hAnsi="Arial" w:cs="Arial"/>
-        </w:rPr>
-        <w:t> </w:t>
-      </w:r>
-    </w:p>
-    <w:p>
-      <w:pPr>
-        <w:pStyle w:val="paragraph"/>
-        <w:spacing w:before="0" w:beforeAutospacing="0" w:after="0" w:afterAutospacing="0"/>
-        <w:ind w:right="195"/>
-        <w:jc w:val="both"/>
-        <w:textAlignment w:val="baseline"/>
-        <w:rPr>
-          <w:rFonts w:ascii="Segoe UI" w:hAnsi="Segoe UI" w:cs="Segoe UI"/>
-          <w:sz w:val="18"/>
-          <w:szCs w:val="18"/>
-        </w:rPr>
-      </w:pPr>
-      <w:r>
-        <w:rPr>
-          <w:rStyle w:val="eop"/>
-          <w:rFonts w:ascii="Arial" w:hAnsi="Arial" w:cs="Arial"/>
-        </w:rPr>
-        <w:t> </w:t>
-      </w:r>
-    </w:p>
-    <w:p>
-      <w:pPr>
-        <w:pStyle w:val="paragraph"/>
-        <w:spacing w:before="0" w:beforeAutospacing="0" w:after="0" w:afterAutospacing="0"/>
-        <w:ind w:right="195"/>
-        <w:jc w:val="both"/>
-        <w:textAlignment w:val="baseline"/>
-        <w:rPr>
-          <w:rFonts w:ascii="Segoe UI" w:hAnsi="Segoe UI" w:cs="Segoe UI"/>
-          <w:sz w:val="18"/>
-          <w:szCs w:val="18"/>
-        </w:rPr>
-      </w:pPr>
-      <w:r>
-        <w:rPr>
-          <w:rStyle w:val="eop"/>
-          <w:rFonts w:ascii="Arial" w:hAnsi="Arial" w:cs="Arial"/>
-        </w:rPr>
-        <w:t> </w:t>
-      </w:r>
-    </w:p>
-    <w:p>
-      <w:pPr>
-        <w:pStyle w:val="paragraph"/>
-        <w:spacing w:before="0" w:beforeAutospacing="0" w:after="0" w:afterAutospacing="0"/>
-        <w:ind w:right="195"/>
-        <w:jc w:val="both"/>
-        <w:textAlignment w:val="baseline"/>
-        <w:rPr>
-          <w:rFonts w:ascii="Segoe UI" w:hAnsi="Segoe UI" w:cs="Segoe UI"/>
-          <w:sz w:val="18"/>
-          <w:szCs w:val="18"/>
-        </w:rPr>
-      </w:pPr>
-      <w:r>
-        <w:rPr>
-          <w:rStyle w:val="normaltextrun"/>
-          <w:rFonts w:ascii="Arial" w:hAnsi="Arial" w:cs="Arial"/>
-          <w:lang w:val="en-GB"/>
-        </w:rPr>
-        <w:t>....................................................</w:t>
-      </w:r>
-      <w:r>
-        <w:rPr>
-          <w:rStyle w:val="eop"/>
-          <w:rFonts w:ascii="Arial" w:hAnsi="Arial" w:cs="Arial"/>
-        </w:rPr>
-        <w:t> </w:t>
-      </w:r>
-    </w:p>
-    <w:p>
-      <w:pPr>
-        <w:pStyle w:val="paragraph"/>
-        <w:spacing w:before="0" w:beforeAutospacing="0" w:after="0" w:afterAutospacing="0"/>
-        <w:ind w:right="195"/>
-        <w:jc w:val="both"/>
-        <w:textAlignment w:val="baseline"/>
-        <w:rPr>
-          <w:rFonts w:ascii="Segoe UI" w:hAnsi="Segoe UI" w:cs="Segoe UI"/>
-          <w:sz w:val="18"/>
-          <w:szCs w:val="18"/>
-        </w:rPr>
-      </w:pPr>
-      <w:r>
-        <w:rPr>
-          <w:rStyle w:val="normaltextrun"/>
-          <w:rFonts w:ascii="Arial" w:hAnsi="Arial" w:cs="Arial"/>
-          <w:lang w:val="en-GB"/>
-        </w:rPr>
-        <w:t>Date</w:t>
-      </w:r>
-      <w:r>
-        <w:rPr>
-          <w:rStyle w:val="eop"/>
-          <w:rFonts w:ascii="Arial" w:hAnsi="Arial" w:cs="Arial"/>
-        </w:rPr>
-        <w:t> </w:t>
-      </w:r>
-    </w:p>
-    <w:p>
-      <w:pPr>
-        <w:pStyle w:val="paragraph"/>
-        <w:spacing w:before="0" w:beforeAutospacing="0" w:after="0" w:afterAutospacing="0"/>
-        <w:ind w:right="195"/>
-        <w:jc w:val="both"/>
-        <w:textAlignment w:val="baseline"/>
-        <w:rPr>
-          <w:rFonts w:ascii="Segoe UI" w:hAnsi="Segoe UI" w:cs="Segoe UI"/>
-          <w:sz w:val="18"/>
-          <w:szCs w:val="18"/>
-        </w:rPr>
-      </w:pPr>
-      <w:r>
-        <w:rPr>
-          <w:rStyle w:val="eop"/>
-          <w:rFonts w:ascii="Arial" w:hAnsi="Arial" w:cs="Arial"/>
-        </w:rPr>
-        <w:t> </w:t>
-      </w:r>
-    </w:p>
-    <w:p>
+    <w:p ns2:paraId="1E0FB5F0" ns2:textId="77777777">
       <w:pPr>
         <w:pStyle w:val="paragraph"/>
         <w:spacing w:before="0" w:beforeAutospacing="0" w:after="0" w:afterAutospacing="0"/>
@@ -2663,7 +3370,7 @@
         <w:t> </w:t>
       </w:r>
     </w:p>
-    <w:p>
+    <w:p ns2:paraId="5BC38AFB" ns2:textId="77777777">
       <w:pPr>
         <w:pStyle w:val="paragraph"/>
         <w:spacing w:before="0" w:beforeAutospacing="0" w:after="0" w:afterAutospacing="0"/>
@@ -2682,7 +3389,7 @@
         <w:t> </w:t>
       </w:r>
     </w:p>
-    <w:p>
+    <w:p ns2:paraId="1E5B1712" ns2:textId="2ED0D878">
       <w:pPr>
         <w:spacing w:line="240" w:lineRule="atLeast"/>
         <w:ind w:right="-136"/>
@@ -2697,7 +3404,7 @@
         </w:sectPr>
       </w:pPr>
     </w:p>
-    <w:p>
+    <w:p ns2:paraId="6BEA5EF6" ns2:textId="77777777">
       <w:pPr>
         <w:tabs>
           <w:tab w:val="left" w:pos="0"/>
@@ -2710,7 +3417,7 @@
         </w:rPr>
       </w:pPr>
     </w:p>
-    <w:p>
+    <w:p ns2:paraId="6F2CC942" ns2:textId="77777777">
       <w:pPr>
         <w:rPr>
           <w:szCs w:val="24"/>
@@ -2728,7 +3435,7 @@
 </file>
 
 <file path=word/numbering.xml><?xml version="1.0" encoding="utf-8"?>
-<w:numbering xmlns:wpc="http://schemas.microsoft.com/office/word/2010/wordprocessingCanvas" xmlns:cx="http://schemas.microsoft.com/office/drawing/2014/chartex" xmlns:cx1="http://schemas.microsoft.com/office/drawing/2015/9/8/chartex" xmlns:cx2="http://schemas.microsoft.com/office/drawing/2015/10/21/chartex" xmlns:cx3="http://schemas.microsoft.com/office/drawing/2016/5/9/chartex" xmlns:cx4="http://schemas.microsoft.com/office/drawing/2016/5/10/chartex" xmlns:cx5="http://schemas.microsoft.com/office/drawing/2016/5/11/chartex" xmlns:cx6="http://schemas.microsoft.com/office/drawing/2016/5/12/chartex" xmlns:cx7="http://schemas.microsoft.com/office/drawing/2016/5/13/chartex" xmlns:cx8="http://schemas.microsoft.com/office/drawing/2016/5/14/chartex" xmlns:mc="http://schemas.openxmlformats.org/markup-compatibility/2006" xmlns:aink="http://schemas.microsoft.com/office/drawing/2016/ink" xmlns:am3d="http://schemas.microsoft.com/office/drawing/2017/model3d" xmlns:o="urn:schemas-microsoft-com:office:office" xmlns:oel="http://schemas.microsoft.com/office/2019/extlst" xmlns:r="http://schemas.openxmlformats.org/officeDocument/2006/relationships" xmlns:m="http://schemas.openxmlformats.org/officeDocument/2006/math" xmlns:v="urn:schemas-microsoft-com:vml" xmlns:wp14="http://schemas.microsoft.com/office/word/2010/wordprocessingDrawing" xmlns:wp="http://schemas.openxmlformats.org/drawingml/2006/wordprocessingDrawing" xmlns:w10="urn:schemas-microsoft-com:office:word" xmlns:w="http://schemas.openxmlformats.org/wordprocessingml/2006/main" xmlns:w14="http://schemas.microsoft.com/office/word/2010/wordml" xmlns:w15="http://schemas.microsoft.com/office/word/2012/wordml" xmlns:w16cex="http://schemas.microsoft.com/office/word/2018/wordml/cex" xmlns:w16cid="http://schemas.microsoft.com/office/word/2016/wordml/cid" xmlns:w16="http://schemas.microsoft.com/office/word/2018/wordml" xmlns:w16du="http://schemas.microsoft.com/office/word/2023/wordml/word16du" xmlns:w16sdtdh="http://schemas.microsoft.com/office/word/2020/wordml/sdtdatahash" xmlns:w16sdtfl="http://schemas.microsoft.com/office/word/2024/wordml/sdtformatlock" xmlns:w16se="http://schemas.microsoft.com/office/word/2015/wordml/symex" xmlns:wpg="http://schemas.microsoft.com/office/word/2010/wordprocessingGroup" xmlns:wpi="http://schemas.microsoft.com/office/word/2010/wordprocessingInk" xmlns:wne="http://schemas.microsoft.com/office/word/2006/wordml" xmlns:wps="http://schemas.microsoft.com/office/word/2010/wordprocessingShape" mc:Ignorable="w14 w15 w16se w16cid w16 w16cex w16sdtdh w16sdtfl w16du wp14">
+<w:numbering xmlns:wpc="http://schemas.microsoft.com/office/word/2010/wordprocessingCanvas" xmlns:cx="http://schemas.microsoft.com/office/drawing/2014/chartex" xmlns:cx1="http://schemas.microsoft.com/office/drawing/2015/9/8/chartex" xmlns:cx2="http://schemas.microsoft.com/office/drawing/2015/10/21/chartex" xmlns:cx3="http://schemas.microsoft.com/office/drawing/2016/5/9/chartex" xmlns:cx4="http://schemas.microsoft.com/office/drawing/2016/5/10/chartex" xmlns:cx5="http://schemas.microsoft.com/office/drawing/2016/5/11/chartex" xmlns:cx6="http://schemas.microsoft.com/office/drawing/2016/5/12/chartex" xmlns:cx7="http://schemas.microsoft.com/office/drawing/2016/5/13/chartex" xmlns:cx8="http://schemas.microsoft.com/office/drawing/2016/5/14/chartex" xmlns:mc="http://schemas.openxmlformats.org/markup-compatibility/2006" xmlns:m="http://schemas.openxmlformats.org/officeDocument/2006/math" xmlns:aink="http://schemas.microsoft.com/office/drawing/2016/ink" xmlns:am3d="http://schemas.microsoft.com/office/drawing/2017/model3d" xmlns:oel="http://schemas.microsoft.com/office/2019/extlst" xmlns:r="http://schemas.openxmlformats.org/officeDocument/2006/relationships" xmlns:wp14="http://schemas.microsoft.com/office/word/2010/wordprocessingDrawing" xmlns:wp="http://schemas.openxmlformats.org/drawingml/2006/wordprocessingDrawing" xmlns:wpg="http://schemas.microsoft.com/office/word/2010/wordprocessingGroup" xmlns:wpi="http://schemas.microsoft.com/office/word/2010/wordprocessingInk" xmlns:wps="http://schemas.microsoft.com/office/word/2010/wordprocessingShape" xmlns:o="urn:schemas-microsoft-com:office:office" xmlns:v="urn:schemas-microsoft-com:vml" xmlns:w10="urn:schemas-microsoft-com:office:word" xmlns:w="http://schemas.openxmlformats.org/wordprocessingml/2006/main" xmlns:w14="http://schemas.microsoft.com/office/word/2010/wordml" xmlns:w15="http://schemas.microsoft.com/office/word/2012/wordml" xmlns:w16cex="http://schemas.microsoft.com/office/word/2018/wordml/cex" xmlns:w16cid="http://schemas.microsoft.com/office/word/2016/wordml/cid" xmlns:w16="http://schemas.microsoft.com/office/word/2018/wordml" xmlns:w16sdtdh="http://schemas.microsoft.com/office/word/2020/wordml/sdtdatahash" xmlns:w16sdtfl="http://schemas.microsoft.com/office/word/2024/wordml/sdtformatlock" xmlns:w16se="http://schemas.microsoft.com/office/word/2015/wordml/symex" xmlns:w16du="http://schemas.microsoft.com/office/word/2023/wordml/word16du" xmlns:wne="http://schemas.microsoft.com/office/word/2006/wordml" mc:Ignorable="w14 w15 w16se w16cid w16 w16cex w16sdtdh w16sdtfl w16du wp14">
   <w:abstractNum w:abstractNumId="0" w15:restartNumberingAfterBreak="0">
     <w:nsid w:val="04317E48"/>
     <w:multiLevelType w:val="multilevel"/>
@@ -4348,9 +5055,9 @@
   <w:abstractNum w:abstractNumId="16" w15:restartNumberingAfterBreak="0">
     <w:nsid w:val="37D937D3"/>
     <w:multiLevelType w:val="multilevel"/>
-    <w:tmpl w:val="3E6626A6"/>
+    <w:tmpl w:val="A3C2C4AE"/>
     <w:lvl w:ilvl="0">
-      <w:start w:val="1"/>
+      <w:start w:val="2"/>
       <w:numFmt w:val="decimal"/>
       <w:lvlText w:val="%1."/>
       <w:lvlJc w:val="left"/>
@@ -5932,9 +6639,9 @@
   <w:abstractNum w:abstractNumId="29" w15:restartNumberingAfterBreak="0">
     <w:nsid w:val="6C500272"/>
     <w:multiLevelType w:val="multilevel"/>
-    <w:tmpl w:val="BC3E3AEA"/>
+    <w:tmpl w:val="13BC865A"/>
     <w:lvl w:ilvl="0">
-      <w:start w:val="2"/>
+      <w:start w:val="3"/>
       <w:numFmt w:val="decimal"/>
       <w:lvlText w:val="%1."/>
       <w:lvlJc w:val="left"/>
@@ -6510,7 +7217,7 @@
 </file>
 
 <file path=word/styles.xml><?xml version="1.0" encoding="utf-8"?>
-<w:styles xmlns:mc="http://schemas.openxmlformats.org/markup-compatibility/2006" xmlns:r="http://schemas.openxmlformats.org/officeDocument/2006/relationships" xmlns:w="http://schemas.openxmlformats.org/wordprocessingml/2006/main" xmlns:w14="http://schemas.microsoft.com/office/word/2010/wordml" xmlns:w15="http://schemas.microsoft.com/office/word/2012/wordml" xmlns:w16cex="http://schemas.microsoft.com/office/word/2018/wordml/cex" xmlns:w16cid="http://schemas.microsoft.com/office/word/2016/wordml/cid" xmlns:w16="http://schemas.microsoft.com/office/word/2018/wordml" xmlns:w16du="http://schemas.microsoft.com/office/word/2023/wordml/word16du" xmlns:w16sdtdh="http://schemas.microsoft.com/office/word/2020/wordml/sdtdatahash" xmlns:w16sdtfl="http://schemas.microsoft.com/office/word/2024/wordml/sdtformatlock" xmlns:w16se="http://schemas.microsoft.com/office/word/2015/wordml/symex" mc:Ignorable="w14 w15 w16se w16cid w16 w16cex w16sdtdh w16sdtfl w16du">
+<w:styles xmlns:mc="http://schemas.openxmlformats.org/markup-compatibility/2006" xmlns:r="http://schemas.openxmlformats.org/officeDocument/2006/relationships" xmlns:w="http://schemas.openxmlformats.org/wordprocessingml/2006/main" xmlns:w14="http://schemas.microsoft.com/office/word/2010/wordml" xmlns:w15="http://schemas.microsoft.com/office/word/2012/wordml" xmlns:w16cex="http://schemas.microsoft.com/office/word/2018/wordml/cex" xmlns:w16cid="http://schemas.microsoft.com/office/word/2016/wordml/cid" xmlns:w16="http://schemas.microsoft.com/office/word/2018/wordml" xmlns:w16sdtdh="http://schemas.microsoft.com/office/word/2020/wordml/sdtdatahash" xmlns:w16sdtfl="http://schemas.microsoft.com/office/word/2024/wordml/sdtformatlock" xmlns:w16se="http://schemas.microsoft.com/office/word/2015/wordml/symex" xmlns:w16du="http://schemas.microsoft.com/office/word/2023/wordml/word16du" mc:Ignorable="w14 w15 w16se w16cid w16 w16cex w16sdtdh w16sdtfl w16du">
   <w:docDefaults>
     <w:rPrDefault>
       <w:rPr>
@@ -6959,6 +7666,7 @@
   <w:style w:type="character" w:default="1" w:styleId="DefaultParagraphFont">
     <w:name w:val="Default Paragraph Font"/>
     <w:uiPriority w:val="1"/>
+    <w:semiHidden/>
     <w:unhideWhenUsed/>
   </w:style>
   <w:style w:type="table" w:default="1" w:styleId="TableNormal">
